--- a/onedrive/Thesis Draft - Daan Luttik - MBA - shared.docx
+++ b/onedrive/Thesis Draft - Daan Luttik - MBA - shared.docx
@@ -540,7 +540,7 @@
           <w:r>
             <w:fldChar w:fldCharType="separate"/>
           </w:r>
-          <w:hyperlink w:anchor="_Toc231935231" w:history="1">
+          <w:hyperlink w:anchor="_Toc233106413" w:history="1">
             <w:r>
               <w:rPr>
                 <w:rStyle w:val="Hyperlink"/>
@@ -567,7 +567,7 @@
                 <w:noProof/>
                 <w:webHidden/>
               </w:rPr>
-              <w:instrText xml:space="preserve"> PAGEREF _Toc231935231 \h </w:instrText>
+              <w:instrText xml:space="preserve"> PAGEREF _Toc233106413 \h </w:instrText>
             </w:r>
             <w:r>
               <w:rPr>
@@ -615,7 +615,7 @@
               <w14:ligatures w14:val="standardContextual"/>
             </w:rPr>
           </w:pPr>
-          <w:hyperlink w:anchor="_Toc231935232" w:history="1">
+          <w:hyperlink w:anchor="_Toc233106414" w:history="1">
             <w:r>
               <w:rPr>
                 <w:rStyle w:val="Hyperlink"/>
@@ -661,7 +661,7 @@
                 <w:noProof/>
                 <w:webHidden/>
               </w:rPr>
-              <w:instrText xml:space="preserve"> PAGEREF _Toc231935232 \h </w:instrText>
+              <w:instrText xml:space="preserve"> PAGEREF _Toc233106414 \h </w:instrText>
             </w:r>
             <w:r>
               <w:rPr>
@@ -681,7 +681,7 @@
                 <w:noProof/>
                 <w:webHidden/>
               </w:rPr>
-              <w:t>4</w:t>
+              <w:t>5</w:t>
             </w:r>
             <w:r>
               <w:rPr>
@@ -709,7 +709,7 @@
               <w14:ligatures w14:val="standardContextual"/>
             </w:rPr>
           </w:pPr>
-          <w:hyperlink w:anchor="_Toc231935233" w:history="1">
+          <w:hyperlink w:anchor="_Toc233106415" w:history="1">
             <w:r>
               <w:rPr>
                 <w:rStyle w:val="Hyperlink"/>
@@ -755,7 +755,7 @@
                 <w:noProof/>
                 <w:webHidden/>
               </w:rPr>
-              <w:instrText xml:space="preserve"> PAGEREF _Toc231935233 \h </w:instrText>
+              <w:instrText xml:space="preserve"> PAGEREF _Toc233106415 \h </w:instrText>
             </w:r>
             <w:r>
               <w:rPr>
@@ -775,7 +775,7 @@
                 <w:noProof/>
                 <w:webHidden/>
               </w:rPr>
-              <w:t>4</w:t>
+              <w:t>5</w:t>
             </w:r>
             <w:r>
               <w:rPr>
@@ -803,11 +803,12 @@
               <w14:ligatures w14:val="standardContextual"/>
             </w:rPr>
           </w:pPr>
-          <w:hyperlink w:anchor="_Toc231935234" w:history="1">
+          <w:hyperlink w:anchor="_Toc233106416" w:history="1">
             <w:r>
               <w:rPr>
                 <w:rStyle w:val="Hyperlink"/>
                 <w:noProof/>
+                <w:lang w:val="en-US"/>
               </w:rPr>
               <w:t>2.2.</w:t>
             </w:r>
@@ -827,6 +828,7 @@
               <w:rPr>
                 <w:rStyle w:val="Hyperlink"/>
                 <w:noProof/>
+                <w:lang w:val="en-US"/>
               </w:rPr>
               <w:t>On Agentic AI</w:t>
             </w:r>
@@ -849,7 +851,7 @@
                 <w:noProof/>
                 <w:webHidden/>
               </w:rPr>
-              <w:instrText xml:space="preserve"> PAGEREF _Toc231935234 \h </w:instrText>
+              <w:instrText xml:space="preserve"> PAGEREF _Toc233106416 \h </w:instrText>
             </w:r>
             <w:r>
               <w:rPr>
@@ -869,7 +871,7 @@
                 <w:noProof/>
                 <w:webHidden/>
               </w:rPr>
-              <w:t>8</w:t>
+              <w:t>9</w:t>
             </w:r>
             <w:r>
               <w:rPr>
@@ -897,11 +899,12 @@
               <w14:ligatures w14:val="standardContextual"/>
             </w:rPr>
           </w:pPr>
-          <w:hyperlink w:anchor="_Toc231935235" w:history="1">
+          <w:hyperlink w:anchor="_Toc233106417" w:history="1">
             <w:r>
               <w:rPr>
                 <w:rStyle w:val="Hyperlink"/>
                 <w:noProof/>
+                <w:lang w:val="en-US"/>
               </w:rPr>
               <w:t>2.3.</w:t>
             </w:r>
@@ -921,6 +924,7 @@
               <w:rPr>
                 <w:rStyle w:val="Hyperlink"/>
                 <w:noProof/>
+                <w:lang w:val="en-US"/>
               </w:rPr>
               <w:t>Value theory and value creation with agentic AI</w:t>
             </w:r>
@@ -943,7 +947,7 @@
                 <w:noProof/>
                 <w:webHidden/>
               </w:rPr>
-              <w:instrText xml:space="preserve"> PAGEREF _Toc231935235 \h </w:instrText>
+              <w:instrText xml:space="preserve"> PAGEREF _Toc233106417 \h </w:instrText>
             </w:r>
             <w:r>
               <w:rPr>
@@ -963,7 +967,7 @@
                 <w:noProof/>
                 <w:webHidden/>
               </w:rPr>
-              <w:t>9</w:t>
+              <w:t>10</w:t>
             </w:r>
             <w:r>
               <w:rPr>
@@ -991,11 +995,12 @@
               <w14:ligatures w14:val="standardContextual"/>
             </w:rPr>
           </w:pPr>
-          <w:hyperlink w:anchor="_Toc231935236" w:history="1">
+          <w:hyperlink w:anchor="_Toc233106418" w:history="1">
             <w:r>
               <w:rPr>
                 <w:rStyle w:val="Hyperlink"/>
                 <w:noProof/>
+                <w:lang w:val="en-US"/>
               </w:rPr>
               <w:t>2.4.</w:t>
             </w:r>
@@ -1015,6 +1020,7 @@
               <w:rPr>
                 <w:rStyle w:val="Hyperlink"/>
                 <w:noProof/>
+                <w:lang w:val="en-US"/>
               </w:rPr>
               <w:t>Learnings from earlier waves of digital transformation</w:t>
             </w:r>
@@ -1037,7 +1043,7 @@
                 <w:noProof/>
                 <w:webHidden/>
               </w:rPr>
-              <w:instrText xml:space="preserve"> PAGEREF _Toc231935236 \h </w:instrText>
+              <w:instrText xml:space="preserve"> PAGEREF _Toc233106418 \h </w:instrText>
             </w:r>
             <w:r>
               <w:rPr>
@@ -1057,7 +1063,7 @@
                 <w:noProof/>
                 <w:webHidden/>
               </w:rPr>
-              <w:t>10</w:t>
+              <w:t>11</w:t>
             </w:r>
             <w:r>
               <w:rPr>
@@ -1084,7 +1090,7 @@
               <w14:ligatures w14:val="standardContextual"/>
             </w:rPr>
           </w:pPr>
-          <w:hyperlink w:anchor="_Toc231935237" w:history="1">
+          <w:hyperlink w:anchor="_Toc233106419" w:history="1">
             <w:r>
               <w:rPr>
                 <w:rStyle w:val="Hyperlink"/>
@@ -1111,7 +1117,7 @@
                 <w:noProof/>
                 <w:webHidden/>
               </w:rPr>
-              <w:instrText xml:space="preserve"> PAGEREF _Toc231935237 \h </w:instrText>
+              <w:instrText xml:space="preserve"> PAGEREF _Toc233106419 \h </w:instrText>
             </w:r>
             <w:r>
               <w:rPr>
@@ -1131,7 +1137,7 @@
                 <w:noProof/>
                 <w:webHidden/>
               </w:rPr>
-              <w:t>11</w:t>
+              <w:t>12</w:t>
             </w:r>
             <w:r>
               <w:rPr>
@@ -1159,7 +1165,7 @@
               <w14:ligatures w14:val="standardContextual"/>
             </w:rPr>
           </w:pPr>
-          <w:hyperlink w:anchor="_Toc231935238" w:history="1">
+          <w:hyperlink w:anchor="_Toc233106420" w:history="1">
             <w:r>
               <w:rPr>
                 <w:rStyle w:val="Hyperlink"/>
@@ -1207,7 +1213,7 @@
                 <w:noProof/>
                 <w:webHidden/>
               </w:rPr>
-              <w:instrText xml:space="preserve"> PAGEREF _Toc231935238 \h </w:instrText>
+              <w:instrText xml:space="preserve"> PAGEREF _Toc233106420 \h </w:instrText>
             </w:r>
             <w:r>
               <w:rPr>
@@ -1227,7 +1233,7 @@
                 <w:noProof/>
                 <w:webHidden/>
               </w:rPr>
-              <w:t>12</w:t>
+              <w:t>13</w:t>
             </w:r>
             <w:r>
               <w:rPr>
@@ -1255,11 +1261,12 @@
               <w14:ligatures w14:val="standardContextual"/>
             </w:rPr>
           </w:pPr>
-          <w:hyperlink w:anchor="_Toc231935239" w:history="1">
+          <w:hyperlink w:anchor="_Toc233106421" w:history="1">
             <w:r>
               <w:rPr>
                 <w:rStyle w:val="Hyperlink"/>
                 <w:noProof/>
+                <w:lang w:val="en-US"/>
               </w:rPr>
               <w:t>3.1.</w:t>
             </w:r>
@@ -1279,6 +1286,7 @@
               <w:rPr>
                 <w:rStyle w:val="Hyperlink"/>
                 <w:noProof/>
+                <w:lang w:val="en-US"/>
               </w:rPr>
               <w:t>Research approach</w:t>
             </w:r>
@@ -1301,7 +1309,7 @@
                 <w:noProof/>
                 <w:webHidden/>
               </w:rPr>
-              <w:instrText xml:space="preserve"> PAGEREF _Toc231935239 \h </w:instrText>
+              <w:instrText xml:space="preserve"> PAGEREF _Toc233106421 \h </w:instrText>
             </w:r>
             <w:r>
               <w:rPr>
@@ -1321,7 +1329,7 @@
                 <w:noProof/>
                 <w:webHidden/>
               </w:rPr>
-              <w:t>12</w:t>
+              <w:t>13</w:t>
             </w:r>
             <w:r>
               <w:rPr>
@@ -1349,11 +1357,12 @@
               <w14:ligatures w14:val="standardContextual"/>
             </w:rPr>
           </w:pPr>
-          <w:hyperlink w:anchor="_Toc231935240" w:history="1">
+          <w:hyperlink w:anchor="_Toc233106422" w:history="1">
             <w:r>
               <w:rPr>
                 <w:rStyle w:val="Hyperlink"/>
                 <w:noProof/>
+                <w:lang w:val="en-US"/>
               </w:rPr>
               <w:t>3.2.</w:t>
             </w:r>
@@ -1373,6 +1382,7 @@
               <w:rPr>
                 <w:rStyle w:val="Hyperlink"/>
                 <w:noProof/>
+                <w:lang w:val="en-US"/>
               </w:rPr>
               <w:t>Data collection</w:t>
             </w:r>
@@ -1395,7 +1405,7 @@
                 <w:noProof/>
                 <w:webHidden/>
               </w:rPr>
-              <w:instrText xml:space="preserve"> PAGEREF _Toc231935240 \h </w:instrText>
+              <w:instrText xml:space="preserve"> PAGEREF _Toc233106422 \h </w:instrText>
             </w:r>
             <w:r>
               <w:rPr>
@@ -1415,7 +1425,7 @@
                 <w:noProof/>
                 <w:webHidden/>
               </w:rPr>
-              <w:t>12</w:t>
+              <w:t>13</w:t>
             </w:r>
             <w:r>
               <w:rPr>
@@ -1443,11 +1453,12 @@
               <w14:ligatures w14:val="standardContextual"/>
             </w:rPr>
           </w:pPr>
-          <w:hyperlink w:anchor="_Toc231935241" w:history="1">
+          <w:hyperlink w:anchor="_Toc233106423" w:history="1">
             <w:r>
               <w:rPr>
                 <w:rStyle w:val="Hyperlink"/>
                 <w:noProof/>
+                <w:lang w:val="en-US"/>
               </w:rPr>
               <w:t>3.3.</w:t>
             </w:r>
@@ -1467,6 +1478,7 @@
               <w:rPr>
                 <w:rStyle w:val="Hyperlink"/>
                 <w:noProof/>
+                <w:lang w:val="en-US"/>
               </w:rPr>
               <w:t>Intended sample and sample size</w:t>
             </w:r>
@@ -1489,7 +1501,7 @@
                 <w:noProof/>
                 <w:webHidden/>
               </w:rPr>
-              <w:instrText xml:space="preserve"> PAGEREF _Toc231935241 \h </w:instrText>
+              <w:instrText xml:space="preserve"> PAGEREF _Toc233106423 \h </w:instrText>
             </w:r>
             <w:r>
               <w:rPr>
@@ -1509,7 +1521,7 @@
                 <w:noProof/>
                 <w:webHidden/>
               </w:rPr>
-              <w:t>13</w:t>
+              <w:t>14</w:t>
             </w:r>
             <w:r>
               <w:rPr>
@@ -1537,7 +1549,7 @@
               <w14:ligatures w14:val="standardContextual"/>
             </w:rPr>
           </w:pPr>
-          <w:hyperlink w:anchor="_Toc231935242" w:history="1">
+          <w:hyperlink w:anchor="_Toc233106424" w:history="1">
             <w:r>
               <w:rPr>
                 <w:rStyle w:val="Hyperlink"/>
@@ -1583,7 +1595,7 @@
                 <w:noProof/>
                 <w:webHidden/>
               </w:rPr>
-              <w:instrText xml:space="preserve"> PAGEREF _Toc231935242 \h </w:instrText>
+              <w:instrText xml:space="preserve"> PAGEREF _Toc233106424 \h </w:instrText>
             </w:r>
             <w:r>
               <w:rPr>
@@ -1603,7 +1615,7 @@
                 <w:noProof/>
                 <w:webHidden/>
               </w:rPr>
-              <w:t>16</w:t>
+              <w:t>17</w:t>
             </w:r>
             <w:r>
               <w:rPr>
@@ -1631,7 +1643,7 @@
               <w14:ligatures w14:val="standardContextual"/>
             </w:rPr>
           </w:pPr>
-          <w:hyperlink w:anchor="_Toc231935243" w:history="1">
+          <w:hyperlink w:anchor="_Toc233106425" w:history="1">
             <w:r>
               <w:rPr>
                 <w:rStyle w:val="Hyperlink"/>
@@ -1677,7 +1689,7 @@
                 <w:noProof/>
                 <w:webHidden/>
               </w:rPr>
-              <w:instrText xml:space="preserve"> PAGEREF _Toc231935243 \h </w:instrText>
+              <w:instrText xml:space="preserve"> PAGEREF _Toc233106425 \h </w:instrText>
             </w:r>
             <w:r>
               <w:rPr>
@@ -1697,7 +1709,7 @@
                 <w:noProof/>
                 <w:webHidden/>
               </w:rPr>
-              <w:t>18</w:t>
+              <w:t>21</w:t>
             </w:r>
             <w:r>
               <w:rPr>
@@ -1725,7 +1737,7 @@
               <w14:ligatures w14:val="standardContextual"/>
             </w:rPr>
           </w:pPr>
-          <w:hyperlink w:anchor="_Toc231935244" w:history="1">
+          <w:hyperlink w:anchor="_Toc233106426" w:history="1">
             <w:r>
               <w:rPr>
                 <w:rStyle w:val="Hyperlink"/>
@@ -1750,7 +1762,7 @@
                 <w:rStyle w:val="Hyperlink"/>
                 <w:noProof/>
               </w:rPr>
-              <w:t>Observing</w:t>
+              <w:t>Observing external conditions</w:t>
             </w:r>
             <w:r>
               <w:rPr>
@@ -1771,7 +1783,7 @@
                 <w:noProof/>
                 <w:webHidden/>
               </w:rPr>
-              <w:instrText xml:space="preserve"> PAGEREF _Toc231935244 \h </w:instrText>
+              <w:instrText xml:space="preserve"> PAGEREF _Toc233106426 \h </w:instrText>
             </w:r>
             <w:r>
               <w:rPr>
@@ -1791,7 +1803,7 @@
                 <w:noProof/>
                 <w:webHidden/>
               </w:rPr>
-              <w:t>21</w:t>
+              <w:t>22</w:t>
             </w:r>
             <w:r>
               <w:rPr>
@@ -1819,7 +1831,7 @@
               <w14:ligatures w14:val="standardContextual"/>
             </w:rPr>
           </w:pPr>
-          <w:hyperlink w:anchor="_Toc231935245" w:history="1">
+          <w:hyperlink w:anchor="_Toc233106427" w:history="1">
             <w:r>
               <w:rPr>
                 <w:rStyle w:val="Hyperlink"/>
@@ -1844,7 +1856,7 @@
                 <w:rStyle w:val="Hyperlink"/>
                 <w:noProof/>
               </w:rPr>
-              <w:t>The organizational context</w:t>
+              <w:t>Navigating the organizational context</w:t>
             </w:r>
             <w:r>
               <w:rPr>
@@ -1865,7 +1877,7 @@
                 <w:noProof/>
                 <w:webHidden/>
               </w:rPr>
-              <w:instrText xml:space="preserve"> PAGEREF _Toc231935245 \h </w:instrText>
+              <w:instrText xml:space="preserve"> PAGEREF _Toc233106427 \h </w:instrText>
             </w:r>
             <w:r>
               <w:rPr>
@@ -1913,7 +1925,7 @@
               <w14:ligatures w14:val="standardContextual"/>
             </w:rPr>
           </w:pPr>
-          <w:hyperlink w:anchor="_Toc231935246" w:history="1">
+          <w:hyperlink w:anchor="_Toc233106428" w:history="1">
             <w:r>
               <w:rPr>
                 <w:rStyle w:val="Hyperlink"/>
@@ -1959,7 +1971,7 @@
                 <w:noProof/>
                 <w:webHidden/>
               </w:rPr>
-              <w:instrText xml:space="preserve"> PAGEREF _Toc231935246 \h </w:instrText>
+              <w:instrText xml:space="preserve"> PAGEREF _Toc233106428 \h </w:instrText>
             </w:r>
             <w:r>
               <w:rPr>
@@ -2007,7 +2019,7 @@
               <w14:ligatures w14:val="standardContextual"/>
             </w:rPr>
           </w:pPr>
-          <w:hyperlink w:anchor="_Toc231935247" w:history="1">
+          <w:hyperlink w:anchor="_Toc233106429" w:history="1">
             <w:r>
               <w:rPr>
                 <w:rStyle w:val="Hyperlink"/>
@@ -2032,7 +2044,7 @@
                 <w:rStyle w:val="Hyperlink"/>
                 <w:noProof/>
               </w:rPr>
-              <w:t>Value Outcomes</w:t>
+              <w:t>Obtaining value outcomes</w:t>
             </w:r>
             <w:r>
               <w:rPr>
@@ -2053,7 +2065,7 @@
                 <w:noProof/>
                 <w:webHidden/>
               </w:rPr>
-              <w:instrText xml:space="preserve"> PAGEREF _Toc231935247 \h </w:instrText>
+              <w:instrText xml:space="preserve"> PAGEREF _Toc233106429 \h </w:instrText>
             </w:r>
             <w:r>
               <w:rPr>
@@ -2073,7 +2085,101 @@
                 <w:noProof/>
                 <w:webHidden/>
               </w:rPr>
-              <w:t>40</w:t>
+              <w:t>39</w:t>
+            </w:r>
+            <w:r>
+              <w:rPr>
+                <w:noProof/>
+                <w:webHidden/>
+              </w:rPr>
+              <w:fldChar w:fldCharType="end"/>
+            </w:r>
+          </w:hyperlink>
+        </w:p>
+        <w:p>
+          <w:pPr>
+            <w:pStyle w:val="TOC1"/>
+            <w:tabs>
+              <w:tab w:val="left" w:pos="1200"/>
+              <w:tab w:val="right" w:leader="dot" w:pos="9350"/>
+            </w:tabs>
+            <w:rPr>
+              <w:rFonts w:asciiTheme="minorHAnsi" w:eastAsiaTheme="minorEastAsia" w:hAnsiTheme="minorHAnsi" w:cstheme="minorBidi"/>
+              <w:noProof/>
+              <w:kern w:val="2"/>
+              <w:sz w:val="24"/>
+              <w:szCs w:val="24"/>
+              <w:lang w:val="nl-NL"/>
+              <w14:ligatures w14:val="standardContextual"/>
+            </w:rPr>
+          </w:pPr>
+          <w:hyperlink w:anchor="_Toc233106430" w:history="1">
+            <w:r>
+              <w:rPr>
+                <w:rStyle w:val="Hyperlink"/>
+                <w:noProof/>
+              </w:rPr>
+              <w:t>5.</w:t>
+            </w:r>
+            <w:r>
+              <w:rPr>
+                <w:rFonts w:asciiTheme="minorHAnsi" w:eastAsiaTheme="minorEastAsia" w:hAnsiTheme="minorHAnsi" w:cstheme="minorBidi"/>
+                <w:noProof/>
+                <w:kern w:val="2"/>
+                <w:sz w:val="24"/>
+                <w:szCs w:val="24"/>
+                <w:lang w:val="nl-NL"/>
+                <w14:ligatures w14:val="standardContextual"/>
+              </w:rPr>
+              <w:tab/>
+            </w:r>
+            <w:r>
+              <w:rPr>
+                <w:rStyle w:val="Hyperlink"/>
+                <w:noProof/>
+              </w:rPr>
+              <w:t>Discussion</w:t>
+            </w:r>
+            <w:r>
+              <w:rPr>
+                <w:noProof/>
+                <w:webHidden/>
+              </w:rPr>
+              <w:tab/>
+            </w:r>
+            <w:r>
+              <w:rPr>
+                <w:noProof/>
+                <w:webHidden/>
+              </w:rPr>
+              <w:fldChar w:fldCharType="begin"/>
+            </w:r>
+            <w:r>
+              <w:rPr>
+                <w:noProof/>
+                <w:webHidden/>
+              </w:rPr>
+              <w:instrText xml:space="preserve"> PAGEREF _Toc233106430 \h </w:instrText>
+            </w:r>
+            <w:r>
+              <w:rPr>
+                <w:noProof/>
+                <w:webHidden/>
+              </w:rPr>
+            </w:r>
+            <w:r>
+              <w:rPr>
+                <w:noProof/>
+                <w:webHidden/>
+              </w:rPr>
+              <w:fldChar w:fldCharType="separate"/>
+            </w:r>
+            <w:r>
+              <w:rPr>
+                <w:noProof/>
+                <w:webHidden/>
+              </w:rPr>
+              <w:t>46</w:t>
             </w:r>
             <w:r>
               <w:rPr>
@@ -2101,13 +2207,13 @@
               <w14:ligatures w14:val="standardContextual"/>
             </w:rPr>
           </w:pPr>
-          <w:hyperlink w:anchor="_Toc231935248" w:history="1">
+          <w:hyperlink w:anchor="_Toc233106431" w:history="1">
             <w:r>
               <w:rPr>
                 <w:rStyle w:val="Hyperlink"/>
                 <w:noProof/>
               </w:rPr>
-              <w:t xml:space="preserve">4.5 </w:t>
+              <w:t>5.1</w:t>
             </w:r>
             <w:r>
               <w:rPr>
@@ -2126,7 +2232,7 @@
                 <w:rStyle w:val="Hyperlink"/>
                 <w:noProof/>
               </w:rPr>
-              <w:t>Paradoxes</w:t>
+              <w:t>Contributions to Theory</w:t>
             </w:r>
             <w:r>
               <w:rPr>
@@ -2147,7 +2253,7 @@
                 <w:noProof/>
                 <w:webHidden/>
               </w:rPr>
-              <w:instrText xml:space="preserve"> PAGEREF _Toc231935248 \h </w:instrText>
+              <w:instrText xml:space="preserve"> PAGEREF _Toc233106431 \h </w:instrText>
             </w:r>
             <w:r>
               <w:rPr>
@@ -2167,7 +2273,195 @@
                 <w:noProof/>
                 <w:webHidden/>
               </w:rPr>
-              <w:t>45</w:t>
+              <w:t>46</w:t>
+            </w:r>
+            <w:r>
+              <w:rPr>
+                <w:noProof/>
+                <w:webHidden/>
+              </w:rPr>
+              <w:fldChar w:fldCharType="end"/>
+            </w:r>
+          </w:hyperlink>
+        </w:p>
+        <w:p>
+          <w:pPr>
+            <w:pStyle w:val="TOC2"/>
+            <w:tabs>
+              <w:tab w:val="left" w:pos="1680"/>
+              <w:tab w:val="right" w:leader="dot" w:pos="9350"/>
+            </w:tabs>
+            <w:rPr>
+              <w:rFonts w:asciiTheme="minorHAnsi" w:eastAsiaTheme="minorEastAsia" w:hAnsiTheme="minorHAnsi" w:cstheme="minorBidi"/>
+              <w:noProof/>
+              <w:kern w:val="2"/>
+              <w:sz w:val="24"/>
+              <w:szCs w:val="24"/>
+              <w:lang w:val="nl-NL"/>
+              <w14:ligatures w14:val="standardContextual"/>
+            </w:rPr>
+          </w:pPr>
+          <w:hyperlink w:anchor="_Toc233106432" w:history="1">
+            <w:r>
+              <w:rPr>
+                <w:rStyle w:val="Hyperlink"/>
+                <w:noProof/>
+              </w:rPr>
+              <w:t>5.2</w:t>
+            </w:r>
+            <w:r>
+              <w:rPr>
+                <w:rFonts w:asciiTheme="minorHAnsi" w:eastAsiaTheme="minorEastAsia" w:hAnsiTheme="minorHAnsi" w:cstheme="minorBidi"/>
+                <w:noProof/>
+                <w:kern w:val="2"/>
+                <w:sz w:val="24"/>
+                <w:szCs w:val="24"/>
+                <w:lang w:val="nl-NL"/>
+                <w14:ligatures w14:val="standardContextual"/>
+              </w:rPr>
+              <w:tab/>
+            </w:r>
+            <w:r>
+              <w:rPr>
+                <w:rStyle w:val="Hyperlink"/>
+                <w:noProof/>
+              </w:rPr>
+              <w:t>Practical implications</w:t>
+            </w:r>
+            <w:r>
+              <w:rPr>
+                <w:noProof/>
+                <w:webHidden/>
+              </w:rPr>
+              <w:tab/>
+            </w:r>
+            <w:r>
+              <w:rPr>
+                <w:noProof/>
+                <w:webHidden/>
+              </w:rPr>
+              <w:fldChar w:fldCharType="begin"/>
+            </w:r>
+            <w:r>
+              <w:rPr>
+                <w:noProof/>
+                <w:webHidden/>
+              </w:rPr>
+              <w:instrText xml:space="preserve"> PAGEREF _Toc233106432 \h </w:instrText>
+            </w:r>
+            <w:r>
+              <w:rPr>
+                <w:noProof/>
+                <w:webHidden/>
+              </w:rPr>
+            </w:r>
+            <w:r>
+              <w:rPr>
+                <w:noProof/>
+                <w:webHidden/>
+              </w:rPr>
+              <w:fldChar w:fldCharType="separate"/>
+            </w:r>
+            <w:r>
+              <w:rPr>
+                <w:noProof/>
+                <w:webHidden/>
+              </w:rPr>
+              <w:t>52</w:t>
+            </w:r>
+            <w:r>
+              <w:rPr>
+                <w:noProof/>
+                <w:webHidden/>
+              </w:rPr>
+              <w:fldChar w:fldCharType="end"/>
+            </w:r>
+          </w:hyperlink>
+        </w:p>
+        <w:p>
+          <w:pPr>
+            <w:pStyle w:val="TOC2"/>
+            <w:tabs>
+              <w:tab w:val="left" w:pos="1680"/>
+              <w:tab w:val="right" w:leader="dot" w:pos="9350"/>
+            </w:tabs>
+            <w:rPr>
+              <w:rFonts w:asciiTheme="minorHAnsi" w:eastAsiaTheme="minorEastAsia" w:hAnsiTheme="minorHAnsi" w:cstheme="minorBidi"/>
+              <w:noProof/>
+              <w:kern w:val="2"/>
+              <w:sz w:val="24"/>
+              <w:szCs w:val="24"/>
+              <w:lang w:val="nl-NL"/>
+              <w14:ligatures w14:val="standardContextual"/>
+            </w:rPr>
+          </w:pPr>
+          <w:hyperlink w:anchor="_Toc233106433" w:history="1">
+            <w:r>
+              <w:rPr>
+                <w:rStyle w:val="Hyperlink"/>
+                <w:noProof/>
+              </w:rPr>
+              <w:t>5.3</w:t>
+            </w:r>
+            <w:r>
+              <w:rPr>
+                <w:rFonts w:asciiTheme="minorHAnsi" w:eastAsiaTheme="minorEastAsia" w:hAnsiTheme="minorHAnsi" w:cstheme="minorBidi"/>
+                <w:noProof/>
+                <w:kern w:val="2"/>
+                <w:sz w:val="24"/>
+                <w:szCs w:val="24"/>
+                <w:lang w:val="nl-NL"/>
+                <w14:ligatures w14:val="standardContextual"/>
+              </w:rPr>
+              <w:tab/>
+            </w:r>
+            <w:r>
+              <w:rPr>
+                <w:rStyle w:val="Hyperlink"/>
+                <w:noProof/>
+              </w:rPr>
+              <w:t>Limitations &amp; Future research</w:t>
+            </w:r>
+            <w:r>
+              <w:rPr>
+                <w:noProof/>
+                <w:webHidden/>
+              </w:rPr>
+              <w:tab/>
+            </w:r>
+            <w:r>
+              <w:rPr>
+                <w:noProof/>
+                <w:webHidden/>
+              </w:rPr>
+              <w:fldChar w:fldCharType="begin"/>
+            </w:r>
+            <w:r>
+              <w:rPr>
+                <w:noProof/>
+                <w:webHidden/>
+              </w:rPr>
+              <w:instrText xml:space="preserve"> PAGEREF _Toc233106433 \h </w:instrText>
+            </w:r>
+            <w:r>
+              <w:rPr>
+                <w:noProof/>
+                <w:webHidden/>
+              </w:rPr>
+            </w:r>
+            <w:r>
+              <w:rPr>
+                <w:noProof/>
+                <w:webHidden/>
+              </w:rPr>
+              <w:fldChar w:fldCharType="separate"/>
+            </w:r>
+            <w:r>
+              <w:rPr>
+                <w:noProof/>
+                <w:webHidden/>
+              </w:rPr>
+              <w:t>56</w:t>
             </w:r>
             <w:r>
               <w:rPr>
@@ -2195,13 +2489,13 @@
               <w14:ligatures w14:val="standardContextual"/>
             </w:rPr>
           </w:pPr>
-          <w:hyperlink w:anchor="_Toc231935249" w:history="1">
+          <w:hyperlink w:anchor="_Toc233106434" w:history="1">
             <w:r>
               <w:rPr>
                 <w:rStyle w:val="Hyperlink"/>
                 <w:noProof/>
               </w:rPr>
-              <w:t>5.</w:t>
+              <w:t>6.</w:t>
             </w:r>
             <w:r>
               <w:rPr>
@@ -2220,7 +2514,7 @@
                 <w:rStyle w:val="Hyperlink"/>
                 <w:noProof/>
               </w:rPr>
-              <w:t>Discussion</w:t>
+              <w:t>Conclusion</w:t>
             </w:r>
             <w:r>
               <w:rPr>
@@ -2241,7 +2535,7 @@
                 <w:noProof/>
                 <w:webHidden/>
               </w:rPr>
-              <w:instrText xml:space="preserve"> PAGEREF _Toc231935249 \h </w:instrText>
+              <w:instrText xml:space="preserve"> PAGEREF _Toc233106434 \h </w:instrText>
             </w:r>
             <w:r>
               <w:rPr>
@@ -2261,7 +2555,175 @@
                 <w:noProof/>
                 <w:webHidden/>
               </w:rPr>
-              <w:t>49</w:t>
+              <w:t>58</w:t>
+            </w:r>
+            <w:r>
+              <w:rPr>
+                <w:noProof/>
+                <w:webHidden/>
+              </w:rPr>
+              <w:fldChar w:fldCharType="end"/>
+            </w:r>
+          </w:hyperlink>
+        </w:p>
+        <w:p>
+          <w:pPr>
+            <w:pStyle w:val="TOC1"/>
+            <w:tabs>
+              <w:tab w:val="left" w:pos="1200"/>
+              <w:tab w:val="right" w:leader="dot" w:pos="9350"/>
+            </w:tabs>
+            <w:rPr>
+              <w:rFonts w:asciiTheme="minorHAnsi" w:eastAsiaTheme="minorEastAsia" w:hAnsiTheme="minorHAnsi" w:cstheme="minorBidi"/>
+              <w:noProof/>
+              <w:kern w:val="2"/>
+              <w:sz w:val="24"/>
+              <w:szCs w:val="24"/>
+              <w:lang w:val="nl-NL"/>
+              <w14:ligatures w14:val="standardContextual"/>
+            </w:rPr>
+          </w:pPr>
+          <w:hyperlink w:anchor="_Toc233106435" w:history="1">
+            <w:r>
+              <w:rPr>
+                <w:rStyle w:val="Hyperlink"/>
+                <w:noProof/>
+              </w:rPr>
+              <w:t>7.</w:t>
+            </w:r>
+            <w:r>
+              <w:rPr>
+                <w:rFonts w:asciiTheme="minorHAnsi" w:eastAsiaTheme="minorEastAsia" w:hAnsiTheme="minorHAnsi" w:cstheme="minorBidi"/>
+                <w:noProof/>
+                <w:kern w:val="2"/>
+                <w:sz w:val="24"/>
+                <w:szCs w:val="24"/>
+                <w:lang w:val="nl-NL"/>
+                <w14:ligatures w14:val="standardContextual"/>
+              </w:rPr>
+              <w:tab/>
+            </w:r>
+            <w:r>
+              <w:rPr>
+                <w:rStyle w:val="Hyperlink"/>
+                <w:noProof/>
+              </w:rPr>
+              <w:t>References</w:t>
+            </w:r>
+            <w:r>
+              <w:rPr>
+                <w:noProof/>
+                <w:webHidden/>
+              </w:rPr>
+              <w:tab/>
+            </w:r>
+            <w:r>
+              <w:rPr>
+                <w:noProof/>
+                <w:webHidden/>
+              </w:rPr>
+              <w:fldChar w:fldCharType="begin"/>
+            </w:r>
+            <w:r>
+              <w:rPr>
+                <w:noProof/>
+                <w:webHidden/>
+              </w:rPr>
+              <w:instrText xml:space="preserve"> PAGEREF _Toc233106435 \h </w:instrText>
+            </w:r>
+            <w:r>
+              <w:rPr>
+                <w:noProof/>
+                <w:webHidden/>
+              </w:rPr>
+            </w:r>
+            <w:r>
+              <w:rPr>
+                <w:noProof/>
+                <w:webHidden/>
+              </w:rPr>
+              <w:fldChar w:fldCharType="separate"/>
+            </w:r>
+            <w:r>
+              <w:rPr>
+                <w:noProof/>
+                <w:webHidden/>
+              </w:rPr>
+              <w:t>60</w:t>
+            </w:r>
+            <w:r>
+              <w:rPr>
+                <w:noProof/>
+                <w:webHidden/>
+              </w:rPr>
+              <w:fldChar w:fldCharType="end"/>
+            </w:r>
+          </w:hyperlink>
+        </w:p>
+        <w:p>
+          <w:pPr>
+            <w:pStyle w:val="TOC1"/>
+            <w:tabs>
+              <w:tab w:val="right" w:leader="dot" w:pos="9350"/>
+            </w:tabs>
+            <w:rPr>
+              <w:rFonts w:asciiTheme="minorHAnsi" w:eastAsiaTheme="minorEastAsia" w:hAnsiTheme="minorHAnsi" w:cstheme="minorBidi"/>
+              <w:noProof/>
+              <w:kern w:val="2"/>
+              <w:sz w:val="24"/>
+              <w:szCs w:val="24"/>
+              <w:lang w:val="nl-NL"/>
+              <w14:ligatures w14:val="standardContextual"/>
+            </w:rPr>
+          </w:pPr>
+          <w:hyperlink w:anchor="_Toc233106436" w:history="1">
+            <w:r>
+              <w:rPr>
+                <w:rStyle w:val="Hyperlink"/>
+                <w:noProof/>
+              </w:rPr>
+              <w:t>Appendix A. Interview Guide and Protocol</w:t>
+            </w:r>
+            <w:r>
+              <w:rPr>
+                <w:noProof/>
+                <w:webHidden/>
+              </w:rPr>
+              <w:tab/>
+            </w:r>
+            <w:r>
+              <w:rPr>
+                <w:noProof/>
+                <w:webHidden/>
+              </w:rPr>
+              <w:fldChar w:fldCharType="begin"/>
+            </w:r>
+            <w:r>
+              <w:rPr>
+                <w:noProof/>
+                <w:webHidden/>
+              </w:rPr>
+              <w:instrText xml:space="preserve"> PAGEREF _Toc233106436 \h </w:instrText>
+            </w:r>
+            <w:r>
+              <w:rPr>
+                <w:noProof/>
+                <w:webHidden/>
+              </w:rPr>
+            </w:r>
+            <w:r>
+              <w:rPr>
+                <w:noProof/>
+                <w:webHidden/>
+              </w:rPr>
+              <w:fldChar w:fldCharType="separate"/>
+            </w:r>
+            <w:r>
+              <w:rPr>
+                <w:noProof/>
+                <w:webHidden/>
+              </w:rPr>
+              <w:t>69</w:t>
             </w:r>
             <w:r>
               <w:rPr>
@@ -2289,13 +2751,14 @@
               <w14:ligatures w14:val="standardContextual"/>
             </w:rPr>
           </w:pPr>
-          <w:hyperlink w:anchor="_Toc231935250" w:history="1">
+          <w:hyperlink w:anchor="_Toc233106437" w:history="1">
             <w:r>
               <w:rPr>
                 <w:rStyle w:val="Hyperlink"/>
                 <w:noProof/>
-              </w:rPr>
-              <w:t>5.1</w:t>
+                <w:lang w:val="en-US"/>
+              </w:rPr>
+              <w:t>A.1.</w:t>
             </w:r>
             <w:r>
               <w:rPr>
@@ -2313,8 +2776,9 @@
               <w:rPr>
                 <w:rStyle w:val="Hyperlink"/>
                 <w:noProof/>
-              </w:rPr>
-              <w:t>Contributions to Theory</w:t>
+                <w:lang w:val="en-US"/>
+              </w:rPr>
+              <w:t>Interview Guide</w:t>
             </w:r>
             <w:r>
               <w:rPr>
@@ -2335,7 +2799,7 @@
                 <w:noProof/>
                 <w:webHidden/>
               </w:rPr>
-              <w:instrText xml:space="preserve"> PAGEREF _Toc231935250 \h </w:instrText>
+              <w:instrText xml:space="preserve"> PAGEREF _Toc233106437 \h </w:instrText>
             </w:r>
             <w:r>
               <w:rPr>
@@ -2355,383 +2819,7 @@
                 <w:noProof/>
                 <w:webHidden/>
               </w:rPr>
-              <w:t>49</w:t>
-            </w:r>
-            <w:r>
-              <w:rPr>
-                <w:noProof/>
-                <w:webHidden/>
-              </w:rPr>
-              <w:fldChar w:fldCharType="end"/>
-            </w:r>
-          </w:hyperlink>
-        </w:p>
-        <w:p>
-          <w:pPr>
-            <w:pStyle w:val="TOC2"/>
-            <w:tabs>
-              <w:tab w:val="left" w:pos="1680"/>
-              <w:tab w:val="right" w:leader="dot" w:pos="9350"/>
-            </w:tabs>
-            <w:rPr>
-              <w:rFonts w:asciiTheme="minorHAnsi" w:eastAsiaTheme="minorEastAsia" w:hAnsiTheme="minorHAnsi" w:cstheme="minorBidi"/>
-              <w:noProof/>
-              <w:kern w:val="2"/>
-              <w:sz w:val="24"/>
-              <w:szCs w:val="24"/>
-              <w:lang w:val="nl-NL"/>
-              <w14:ligatures w14:val="standardContextual"/>
-            </w:rPr>
-          </w:pPr>
-          <w:hyperlink w:anchor="_Toc231935251" w:history="1">
-            <w:r>
-              <w:rPr>
-                <w:rStyle w:val="Hyperlink"/>
-                <w:noProof/>
-              </w:rPr>
-              <w:t>5.2</w:t>
-            </w:r>
-            <w:r>
-              <w:rPr>
-                <w:rFonts w:asciiTheme="minorHAnsi" w:eastAsiaTheme="minorEastAsia" w:hAnsiTheme="minorHAnsi" w:cstheme="minorBidi"/>
-                <w:noProof/>
-                <w:kern w:val="2"/>
-                <w:sz w:val="24"/>
-                <w:szCs w:val="24"/>
-                <w:lang w:val="nl-NL"/>
-                <w14:ligatures w14:val="standardContextual"/>
-              </w:rPr>
-              <w:tab/>
-            </w:r>
-            <w:r>
-              <w:rPr>
-                <w:rStyle w:val="Hyperlink"/>
-                <w:noProof/>
-              </w:rPr>
-              <w:t>Practical implications</w:t>
-            </w:r>
-            <w:r>
-              <w:rPr>
-                <w:noProof/>
-                <w:webHidden/>
-              </w:rPr>
-              <w:tab/>
-            </w:r>
-            <w:r>
-              <w:rPr>
-                <w:noProof/>
-                <w:webHidden/>
-              </w:rPr>
-              <w:fldChar w:fldCharType="begin"/>
-            </w:r>
-            <w:r>
-              <w:rPr>
-                <w:noProof/>
-                <w:webHidden/>
-              </w:rPr>
-              <w:instrText xml:space="preserve"> PAGEREF _Toc231935251 \h </w:instrText>
-            </w:r>
-            <w:r>
-              <w:rPr>
-                <w:noProof/>
-                <w:webHidden/>
-              </w:rPr>
-            </w:r>
-            <w:r>
-              <w:rPr>
-                <w:noProof/>
-                <w:webHidden/>
-              </w:rPr>
-              <w:fldChar w:fldCharType="separate"/>
-            </w:r>
-            <w:r>
-              <w:rPr>
-                <w:noProof/>
-                <w:webHidden/>
-              </w:rPr>
-              <w:t>55</w:t>
-            </w:r>
-            <w:r>
-              <w:rPr>
-                <w:noProof/>
-                <w:webHidden/>
-              </w:rPr>
-              <w:fldChar w:fldCharType="end"/>
-            </w:r>
-          </w:hyperlink>
-        </w:p>
-        <w:p>
-          <w:pPr>
-            <w:pStyle w:val="TOC2"/>
-            <w:tabs>
-              <w:tab w:val="left" w:pos="1680"/>
-              <w:tab w:val="right" w:leader="dot" w:pos="9350"/>
-            </w:tabs>
-            <w:rPr>
-              <w:rFonts w:asciiTheme="minorHAnsi" w:eastAsiaTheme="minorEastAsia" w:hAnsiTheme="minorHAnsi" w:cstheme="minorBidi"/>
-              <w:noProof/>
-              <w:kern w:val="2"/>
-              <w:sz w:val="24"/>
-              <w:szCs w:val="24"/>
-              <w:lang w:val="nl-NL"/>
-              <w14:ligatures w14:val="standardContextual"/>
-            </w:rPr>
-          </w:pPr>
-          <w:hyperlink w:anchor="_Toc231935252" w:history="1">
-            <w:r>
-              <w:rPr>
-                <w:rStyle w:val="Hyperlink"/>
-                <w:noProof/>
-              </w:rPr>
-              <w:t>5.3</w:t>
-            </w:r>
-            <w:r>
-              <w:rPr>
-                <w:rFonts w:asciiTheme="minorHAnsi" w:eastAsiaTheme="minorEastAsia" w:hAnsiTheme="minorHAnsi" w:cstheme="minorBidi"/>
-                <w:noProof/>
-                <w:kern w:val="2"/>
-                <w:sz w:val="24"/>
-                <w:szCs w:val="24"/>
-                <w:lang w:val="nl-NL"/>
-                <w14:ligatures w14:val="standardContextual"/>
-              </w:rPr>
-              <w:tab/>
-            </w:r>
-            <w:r>
-              <w:rPr>
-                <w:rStyle w:val="Hyperlink"/>
-                <w:noProof/>
-              </w:rPr>
-              <w:t>Limitations &amp; Future research</w:t>
-            </w:r>
-            <w:r>
-              <w:rPr>
-                <w:noProof/>
-                <w:webHidden/>
-              </w:rPr>
-              <w:tab/>
-            </w:r>
-            <w:r>
-              <w:rPr>
-                <w:noProof/>
-                <w:webHidden/>
-              </w:rPr>
-              <w:fldChar w:fldCharType="begin"/>
-            </w:r>
-            <w:r>
-              <w:rPr>
-                <w:noProof/>
-                <w:webHidden/>
-              </w:rPr>
-              <w:instrText xml:space="preserve"> PAGEREF _Toc231935252 \h </w:instrText>
-            </w:r>
-            <w:r>
-              <w:rPr>
-                <w:noProof/>
-                <w:webHidden/>
-              </w:rPr>
-            </w:r>
-            <w:r>
-              <w:rPr>
-                <w:noProof/>
-                <w:webHidden/>
-              </w:rPr>
-              <w:fldChar w:fldCharType="separate"/>
-            </w:r>
-            <w:r>
-              <w:rPr>
-                <w:noProof/>
-                <w:webHidden/>
-              </w:rPr>
-              <w:t>59</w:t>
-            </w:r>
-            <w:r>
-              <w:rPr>
-                <w:noProof/>
-                <w:webHidden/>
-              </w:rPr>
-              <w:fldChar w:fldCharType="end"/>
-            </w:r>
-          </w:hyperlink>
-        </w:p>
-        <w:p>
-          <w:pPr>
-            <w:pStyle w:val="TOC1"/>
-            <w:tabs>
-              <w:tab w:val="left" w:pos="1200"/>
-              <w:tab w:val="right" w:leader="dot" w:pos="9350"/>
-            </w:tabs>
-            <w:rPr>
-              <w:rFonts w:asciiTheme="minorHAnsi" w:eastAsiaTheme="minorEastAsia" w:hAnsiTheme="minorHAnsi" w:cstheme="minorBidi"/>
-              <w:noProof/>
-              <w:kern w:val="2"/>
-              <w:sz w:val="24"/>
-              <w:szCs w:val="24"/>
-              <w:lang w:val="nl-NL"/>
-              <w14:ligatures w14:val="standardContextual"/>
-            </w:rPr>
-          </w:pPr>
-          <w:hyperlink w:anchor="_Toc231935253" w:history="1">
-            <w:r>
-              <w:rPr>
-                <w:rStyle w:val="Hyperlink"/>
-                <w:noProof/>
-              </w:rPr>
-              <w:t>6.</w:t>
-            </w:r>
-            <w:r>
-              <w:rPr>
-                <w:rFonts w:asciiTheme="minorHAnsi" w:eastAsiaTheme="minorEastAsia" w:hAnsiTheme="minorHAnsi" w:cstheme="minorBidi"/>
-                <w:noProof/>
-                <w:kern w:val="2"/>
-                <w:sz w:val="24"/>
-                <w:szCs w:val="24"/>
-                <w:lang w:val="nl-NL"/>
-                <w14:ligatures w14:val="standardContextual"/>
-              </w:rPr>
-              <w:tab/>
-            </w:r>
-            <w:r>
-              <w:rPr>
-                <w:rStyle w:val="Hyperlink"/>
-                <w:noProof/>
-              </w:rPr>
-              <w:t>Conclusion</w:t>
-            </w:r>
-            <w:r>
-              <w:rPr>
-                <w:noProof/>
-                <w:webHidden/>
-              </w:rPr>
-              <w:tab/>
-            </w:r>
-            <w:r>
-              <w:rPr>
-                <w:noProof/>
-                <w:webHidden/>
-              </w:rPr>
-              <w:fldChar w:fldCharType="begin"/>
-            </w:r>
-            <w:r>
-              <w:rPr>
-                <w:noProof/>
-                <w:webHidden/>
-              </w:rPr>
-              <w:instrText xml:space="preserve"> PAGEREF _Toc231935253 \h </w:instrText>
-            </w:r>
-            <w:r>
-              <w:rPr>
-                <w:noProof/>
-                <w:webHidden/>
-              </w:rPr>
-            </w:r>
-            <w:r>
-              <w:rPr>
-                <w:noProof/>
-                <w:webHidden/>
-              </w:rPr>
-              <w:fldChar w:fldCharType="separate"/>
-            </w:r>
-            <w:r>
-              <w:rPr>
-                <w:noProof/>
-                <w:webHidden/>
-              </w:rPr>
-              <w:t>61</w:t>
-            </w:r>
-            <w:r>
-              <w:rPr>
-                <w:noProof/>
-                <w:webHidden/>
-              </w:rPr>
-              <w:fldChar w:fldCharType="end"/>
-            </w:r>
-          </w:hyperlink>
-        </w:p>
-        <w:p>
-          <w:pPr>
-            <w:pStyle w:val="TOC1"/>
-            <w:tabs>
-              <w:tab w:val="left" w:pos="1200"/>
-              <w:tab w:val="right" w:leader="dot" w:pos="9350"/>
-            </w:tabs>
-            <w:rPr>
-              <w:rFonts w:asciiTheme="minorHAnsi" w:eastAsiaTheme="minorEastAsia" w:hAnsiTheme="minorHAnsi" w:cstheme="minorBidi"/>
-              <w:noProof/>
-              <w:kern w:val="2"/>
-              <w:sz w:val="24"/>
-              <w:szCs w:val="24"/>
-              <w:lang w:val="nl-NL"/>
-              <w14:ligatures w14:val="standardContextual"/>
-            </w:rPr>
-          </w:pPr>
-          <w:hyperlink w:anchor="_Toc231935254" w:history="1">
-            <w:r>
-              <w:rPr>
-                <w:rStyle w:val="Hyperlink"/>
-                <w:noProof/>
-              </w:rPr>
-              <w:t>7.</w:t>
-            </w:r>
-            <w:r>
-              <w:rPr>
-                <w:rFonts w:asciiTheme="minorHAnsi" w:eastAsiaTheme="minorEastAsia" w:hAnsiTheme="minorHAnsi" w:cstheme="minorBidi"/>
-                <w:noProof/>
-                <w:kern w:val="2"/>
-                <w:sz w:val="24"/>
-                <w:szCs w:val="24"/>
-                <w:lang w:val="nl-NL"/>
-                <w14:ligatures w14:val="standardContextual"/>
-              </w:rPr>
-              <w:tab/>
-            </w:r>
-            <w:r>
-              <w:rPr>
-                <w:rStyle w:val="Hyperlink"/>
-                <w:noProof/>
-              </w:rPr>
-              <w:t>References</w:t>
-            </w:r>
-            <w:r>
-              <w:rPr>
-                <w:noProof/>
-                <w:webHidden/>
-              </w:rPr>
-              <w:tab/>
-            </w:r>
-            <w:r>
-              <w:rPr>
-                <w:noProof/>
-                <w:webHidden/>
-              </w:rPr>
-              <w:fldChar w:fldCharType="begin"/>
-            </w:r>
-            <w:r>
-              <w:rPr>
-                <w:noProof/>
-                <w:webHidden/>
-              </w:rPr>
-              <w:instrText xml:space="preserve"> PAGEREF _Toc231935254 \h </w:instrText>
-            </w:r>
-            <w:r>
-              <w:rPr>
-                <w:noProof/>
-                <w:webHidden/>
-              </w:rPr>
-            </w:r>
-            <w:r>
-              <w:rPr>
-                <w:noProof/>
-                <w:webHidden/>
-              </w:rPr>
-              <w:fldChar w:fldCharType="separate"/>
-            </w:r>
-            <w:r>
-              <w:rPr>
-                <w:noProof/>
-                <w:webHidden/>
-              </w:rPr>
-              <w:t>63</w:t>
+              <w:t>69</w:t>
             </w:r>
             <w:r>
               <w:rPr>
@@ -2758,13 +2846,13 @@
               <w14:ligatures w14:val="standardContextual"/>
             </w:rPr>
           </w:pPr>
-          <w:hyperlink w:anchor="_Toc231935255" w:history="1">
+          <w:hyperlink w:anchor="_Toc233106438" w:history="1">
             <w:r>
               <w:rPr>
                 <w:rStyle w:val="Hyperlink"/>
                 <w:noProof/>
               </w:rPr>
-              <w:t>Appendix A. Interview Guide and Protocol</w:t>
+              <w:t>Appendix B. Putting the model to work: a manager’s checklist</w:t>
             </w:r>
             <w:r>
               <w:rPr>
@@ -2785,7 +2873,7 @@
                 <w:noProof/>
                 <w:webHidden/>
               </w:rPr>
-              <w:instrText xml:space="preserve"> PAGEREF _Toc231935255 \h </w:instrText>
+              <w:instrText xml:space="preserve"> PAGEREF _Toc233106438 \h </w:instrText>
             </w:r>
             <w:r>
               <w:rPr>
@@ -2805,175 +2893,7 @@
                 <w:noProof/>
                 <w:webHidden/>
               </w:rPr>
-              <w:t>72</w:t>
-            </w:r>
-            <w:r>
-              <w:rPr>
-                <w:noProof/>
-                <w:webHidden/>
-              </w:rPr>
-              <w:fldChar w:fldCharType="end"/>
-            </w:r>
-          </w:hyperlink>
-        </w:p>
-        <w:p>
-          <w:pPr>
-            <w:pStyle w:val="TOC2"/>
-            <w:tabs>
-              <w:tab w:val="left" w:pos="1680"/>
-              <w:tab w:val="right" w:leader="dot" w:pos="9350"/>
-            </w:tabs>
-            <w:rPr>
-              <w:rFonts w:asciiTheme="minorHAnsi" w:eastAsiaTheme="minorEastAsia" w:hAnsiTheme="minorHAnsi" w:cstheme="minorBidi"/>
-              <w:noProof/>
-              <w:kern w:val="2"/>
-              <w:sz w:val="24"/>
-              <w:szCs w:val="24"/>
-              <w:lang w:val="nl-NL"/>
-              <w14:ligatures w14:val="standardContextual"/>
-            </w:rPr>
-          </w:pPr>
-          <w:hyperlink w:anchor="_Toc231935256" w:history="1">
-            <w:r>
-              <w:rPr>
-                <w:rStyle w:val="Hyperlink"/>
-                <w:noProof/>
-              </w:rPr>
-              <w:t>A.1.</w:t>
-            </w:r>
-            <w:r>
-              <w:rPr>
-                <w:rFonts w:asciiTheme="minorHAnsi" w:eastAsiaTheme="minorEastAsia" w:hAnsiTheme="minorHAnsi" w:cstheme="minorBidi"/>
-                <w:noProof/>
-                <w:kern w:val="2"/>
-                <w:sz w:val="24"/>
-                <w:szCs w:val="24"/>
-                <w:lang w:val="nl-NL"/>
-                <w14:ligatures w14:val="standardContextual"/>
-              </w:rPr>
-              <w:tab/>
-            </w:r>
-            <w:r>
-              <w:rPr>
-                <w:rStyle w:val="Hyperlink"/>
-                <w:noProof/>
-              </w:rPr>
-              <w:t>Interview Guide</w:t>
-            </w:r>
-            <w:r>
-              <w:rPr>
-                <w:noProof/>
-                <w:webHidden/>
-              </w:rPr>
-              <w:tab/>
-            </w:r>
-            <w:r>
-              <w:rPr>
-                <w:noProof/>
-                <w:webHidden/>
-              </w:rPr>
-              <w:fldChar w:fldCharType="begin"/>
-            </w:r>
-            <w:r>
-              <w:rPr>
-                <w:noProof/>
-                <w:webHidden/>
-              </w:rPr>
-              <w:instrText xml:space="preserve"> PAGEREF _Toc231935256 \h </w:instrText>
-            </w:r>
-            <w:r>
-              <w:rPr>
-                <w:noProof/>
-                <w:webHidden/>
-              </w:rPr>
-            </w:r>
-            <w:r>
-              <w:rPr>
-                <w:noProof/>
-                <w:webHidden/>
-              </w:rPr>
-              <w:fldChar w:fldCharType="separate"/>
-            </w:r>
-            <w:r>
-              <w:rPr>
-                <w:noProof/>
-                <w:webHidden/>
-              </w:rPr>
-              <w:t>72</w:t>
-            </w:r>
-            <w:r>
-              <w:rPr>
-                <w:noProof/>
-                <w:webHidden/>
-              </w:rPr>
-              <w:fldChar w:fldCharType="end"/>
-            </w:r>
-          </w:hyperlink>
-        </w:p>
-        <w:p>
-          <w:pPr>
-            <w:pStyle w:val="TOC1"/>
-            <w:tabs>
-              <w:tab w:val="right" w:leader="dot" w:pos="9350"/>
-            </w:tabs>
-            <w:rPr>
-              <w:rFonts w:asciiTheme="minorHAnsi" w:eastAsiaTheme="minorEastAsia" w:hAnsiTheme="minorHAnsi" w:cstheme="minorBidi"/>
-              <w:noProof/>
-              <w:kern w:val="2"/>
-              <w:sz w:val="24"/>
-              <w:szCs w:val="24"/>
-              <w:lang w:val="nl-NL"/>
-              <w14:ligatures w14:val="standardContextual"/>
-            </w:rPr>
-          </w:pPr>
-          <w:hyperlink w:anchor="_Toc231935257" w:history="1">
-            <w:r>
-              <w:rPr>
-                <w:rStyle w:val="Hyperlink"/>
-                <w:noProof/>
-              </w:rPr>
-              <w:t>Appendix B. Putting the model to work: a manager’s checklist</w:t>
-            </w:r>
-            <w:r>
-              <w:rPr>
-                <w:noProof/>
-                <w:webHidden/>
-              </w:rPr>
-              <w:tab/>
-            </w:r>
-            <w:r>
-              <w:rPr>
-                <w:noProof/>
-                <w:webHidden/>
-              </w:rPr>
-              <w:fldChar w:fldCharType="begin"/>
-            </w:r>
-            <w:r>
-              <w:rPr>
-                <w:noProof/>
-                <w:webHidden/>
-              </w:rPr>
-              <w:instrText xml:space="preserve"> PAGEREF _Toc231935257 \h </w:instrText>
-            </w:r>
-            <w:r>
-              <w:rPr>
-                <w:noProof/>
-                <w:webHidden/>
-              </w:rPr>
-            </w:r>
-            <w:r>
-              <w:rPr>
-                <w:noProof/>
-                <w:webHidden/>
-              </w:rPr>
-              <w:fldChar w:fldCharType="separate"/>
-            </w:r>
-            <w:r>
-              <w:rPr>
-                <w:noProof/>
-                <w:webHidden/>
-              </w:rPr>
-              <w:t>74</w:t>
+              <w:t>71</w:t>
             </w:r>
             <w:r>
               <w:rPr>
@@ -3000,7 +2920,7 @@
               <w14:ligatures w14:val="standardContextual"/>
             </w:rPr>
           </w:pPr>
-          <w:hyperlink w:anchor="_Toc231935258" w:history="1">
+          <w:hyperlink w:anchor="_Toc233106439" w:history="1">
             <w:r>
               <w:rPr>
                 <w:rStyle w:val="Hyperlink"/>
@@ -3027,7 +2947,7 @@
                 <w:noProof/>
                 <w:webHidden/>
               </w:rPr>
-              <w:instrText xml:space="preserve"> PAGEREF _Toc231935258 \h </w:instrText>
+              <w:instrText xml:space="preserve"> PAGEREF _Toc233106439 \h </w:instrText>
             </w:r>
             <w:r>
               <w:rPr>
@@ -3047,7 +2967,7 @@
                 <w:noProof/>
                 <w:webHidden/>
               </w:rPr>
-              <w:t>74</w:t>
+              <w:t>71</w:t>
             </w:r>
             <w:r>
               <w:rPr>
@@ -3074,7 +2994,7 @@
               <w14:ligatures w14:val="standardContextual"/>
             </w:rPr>
           </w:pPr>
-          <w:hyperlink w:anchor="_Toc231935259" w:history="1">
+          <w:hyperlink w:anchor="_Toc233106440" w:history="1">
             <w:r>
               <w:rPr>
                 <w:rStyle w:val="Hyperlink"/>
@@ -3101,7 +3021,7 @@
                 <w:noProof/>
                 <w:webHidden/>
               </w:rPr>
-              <w:instrText xml:space="preserve"> PAGEREF _Toc231935259 \h </w:instrText>
+              <w:instrText xml:space="preserve"> PAGEREF _Toc233106440 \h </w:instrText>
             </w:r>
             <w:r>
               <w:rPr>
@@ -3121,7 +3041,7 @@
                 <w:noProof/>
                 <w:webHidden/>
               </w:rPr>
-              <w:t>74</w:t>
+              <w:t>71</w:t>
             </w:r>
             <w:r>
               <w:rPr>
@@ -3148,7 +3068,7 @@
               <w14:ligatures w14:val="standardContextual"/>
             </w:rPr>
           </w:pPr>
-          <w:hyperlink w:anchor="_Toc231935260" w:history="1">
+          <w:hyperlink w:anchor="_Toc233106441" w:history="1">
             <w:r>
               <w:rPr>
                 <w:rStyle w:val="Hyperlink"/>
@@ -3175,7 +3095,7 @@
                 <w:noProof/>
                 <w:webHidden/>
               </w:rPr>
-              <w:instrText xml:space="preserve"> PAGEREF _Toc231935260 \h </w:instrText>
+              <w:instrText xml:space="preserve"> PAGEREF _Toc233106441 \h </w:instrText>
             </w:r>
             <w:r>
               <w:rPr>
@@ -3195,7 +3115,7 @@
                 <w:noProof/>
                 <w:webHidden/>
               </w:rPr>
-              <w:t>75</w:t>
+              <w:t>72</w:t>
             </w:r>
             <w:r>
               <w:rPr>
@@ -3222,7 +3142,7 @@
               <w14:ligatures w14:val="standardContextual"/>
             </w:rPr>
           </w:pPr>
-          <w:hyperlink w:anchor="_Toc231935261" w:history="1">
+          <w:hyperlink w:anchor="_Toc233106442" w:history="1">
             <w:r>
               <w:rPr>
                 <w:rStyle w:val="Hyperlink"/>
@@ -3249,7 +3169,7 @@
                 <w:noProof/>
                 <w:webHidden/>
               </w:rPr>
-              <w:instrText xml:space="preserve"> PAGEREF _Toc231935261 \h </w:instrText>
+              <w:instrText xml:space="preserve"> PAGEREF _Toc233106442 \h </w:instrText>
             </w:r>
             <w:r>
               <w:rPr>
@@ -3269,7 +3189,7 @@
                 <w:noProof/>
                 <w:webHidden/>
               </w:rPr>
-              <w:t>75</w:t>
+              <w:t>72</w:t>
             </w:r>
             <w:r>
               <w:rPr>
@@ -3296,7 +3216,7 @@
               <w14:ligatures w14:val="standardContextual"/>
             </w:rPr>
           </w:pPr>
-          <w:hyperlink w:anchor="_Toc231935262" w:history="1">
+          <w:hyperlink w:anchor="_Toc233106443" w:history="1">
             <w:r>
               <w:rPr>
                 <w:rStyle w:val="Hyperlink"/>
@@ -3323,7 +3243,7 @@
                 <w:noProof/>
                 <w:webHidden/>
               </w:rPr>
-              <w:instrText xml:space="preserve"> PAGEREF _Toc231935262 \h </w:instrText>
+              <w:instrText xml:space="preserve"> PAGEREF _Toc233106443 \h </w:instrText>
             </w:r>
             <w:r>
               <w:rPr>
@@ -3343,7 +3263,7 @@
                 <w:noProof/>
                 <w:webHidden/>
               </w:rPr>
-              <w:t>76</w:t>
+              <w:t>73</w:t>
             </w:r>
             <w:r>
               <w:rPr>
@@ -3378,7 +3298,7 @@
       <w:pPr>
         <w:pStyle w:val="Heading1"/>
       </w:pPr>
-      <w:bookmarkStart w:id="2" w:name="_Toc231935231"/>
+      <w:bookmarkStart w:id="2" w:name="_Toc233106413"/>
       <w:r>
         <w:lastRenderedPageBreak/>
         <w:t xml:space="preserve">1.       </w:t>
@@ -4354,7 +4274,7 @@
       <w:pPr>
         <w:pStyle w:val="Heading1"/>
       </w:pPr>
-      <w:bookmarkStart w:id="23" w:name="_Toc231935232"/>
+      <w:bookmarkStart w:id="23" w:name="_Toc233106414"/>
       <w:r>
         <w:lastRenderedPageBreak/>
         <w:t xml:space="preserve">2. </w:t>
@@ -4375,7 +4295,7 @@
           <w:iCs/>
         </w:rPr>
       </w:pPr>
-      <w:bookmarkStart w:id="24" w:name="_Toc231935233"/>
+      <w:bookmarkStart w:id="24" w:name="_Toc233106415"/>
       <w:r>
         <w:t xml:space="preserve">2.1. </w:t>
       </w:r>
@@ -5423,7 +5343,7 @@
       <w:pPr>
         <w:pStyle w:val="Heading2"/>
       </w:pPr>
-      <w:bookmarkStart w:id="59" w:name="_Toc231935234"/>
+      <w:bookmarkStart w:id="59" w:name="_Toc233106416"/>
       <w:r>
         <w:rPr>
           <w:lang w:val="en-US"/>
@@ -5716,7 +5636,7 @@
       <w:pPr>
         <w:pStyle w:val="Heading2"/>
       </w:pPr>
-      <w:bookmarkStart w:id="74" w:name="_Toc231935235"/>
+      <w:bookmarkStart w:id="74" w:name="_Toc233106417"/>
       <w:r>
         <w:rPr>
           <w:lang w:val="en-US"/>
@@ -5796,7 +5716,7 @@
       <w:pPr>
         <w:pStyle w:val="Heading2"/>
       </w:pPr>
-      <w:bookmarkStart w:id="78" w:name="_Toc231935236"/>
+      <w:bookmarkStart w:id="78" w:name="_Toc233106418"/>
       <w:bookmarkEnd w:id="76"/>
       <w:commentRangeStart w:id="79"/>
       <w:r>
@@ -6008,7 +5928,7 @@
           <w:color w:val="auto"/>
         </w:rPr>
       </w:pPr>
-      <w:bookmarkStart w:id="81" w:name="_Toc231935237"/>
+      <w:bookmarkStart w:id="81" w:name="_Toc233106419"/>
       <w:bookmarkEnd w:id="80"/>
       <w:r>
         <w:rPr>
@@ -6079,7 +5999,7 @@
           <w:lang w:val="en-US"/>
         </w:rPr>
       </w:pPr>
-      <w:bookmarkStart w:id="85" w:name="_Toc231935238"/>
+      <w:bookmarkStart w:id="85" w:name="_Toc233106420"/>
       <w:r>
         <w:rPr>
           <w:lang w:val="en-US"/>
@@ -6117,7 +6037,7 @@
         <w:pStyle w:val="Heading2"/>
         <w:spacing w:before="80"/>
       </w:pPr>
-      <w:bookmarkStart w:id="87" w:name="_Toc231935239"/>
+      <w:bookmarkStart w:id="87" w:name="_Toc233106421"/>
       <w:r>
         <w:rPr>
           <w:lang w:val="en-US"/>
@@ -6219,7 +6139,7 @@
         <w:pStyle w:val="Heading2"/>
         <w:spacing w:before="80"/>
       </w:pPr>
-      <w:bookmarkStart w:id="88" w:name="_Toc231935240"/>
+      <w:bookmarkStart w:id="88" w:name="_Toc233106422"/>
       <w:r>
         <w:rPr>
           <w:lang w:val="en-US"/>
@@ -6311,50 +6231,49 @@
         </w:rPr>
         <w:t xml:space="preserve">After reaching theoretical saturation (see section 4), the point where new data no longer yields new insights (Charmaz, 2014), the memos and categories will be utilized to write the concrete arguments that form the basis for the new theoretical contribution (Charmaz, 2014). </w:t>
       </w:r>
-      <w:bookmarkStart w:id="89" w:name="_Toc231935241"/>
     </w:p>
     <w:p>
       <w:pPr>
         <w:pStyle w:val="Heading2"/>
       </w:pPr>
-      <w:bookmarkStart w:id="90" w:name="_kqzta5wwdy54" w:colFirst="0" w:colLast="0"/>
-      <w:bookmarkStart w:id="91" w:name="_Toc231935242"/>
+      <w:bookmarkStart w:id="89" w:name="_kqzta5wwdy54" w:colFirst="0" w:colLast="0"/>
+      <w:bookmarkStart w:id="90" w:name="_Toc233106423"/>
       <w:bookmarkEnd w:id="89"/>
+      <w:r>
+        <w:rPr>
+          <w:lang w:val="en-US"/>
+        </w:rPr>
+        <w:t>3.3.</w:t>
+      </w:r>
+      <w:r>
+        <w:tab/>
+      </w:r>
+      <w:commentRangeStart w:id="91"/>
+      <w:commentRangeStart w:id="92"/>
+      <w:r>
+        <w:rPr>
+          <w:lang w:val="en-US"/>
+        </w:rPr>
+        <w:t>Intended sample and sample size</w:t>
+      </w:r>
       <w:bookmarkEnd w:id="90"/>
-      <w:r>
-        <w:rPr>
-          <w:lang w:val="en-US"/>
-        </w:rPr>
-        <w:t>3.3.</w:t>
-      </w:r>
-      <w:r>
-        <w:tab/>
-      </w:r>
-      <w:commentRangeStart w:id="92"/>
-      <w:commentRangeStart w:id="93"/>
-      <w:r>
-        <w:rPr>
-          <w:lang w:val="en-US"/>
-        </w:rPr>
-        <w:t>Intended sample and sample size</w:t>
-      </w:r>
-      <w:commentRangeEnd w:id="93"/>
+      <w:commentRangeEnd w:id="92"/>
       <w:r>
         <w:rPr>
           <w:rStyle w:val="CommentReference"/>
           <w:sz w:val="22"/>
           <w:szCs w:val="22"/>
         </w:rPr>
-        <w:commentReference w:id="93"/>
-      </w:r>
-      <w:commentRangeEnd w:id="92"/>
+        <w:commentReference w:id="92"/>
+      </w:r>
+      <w:commentRangeEnd w:id="91"/>
       <w:r>
         <w:rPr>
           <w:rStyle w:val="CommentReference"/>
           <w:sz w:val="22"/>
           <w:szCs w:val="22"/>
         </w:rPr>
-        <w:commentReference w:id="92"/>
+        <w:commentReference w:id="91"/>
       </w:r>
     </w:p>
     <w:p>
@@ -6393,20 +6312,20 @@
         </w:rPr>
         <w:t xml:space="preserve">To find sufficient participants, a combination of purposive </w:t>
       </w:r>
+      <w:commentRangeStart w:id="93"/>
       <w:commentRangeStart w:id="94"/>
       <w:commentRangeStart w:id="95"/>
       <w:commentRangeStart w:id="96"/>
       <w:commentRangeStart w:id="97"/>
       <w:commentRangeStart w:id="98"/>
       <w:commentRangeStart w:id="99"/>
-      <w:commentRangeStart w:id="100"/>
       <w:r>
         <w:rPr>
           <w:lang w:val="en-US"/>
         </w:rPr>
         <w:t>sampling</w:t>
       </w:r>
-      <w:commentRangeEnd w:id="99"/>
+      <w:commentRangeEnd w:id="98"/>
       <w:r>
         <w:rPr>
           <w:rStyle w:val="CommentReference"/>
@@ -6414,9 +6333,9 @@
           <w:szCs w:val="22"/>
           <w:lang w:val="en-US"/>
         </w:rPr>
-        <w:commentReference w:id="99"/>
-      </w:r>
-      <w:commentRangeEnd w:id="100"/>
+        <w:commentReference w:id="98"/>
+      </w:r>
+      <w:commentRangeEnd w:id="99"/>
       <w:r>
         <w:rPr>
           <w:rStyle w:val="CommentReference"/>
@@ -6424,9 +6343,9 @@
           <w:szCs w:val="22"/>
           <w:lang w:val="en-US"/>
         </w:rPr>
-        <w:commentReference w:id="100"/>
-      </w:r>
-      <w:commentRangeEnd w:id="97"/>
+        <w:commentReference w:id="99"/>
+      </w:r>
+      <w:commentRangeEnd w:id="96"/>
       <w:r>
         <w:rPr>
           <w:rStyle w:val="CommentReference"/>
@@ -6434,9 +6353,9 @@
           <w:szCs w:val="22"/>
           <w:lang w:val="en-US"/>
         </w:rPr>
-        <w:commentReference w:id="97"/>
-      </w:r>
-      <w:commentRangeEnd w:id="98"/>
+        <w:commentReference w:id="96"/>
+      </w:r>
+      <w:commentRangeEnd w:id="97"/>
       <w:r>
         <w:rPr>
           <w:rStyle w:val="CommentReference"/>
@@ -6444,9 +6363,9 @@
           <w:szCs w:val="22"/>
           <w:lang w:val="en-US"/>
         </w:rPr>
-        <w:commentReference w:id="98"/>
-      </w:r>
-      <w:commentRangeEnd w:id="94"/>
+        <w:commentReference w:id="97"/>
+      </w:r>
+      <w:commentRangeEnd w:id="93"/>
       <w:r>
         <w:rPr>
           <w:rStyle w:val="CommentReference"/>
@@ -6454,9 +6373,9 @@
           <w:szCs w:val="22"/>
           <w:lang w:val="en-US"/>
         </w:rPr>
-        <w:commentReference w:id="94"/>
-      </w:r>
-      <w:commentRangeEnd w:id="95"/>
+        <w:commentReference w:id="93"/>
+      </w:r>
+      <w:commentRangeEnd w:id="94"/>
       <w:r>
         <w:rPr>
           <w:rStyle w:val="CommentReference"/>
@@ -6464,9 +6383,9 @@
           <w:szCs w:val="22"/>
           <w:lang w:val="en-US"/>
         </w:rPr>
-        <w:commentReference w:id="95"/>
-      </w:r>
-      <w:commentRangeEnd w:id="96"/>
+        <w:commentReference w:id="94"/>
+      </w:r>
+      <w:commentRangeEnd w:id="95"/>
       <w:r>
         <w:rPr>
           <w:rStyle w:val="CommentReference"/>
@@ -6474,7 +6393,7 @@
           <w:szCs w:val="22"/>
           <w:lang w:val="en-US"/>
         </w:rPr>
-        <w:commentReference w:id="96"/>
+        <w:commentReference w:id="95"/>
       </w:r>
       <w:r>
         <w:rPr>
@@ -6482,15 +6401,15 @@
         </w:rPr>
         <w:t xml:space="preserve"> (Patton, 2014</w:t>
       </w:r>
+      <w:commentRangeStart w:id="100"/>
       <w:commentRangeStart w:id="101"/>
-      <w:commentRangeStart w:id="102"/>
       <w:r>
         <w:rPr>
           <w:lang w:val="en-US"/>
         </w:rPr>
         <w:t xml:space="preserve">) </w:t>
       </w:r>
-      <w:commentRangeEnd w:id="101"/>
+      <w:commentRangeEnd w:id="100"/>
       <w:r>
         <w:rPr>
           <w:rStyle w:val="CommentReference"/>
@@ -6498,9 +6417,9 @@
           <w:szCs w:val="22"/>
           <w:lang w:val="en-US"/>
         </w:rPr>
-        <w:commentReference w:id="101"/>
-      </w:r>
-      <w:commentRangeEnd w:id="102"/>
+        <w:commentReference w:id="100"/>
+      </w:r>
+      <w:commentRangeEnd w:id="101"/>
       <w:r>
         <w:rPr>
           <w:rStyle w:val="CommentReference"/>
@@ -6508,7 +6427,7 @@
           <w:szCs w:val="22"/>
           <w:lang w:val="en-US"/>
         </w:rPr>
-        <w:commentReference w:id="102"/>
+        <w:commentReference w:id="101"/>
       </w:r>
       <w:r>
         <w:rPr>
@@ -6516,15 +6435,15 @@
         </w:rPr>
         <w:t>to identify interview participants is used. The sampling starts with the personal network of the researcher</w:t>
       </w:r>
+      <w:commentRangeStart w:id="102"/>
       <w:commentRangeStart w:id="103"/>
-      <w:commentRangeStart w:id="104"/>
       <w:r>
         <w:rPr>
           <w:lang w:val="en-US"/>
         </w:rPr>
         <w:t>, relying mainly on LinkedIn</w:t>
       </w:r>
-      <w:commentRangeEnd w:id="104"/>
+      <w:commentRangeEnd w:id="103"/>
       <w:r>
         <w:rPr>
           <w:rStyle w:val="CommentReference"/>
@@ -6532,9 +6451,9 @@
           <w:szCs w:val="22"/>
           <w:lang w:val="en-US"/>
         </w:rPr>
-        <w:commentReference w:id="104"/>
-      </w:r>
-      <w:commentRangeEnd w:id="103"/>
+        <w:commentReference w:id="103"/>
+      </w:r>
+      <w:commentRangeEnd w:id="102"/>
       <w:r>
         <w:rPr>
           <w:rStyle w:val="CommentReference"/>
@@ -6542,7 +6461,7 @@
           <w:szCs w:val="22"/>
           <w:lang w:val="en-US"/>
         </w:rPr>
-        <w:commentReference w:id="103"/>
+        <w:commentReference w:id="102"/>
       </w:r>
       <w:r>
         <w:rPr>
@@ -6550,6 +6469,7 @@
         </w:rPr>
         <w:t>; candidates were selected when their role matched the selection criteria. Candidates are selected based on their Since the sampling universe is already narrow and access might be limited, n</w:t>
       </w:r>
+      <w:commentRangeStart w:id="104"/>
       <w:commentRangeStart w:id="105"/>
       <w:commentRangeStart w:id="106"/>
       <w:commentRangeStart w:id="107"/>
@@ -6557,14 +6477,13 @@
       <w:commentRangeStart w:id="109"/>
       <w:commentRangeStart w:id="110"/>
       <w:commentRangeStart w:id="111"/>
-      <w:commentRangeStart w:id="112"/>
       <w:r>
         <w:rPr>
           <w:lang w:val="en-US"/>
         </w:rPr>
         <w:t>o further selection criteria are applied to potential participants.</w:t>
       </w:r>
-      <w:commentRangeEnd w:id="109"/>
+      <w:commentRangeEnd w:id="108"/>
       <w:r>
         <w:rPr>
           <w:rStyle w:val="CommentReference"/>
@@ -6572,9 +6491,9 @@
           <w:szCs w:val="22"/>
           <w:lang w:val="en-US"/>
         </w:rPr>
-        <w:commentReference w:id="109"/>
-      </w:r>
-      <w:commentRangeEnd w:id="110"/>
+        <w:commentReference w:id="108"/>
+      </w:r>
+      <w:commentRangeEnd w:id="109"/>
       <w:r>
         <w:rPr>
           <w:rStyle w:val="CommentReference"/>
@@ -6582,9 +6501,9 @@
           <w:szCs w:val="22"/>
           <w:lang w:val="en-US"/>
         </w:rPr>
-        <w:commentReference w:id="110"/>
-      </w:r>
-      <w:commentRangeEnd w:id="111"/>
+        <w:commentReference w:id="109"/>
+      </w:r>
+      <w:commentRangeEnd w:id="110"/>
       <w:r>
         <w:rPr>
           <w:rStyle w:val="CommentReference"/>
@@ -6592,9 +6511,9 @@
           <w:szCs w:val="22"/>
           <w:lang w:val="en-US"/>
         </w:rPr>
-        <w:commentReference w:id="111"/>
-      </w:r>
-      <w:commentRangeEnd w:id="112"/>
+        <w:commentReference w:id="110"/>
+      </w:r>
+      <w:commentRangeEnd w:id="111"/>
       <w:r>
         <w:rPr>
           <w:rStyle w:val="CommentReference"/>
@@ -6602,9 +6521,9 @@
           <w:szCs w:val="22"/>
           <w:lang w:val="en-US"/>
         </w:rPr>
-        <w:commentReference w:id="112"/>
-      </w:r>
-      <w:commentRangeEnd w:id="108"/>
+        <w:commentReference w:id="111"/>
+      </w:r>
+      <w:commentRangeEnd w:id="107"/>
       <w:r>
         <w:rPr>
           <w:rStyle w:val="CommentReference"/>
@@ -6612,9 +6531,9 @@
           <w:szCs w:val="22"/>
           <w:lang w:val="en-US"/>
         </w:rPr>
-        <w:commentReference w:id="108"/>
-      </w:r>
-      <w:commentRangeEnd w:id="107"/>
+        <w:commentReference w:id="107"/>
+      </w:r>
+      <w:commentRangeEnd w:id="106"/>
       <w:r>
         <w:rPr>
           <w:rStyle w:val="CommentReference"/>
@@ -6622,9 +6541,9 @@
           <w:szCs w:val="22"/>
           <w:lang w:val="en-US"/>
         </w:rPr>
-        <w:commentReference w:id="107"/>
-      </w:r>
-      <w:commentRangeEnd w:id="106"/>
+        <w:commentReference w:id="106"/>
+      </w:r>
+      <w:commentRangeEnd w:id="105"/>
       <w:r>
         <w:rPr>
           <w:rStyle w:val="CommentReference"/>
@@ -6632,9 +6551,9 @@
           <w:szCs w:val="22"/>
           <w:lang w:val="en-US"/>
         </w:rPr>
-        <w:commentReference w:id="106"/>
-      </w:r>
-      <w:commentRangeEnd w:id="105"/>
+        <w:commentReference w:id="105"/>
+      </w:r>
+      <w:commentRangeEnd w:id="104"/>
       <w:r>
         <w:rPr>
           <w:rStyle w:val="CommentReference"/>
@@ -6642,7 +6561,7 @@
           <w:szCs w:val="22"/>
           <w:lang w:val="en-US"/>
         </w:rPr>
-        <w:commentReference w:id="105"/>
+        <w:commentReference w:id="104"/>
       </w:r>
       <w:r>
         <w:rPr>
@@ -12789,8 +12708,8 @@
           <w:cols w:space="708"/>
         </w:sectPr>
       </w:pPr>
-      <w:bookmarkStart w:id="113" w:name="_jewz4ftnfnae" w:colFirst="0" w:colLast="0"/>
-      <w:bookmarkEnd w:id="113"/>
+      <w:bookmarkStart w:id="112" w:name="_jewz4ftnfnae" w:colFirst="0" w:colLast="0"/>
+      <w:bookmarkEnd w:id="112"/>
       <w:r>
         <w:t xml:space="preserve"> </w:t>
       </w:r>
@@ -12799,6 +12718,7 @@
       <w:pPr>
         <w:pStyle w:val="Heading2"/>
       </w:pPr>
+      <w:bookmarkStart w:id="113" w:name="_Toc233106424"/>
       <w:r>
         <w:lastRenderedPageBreak/>
         <w:t>3.</w:t>
@@ -12810,7 +12730,7 @@
         <w:tab/>
         <w:t>Trustworthiness</w:t>
       </w:r>
-      <w:bookmarkEnd w:id="91"/>
+      <w:bookmarkEnd w:id="113"/>
     </w:p>
     <w:p>
       <w:pPr>
@@ -14636,7 +14556,7 @@
       <w:pPr>
         <w:pStyle w:val="Heading1"/>
       </w:pPr>
-      <w:bookmarkStart w:id="124" w:name="_Toc231935243"/>
+      <w:bookmarkStart w:id="124" w:name="_Toc233106425"/>
       <w:r>
         <w:lastRenderedPageBreak/>
         <w:t xml:space="preserve">4. </w:t>
@@ -14835,7 +14755,7 @@
       <w:pPr>
         <w:pStyle w:val="Heading2"/>
       </w:pPr>
-      <w:bookmarkStart w:id="127" w:name="_Toc231935244"/>
+      <w:bookmarkStart w:id="127" w:name="_Toc233106426"/>
       <w:r>
         <w:t>4.1</w:t>
       </w:r>
@@ -14843,10 +14763,10 @@
         <w:tab/>
         <w:t>Observing</w:t>
       </w:r>
+      <w:r>
+        <w:t xml:space="preserve"> external conditions</w:t>
+      </w:r>
       <w:bookmarkEnd w:id="127"/>
-      <w:r>
-        <w:t xml:space="preserve"> external conditions</w:t>
-      </w:r>
     </w:p>
     <w:p>
       <w:r>
@@ -15711,7 +15631,6 @@
         <w:t>(see section 4.3.5).</w:t>
       </w:r>
       <w:bookmarkStart w:id="145" w:name="_hvgdgrm8c1y2"/>
-      <w:bookmarkStart w:id="146" w:name="_Toc231935245"/>
       <w:bookmarkEnd w:id="145"/>
       <w:commentRangeEnd w:id="144"/>
       <w:r>
@@ -15731,6 +15650,7 @@
           <w:color w:val="000000"/>
         </w:rPr>
       </w:pPr>
+      <w:bookmarkStart w:id="146" w:name="_Toc233106427"/>
       <w:commentRangeStart w:id="147"/>
       <w:r>
         <w:t>4.2</w:t>
@@ -17210,17 +17130,17 @@
           </w:rPr>
           <w:commentReference w:id="158"/>
         </w:r>
+        <w:commentRangeEnd w:id="159"/>
+        <w:r>
+          <w:rPr>
+            <w:rStyle w:val="CommentReference"/>
+            <w:rFonts w:ascii="EB Garamond SemiBold" w:eastAsia="EB Garamond SemiBold" w:hAnsi="EB Garamond SemiBold" w:cs="EB Garamond SemiBold"/>
+            <w:sz w:val="24"/>
+            <w:szCs w:val="24"/>
+          </w:rPr>
+          <w:commentReference w:id="159"/>
+        </w:r>
       </w:del>
-      <w:commentRangeEnd w:id="159"/>
-      <w:r>
-        <w:rPr>
-          <w:rStyle w:val="CommentReference"/>
-          <w:rFonts w:ascii="EB Garamond SemiBold" w:eastAsia="EB Garamond SemiBold" w:hAnsi="EB Garamond SemiBold" w:cs="EB Garamond SemiBold"/>
-          <w:sz w:val="24"/>
-          <w:szCs w:val="24"/>
-        </w:rPr>
-        <w:commentReference w:id="159"/>
-      </w:r>
     </w:p>
     <w:p>
       <w:pPr>
@@ -18283,7 +18203,7 @@
           <w:color w:val="auto"/>
         </w:rPr>
       </w:pPr>
-      <w:bookmarkStart w:id="178" w:name="_Toc231935246"/>
+      <w:bookmarkStart w:id="178" w:name="_Toc233106428"/>
       <w:r>
         <w:rPr>
           <w:color w:val="auto"/>
@@ -19317,7 +19237,7 @@
       <w:pPr>
         <w:pStyle w:val="Heading2"/>
       </w:pPr>
-      <w:bookmarkStart w:id="182" w:name="_Toc231935247"/>
+      <w:bookmarkStart w:id="182" w:name="_Toc233106429"/>
       <w:r>
         <w:t>4.4</w:t>
       </w:r>
@@ -20673,9 +20593,8 @@
         </w:tc>
       </w:tr>
     </w:tbl>
-    <w:p>
-      <w:bookmarkStart w:id="197" w:name="_Toc231935248"/>
-      <w:commentRangeEnd w:id="195"/>
+    <w:commentRangeEnd w:id="195"/>
+    <w:p>
       <w:r>
         <w:rPr>
           <w:rStyle w:val="CommentReference"/>
@@ -20702,8 +20621,6 @@
           <w:color w:val="00312A"/>
         </w:rPr>
       </w:pPr>
-      <w:bookmarkStart w:id="199" w:name="_Toc231935249"/>
-      <w:bookmarkEnd w:id="197"/>
       <w:r>
         <w:rPr>
           <w:color w:val="00312A"/>
@@ -20718,6 +20635,7 @@
           <w:color w:val="00312A"/>
         </w:rPr>
       </w:pPr>
+      <w:bookmarkStart w:id="198" w:name="_Toc233106430"/>
       <w:r>
         <w:rPr>
           <w:color w:val="00312A"/>
@@ -20732,7 +20650,7 @@
         <w:tab/>
         <w:t>Discussion</w:t>
       </w:r>
-      <w:bookmarkEnd w:id="199"/>
+      <w:bookmarkEnd w:id="198"/>
     </w:p>
     <w:p>
       <w:pPr>
@@ -20748,7 +20666,7 @@
         </w:rPr>
         <w:t xml:space="preserve">This study set out to understand how marketing managers create value with agentic AI. </w:t>
       </w:r>
-      <w:commentRangeStart w:id="200"/>
+      <w:commentRangeStart w:id="199"/>
       <w:r>
         <w:rPr>
           <w:color w:val="00312A"/>
@@ -20762,7 +20680,7 @@
         </w:rPr>
         <w:t>reconstructing how that value is created in practice.</w:t>
       </w:r>
-      <w:commentRangeEnd w:id="200"/>
+      <w:commentRangeEnd w:id="199"/>
       <w:r>
         <w:rPr>
           <w:rStyle w:val="CommentReference"/>
@@ -20771,7 +20689,7 @@
           <w:szCs w:val="22"/>
           <w:lang w:val="en-US"/>
         </w:rPr>
-        <w:commentReference w:id="200"/>
+        <w:commentReference w:id="199"/>
       </w:r>
     </w:p>
     <w:p>
@@ -20781,7 +20699,7 @@
           <w:lang w:val="en-US"/>
         </w:rPr>
       </w:pPr>
-      <w:commentRangeStart w:id="201"/>
+      <w:commentRangeStart w:id="200"/>
       <w:r>
         <w:rPr>
           <w:color w:val="00312A"/>
@@ -20789,7 +20707,7 @@
         </w:rPr>
         <w:t xml:space="preserve"> </w:t>
       </w:r>
-      <w:bookmarkStart w:id="202" w:name="OLE_LINK2"/>
+      <w:bookmarkStart w:id="201" w:name="OLE_LINK2"/>
       <w:r>
         <w:rPr>
           <w:color w:val="00312A"/>
@@ -20816,8 +20734,8 @@
         </w:rPr>
         <w:t xml:space="preserve">That variance was attributed to organizational conditions, managerial behavior, and the configuration in which the technology was applied, rather than to the use case itself. </w:t>
       </w:r>
-      <w:bookmarkEnd w:id="202"/>
-      <w:commentRangeEnd w:id="201"/>
+      <w:bookmarkEnd w:id="201"/>
+      <w:commentRangeEnd w:id="200"/>
       <w:r>
         <w:rPr>
           <w:rStyle w:val="CommentReference"/>
@@ -20826,14 +20744,14 @@
           <w:szCs w:val="22"/>
           <w:lang w:val="en-US"/>
         </w:rPr>
-        <w:commentReference w:id="201"/>
+        <w:commentReference w:id="200"/>
       </w:r>
     </w:p>
     <w:p>
       <w:pPr>
         <w:pStyle w:val="Heading2"/>
       </w:pPr>
-      <w:bookmarkStart w:id="203" w:name="_Toc231935250"/>
+      <w:bookmarkStart w:id="202" w:name="_Toc233106431"/>
       <w:r>
         <w:t>5.1</w:t>
       </w:r>
@@ -20841,7 +20759,7 @@
         <w:tab/>
         <w:t>Contributions to Theory</w:t>
       </w:r>
-      <w:bookmarkEnd w:id="203"/>
+      <w:bookmarkEnd w:id="202"/>
     </w:p>
     <w:p>
       <w:r>
@@ -20850,15 +20768,15 @@
         </w:rPr>
         <w:t xml:space="preserve">Agentic AI has moved rapidly from a technical novelty to a consequential development in marketing, yet empirical research into its implications within organizations remains scarce; the existing literature concentrates on </w:t>
       </w:r>
+      <w:commentRangeStart w:id="203"/>
       <w:commentRangeStart w:id="204"/>
-      <w:commentRangeStart w:id="205"/>
       <w:r>
         <w:rPr>
           <w:lang w:val="en-US"/>
         </w:rPr>
         <w:t>generative AI and, more narrowly, on content generation</w:t>
       </w:r>
-      <w:commentRangeEnd w:id="204"/>
+      <w:commentRangeEnd w:id="203"/>
       <w:r>
         <w:rPr>
           <w:rStyle w:val="CommentReference"/>
@@ -20866,9 +20784,9 @@
           <w:szCs w:val="22"/>
           <w:lang w:val="en-US"/>
         </w:rPr>
-        <w:commentReference w:id="204"/>
-      </w:r>
-      <w:commentRangeEnd w:id="205"/>
+        <w:commentReference w:id="203"/>
+      </w:r>
+      <w:commentRangeEnd w:id="204"/>
       <w:r>
         <w:rPr>
           <w:rStyle w:val="CommentReference"/>
@@ -20876,7 +20794,7 @@
           <w:szCs w:val="22"/>
           <w:lang w:val="en-US"/>
         </w:rPr>
-        <w:commentReference w:id="205"/>
+        <w:commentReference w:id="204"/>
       </w:r>
       <w:r>
         <w:rPr>
@@ -20884,14 +20802,14 @@
         </w:rPr>
         <w:t xml:space="preserve">. Scholars have responded by issuing explicit calls for research into agentic AI in the marketing field (Kim, 2025; Mogaji &amp; Jain, 2024; Jain et al., 2024). This study answers those calls directly by providing a grounded empirical account of how marketing managers create value with </w:t>
       </w:r>
-      <w:commentRangeStart w:id="206"/>
+      <w:commentRangeStart w:id="205"/>
       <w:r>
         <w:rPr>
           <w:lang w:val="en-US"/>
         </w:rPr>
         <w:t>agentic</w:t>
       </w:r>
-      <w:commentRangeEnd w:id="206"/>
+      <w:commentRangeEnd w:id="205"/>
       <w:r>
         <w:rPr>
           <w:rStyle w:val="CommentReference"/>
@@ -20899,7 +20817,7 @@
           <w:szCs w:val="22"/>
           <w:lang w:val="en-US"/>
         </w:rPr>
-        <w:commentReference w:id="206"/>
+        <w:commentReference w:id="205"/>
       </w:r>
       <w:r>
         <w:rPr>
@@ -21004,8 +20922,8 @@
         </w:rPr>
         <w:t xml:space="preserve"> agentic AI through specific use cases and usage strategies; and the value outcomes that result, understood as a portfolio of benefits, sacrifices, and risks. </w:t>
       </w:r>
-      <w:commentRangeStart w:id="207"/>
-      <w:commentRangeEnd w:id="207"/>
+      <w:commentRangeStart w:id="206"/>
+      <w:commentRangeEnd w:id="206"/>
       <w:r>
         <w:rPr>
           <w:rStyle w:val="CommentReference"/>
@@ -21013,7 +20931,7 @@
           <w:sz w:val="22"/>
           <w:szCs w:val="22"/>
         </w:rPr>
-        <w:commentReference w:id="207"/>
+        <w:commentReference w:id="206"/>
       </w:r>
     </w:p>
     <w:p>
@@ -21035,18 +20953,18 @@
       <w:r>
         <w:t xml:space="preserve">Agentic AI </w:t>
       </w:r>
-      <w:commentRangeStart w:id="208"/>
+      <w:commentRangeStart w:id="207"/>
       <w:r>
         <w:t>value</w:t>
       </w:r>
-      <w:commentRangeEnd w:id="208"/>
+      <w:commentRangeEnd w:id="207"/>
       <w:r>
         <w:rPr>
           <w:rStyle w:val="CommentReference"/>
           <w:sz w:val="22"/>
           <w:szCs w:val="22"/>
         </w:rPr>
-        <w:commentReference w:id="208"/>
+        <w:commentReference w:id="207"/>
       </w:r>
       <w:r>
         <w:t xml:space="preserve"> creation as a continuation of digital transformation.</w:t>
@@ -21072,14 +20990,14 @@
         </w:rPr>
         <w:t xml:space="preserve">Where Enholm et al. (2022) still note governance as a key enabler for adopting AI, we see that </w:t>
       </w:r>
-      <w:commentRangeStart w:id="209"/>
+      <w:commentRangeStart w:id="208"/>
       <w:r>
         <w:rPr>
           <w:lang w:val="en-US"/>
         </w:rPr>
         <w:t>governance</w:t>
       </w:r>
-      <w:commentRangeEnd w:id="209"/>
+      <w:commentRangeEnd w:id="208"/>
       <w:r>
         <w:rPr>
           <w:rStyle w:val="CommentReference"/>
@@ -21087,7 +21005,7 @@
           <w:szCs w:val="22"/>
           <w:lang w:val="en-US"/>
         </w:rPr>
-        <w:commentReference w:id="209"/>
+        <w:commentReference w:id="208"/>
       </w:r>
       <w:r>
         <w:rPr>
@@ -21095,14 +21013,14 @@
         </w:rPr>
         <w:t xml:space="preserve"> often has become overly restrictive and has become one of the main inhibitors of agentic AI (see section 4.2.4). </w:t>
       </w:r>
-      <w:commentRangeStart w:id="210"/>
+      <w:commentRangeStart w:id="209"/>
       <w:r>
         <w:rPr>
           <w:lang w:val="en-US"/>
         </w:rPr>
         <w:t xml:space="preserve">Additionally, where the AI of 2021 often served a narrow purpose, agentic AI is more broadly applicable; this leads to the benefit that interviewees describe as extending the personal skillset. </w:t>
       </w:r>
-      <w:commentRangeEnd w:id="210"/>
+      <w:commentRangeEnd w:id="209"/>
       <w:r>
         <w:rPr>
           <w:rStyle w:val="CommentReference"/>
@@ -21110,7 +21028,7 @@
           <w:szCs w:val="22"/>
           <w:lang w:val="en-US"/>
         </w:rPr>
-        <w:commentReference w:id="210"/>
+        <w:commentReference w:id="209"/>
       </w:r>
     </w:p>
     <w:p>
@@ -21120,14 +21038,14 @@
         </w:rPr>
         <w:t xml:space="preserve">Likewise, our work also aligns with and builds on the insights from Vidal et al. (2022). Vidal et al. (2022) note how </w:t>
       </w:r>
-      <w:commentRangeStart w:id="211"/>
+      <w:commentRangeStart w:id="210"/>
       <w:r>
         <w:rPr>
           <w:lang w:val="en-US"/>
         </w:rPr>
         <w:t>digital leaders should become business leade</w:t>
       </w:r>
-      <w:commentRangeEnd w:id="211"/>
+      <w:commentRangeEnd w:id="210"/>
       <w:r>
         <w:rPr>
           <w:rStyle w:val="CommentReference"/>
@@ -21135,7 +21053,7 @@
           <w:szCs w:val="22"/>
           <w:lang w:val="en-US"/>
         </w:rPr>
-        <w:commentReference w:id="211"/>
+        <w:commentReference w:id="210"/>
       </w:r>
       <w:r>
         <w:rPr>
@@ -21149,7 +21067,7 @@
         </w:rPr>
         <w:t>This</w:t>
       </w:r>
-      <w:ins w:id="212" w:author="Beninger, Stefanie" w:date="2026-06-10T13:07:00Z" w16du:dateUtc="2026-06-10T13:07:14Z">
+      <w:ins w:id="211" w:author="Beninger, Stefanie" w:date="2026-06-10T13:07:00Z" w16du:dateUtc="2026-06-10T13:07:14Z">
         <w:r>
           <w:rPr>
             <w:lang w:val="en-US"/>
@@ -21157,8 +21075,8 @@
           <w:t xml:space="preserve"> </w:t>
         </w:r>
       </w:ins>
-      <w:commentRangeStart w:id="213"/>
-      <w:ins w:id="214" w:author="Beninger, Stefanie" w:date="2026-06-10T13:07:00Z" w16du:dateUtc="2026-06-10T13:07:23Z">
+      <w:commentRangeStart w:id="212"/>
+      <w:ins w:id="213" w:author="Beninger, Stefanie" w:date="2026-06-10T13:07:00Z" w16du:dateUtc="2026-06-10T13:07:23Z">
         <w:r>
           <w:rPr>
             <w:lang w:val="en-US"/>
@@ -21166,7 +21084,7 @@
           <w:t>conclusion</w:t>
         </w:r>
       </w:ins>
-      <w:commentRangeEnd w:id="213"/>
+      <w:commentRangeEnd w:id="212"/>
       <w:r>
         <w:rPr>
           <w:rStyle w:val="CommentReference"/>
@@ -21174,9 +21092,9 @@
           <w:szCs w:val="22"/>
           <w:lang w:val="en-US"/>
         </w:rPr>
-        <w:commentReference w:id="213"/>
-      </w:r>
-      <w:ins w:id="215" w:author="Beninger, Stefanie" w:date="2026-06-10T13:07:00Z" w16du:dateUtc="2026-06-10T13:07:23Z">
+        <w:commentReference w:id="212"/>
+      </w:r>
+      <w:ins w:id="214" w:author="Beninger, Stefanie" w:date="2026-06-10T13:07:00Z" w16du:dateUtc="2026-06-10T13:07:23Z">
         <w:r>
           <w:rPr>
             <w:lang w:val="en-US"/>
@@ -21196,7 +21114,7 @@
         </w:rPr>
         <w:t>)</w:t>
       </w:r>
-      <w:ins w:id="216" w:author="Beninger, Stefanie" w:date="2026-06-10T13:07:00Z" w16du:dateUtc="2026-06-10T13:07:17Z">
+      <w:ins w:id="215" w:author="Beninger, Stefanie" w:date="2026-06-10T13:07:00Z" w16du:dateUtc="2026-06-10T13:07:17Z">
         <w:r>
           <w:rPr>
             <w:lang w:val="en-US"/>
@@ -21204,7 +21122,7 @@
           <w:t xml:space="preserve"> </w:t>
         </w:r>
       </w:ins>
-      <w:del w:id="217" w:author="Beninger, Stefanie" w:date="2026-06-10T13:07:00Z" w16du:dateUtc="2026-06-10T13:07:17Z">
+      <w:del w:id="216" w:author="Beninger, Stefanie" w:date="2026-06-10T13:07:00Z" w16du:dateUtc="2026-06-10T13:07:17Z">
         <w:r>
           <w:rPr>
             <w:lang w:val="en-US"/>
@@ -21235,18 +21153,18 @@
         </w:rPr>
         <w:t>Gebauer et al.’s (2020)</w:t>
       </w:r>
-      <w:bookmarkStart w:id="218" w:name="OLE_LINK14"/>
+      <w:bookmarkStart w:id="217" w:name="OLE_LINK14"/>
       <w:r>
         <w:t xml:space="preserve"> </w:t>
       </w:r>
       <w:r>
         <w:t xml:space="preserve">digitalization </w:t>
       </w:r>
-      <w:commentRangeStart w:id="219"/>
+      <w:commentRangeStart w:id="218"/>
       <w:r>
         <w:t>paradox</w:t>
       </w:r>
-      <w:commentRangeEnd w:id="219"/>
+      <w:commentRangeEnd w:id="218"/>
       <w:r>
         <w:rPr>
           <w:rStyle w:val="CommentReference"/>
@@ -21255,7 +21173,7 @@
           <w:sz w:val="22"/>
           <w:szCs w:val="22"/>
         </w:rPr>
-        <w:commentReference w:id="219"/>
+        <w:commentReference w:id="218"/>
       </w:r>
       <w:r>
         <w:rPr>
@@ -21267,26 +21185,26 @@
       <w:r>
         <w:t xml:space="preserve"> </w:t>
       </w:r>
-      <w:bookmarkEnd w:id="218"/>
+      <w:bookmarkEnd w:id="217"/>
       <w:r>
         <w:t xml:space="preserve">we see a pattern where outcomes of investments in agentic AI differ significantly. Notably, ignoring customer needs is not a pattern we observed; however, </w:t>
       </w:r>
-      <w:bookmarkStart w:id="220" w:name="OLE_LINK15"/>
+      <w:bookmarkStart w:id="219" w:name="OLE_LINK15"/>
       <w:r>
         <w:rPr>
           <w:lang w:val="en-US"/>
         </w:rPr>
         <w:t xml:space="preserve">Gebauer </w:t>
       </w:r>
-      <w:bookmarkStart w:id="221" w:name="OLE_LINK16"/>
+      <w:bookmarkStart w:id="220" w:name="OLE_LINK16"/>
       <w:r>
         <w:rPr>
           <w:lang w:val="en-US"/>
         </w:rPr>
         <w:t xml:space="preserve">et al.’s (2020) </w:t>
       </w:r>
+      <w:bookmarkEnd w:id="219"/>
       <w:bookmarkEnd w:id="220"/>
-      <w:bookmarkEnd w:id="221"/>
       <w:r>
         <w:rPr>
           <w:lang w:val="en-US"/>
@@ -21313,7 +21231,7 @@
         </w:rPr>
         <w:t xml:space="preserve">steering the </w:t>
       </w:r>
-      <w:commentRangeStart w:id="222"/>
+      <w:commentRangeStart w:id="221"/>
       <w:r>
         <w:rPr>
           <w:rStyle w:val="Strong"/>
@@ -21327,7 +21245,7 @@
         </w:rPr>
         <w:t>organization</w:t>
       </w:r>
-      <w:commentRangeEnd w:id="222"/>
+      <w:commentRangeEnd w:id="221"/>
       <w:r>
         <w:rPr>
           <w:rStyle w:val="CommentReference"/>
@@ -21337,7 +21255,7 @@
           <w:sz w:val="21"/>
           <w:szCs w:val="21"/>
         </w:rPr>
-        <w:commentReference w:id="222"/>
+        <w:commentReference w:id="221"/>
       </w:r>
       <w:r>
         <w:rPr>
@@ -21363,7 +21281,7 @@
         </w:rPr>
         <w:t>that we observed (se</w:t>
       </w:r>
-      <w:commentRangeStart w:id="223"/>
+      <w:commentRangeStart w:id="222"/>
       <w:r>
         <w:rPr>
           <w:rStyle w:val="Strong"/>
@@ -21375,7 +21293,7 @@
         </w:rPr>
         <w:t>e section 4.2).</w:t>
       </w:r>
-      <w:commentRangeEnd w:id="223"/>
+      <w:commentRangeEnd w:id="222"/>
       <w:r>
         <w:rPr>
           <w:rStyle w:val="CommentReference"/>
@@ -21383,7 +21301,7 @@
           <w:sz w:val="21"/>
           <w:szCs w:val="21"/>
         </w:rPr>
-        <w:commentReference w:id="223"/>
+        <w:commentReference w:id="222"/>
       </w:r>
       <w:r>
         <w:rPr>
@@ -21424,7 +21342,7 @@
         </w:rPr>
         <w:t xml:space="preserve">note </w:t>
       </w:r>
-      <w:commentRangeStart w:id="224"/>
+      <w:commentRangeStart w:id="223"/>
       <w:r>
         <w:rPr>
           <w:rStyle w:val="Strong"/>
@@ -21436,7 +21354,7 @@
         </w:rPr>
         <w:t>we</w:t>
       </w:r>
-      <w:commentRangeEnd w:id="224"/>
+      <w:commentRangeEnd w:id="223"/>
       <w:r>
         <w:rPr>
           <w:rStyle w:val="CommentReference"/>
@@ -21444,7 +21362,7 @@
           <w:sz w:val="21"/>
           <w:szCs w:val="21"/>
         </w:rPr>
-        <w:commentReference w:id="224"/>
+        <w:commentReference w:id="223"/>
       </w:r>
       <w:r>
         <w:rPr>
@@ -21457,7 +21375,7 @@
         </w:rPr>
         <w:t xml:space="preserve"> note a much wider range of </w:t>
       </w:r>
-      <w:commentRangeStart w:id="225"/>
+      <w:commentRangeStart w:id="224"/>
       <w:r>
         <w:rPr>
           <w:rStyle w:val="Strong"/>
@@ -21469,7 +21387,7 @@
         </w:rPr>
         <w:t>elements</w:t>
       </w:r>
-      <w:commentRangeEnd w:id="225"/>
+      <w:commentRangeEnd w:id="224"/>
       <w:r>
         <w:rPr>
           <w:rStyle w:val="CommentReference"/>
@@ -21477,7 +21395,7 @@
           <w:sz w:val="21"/>
           <w:szCs w:val="21"/>
         </w:rPr>
-        <w:commentReference w:id="225"/>
+        <w:commentReference w:id="224"/>
       </w:r>
       <w:r>
         <w:rPr>
@@ -21498,14 +21416,14 @@
         </w:rPr>
         <w:t xml:space="preserve"> Both the organizational resistance that we observe and the breadth of benefits when successful that we observe within the dataset seem to be much higher than what is signaled in previous works regarding digital </w:t>
       </w:r>
-      <w:commentRangeStart w:id="226"/>
+      <w:commentRangeStart w:id="225"/>
       <w:r>
         <w:rPr>
           <w:lang w:val="en-US"/>
         </w:rPr>
         <w:t>transformation</w:t>
       </w:r>
-      <w:commentRangeEnd w:id="226"/>
+      <w:commentRangeEnd w:id="225"/>
       <w:r>
         <w:rPr>
           <w:rStyle w:val="CommentReference"/>
@@ -21513,7 +21431,7 @@
           <w:szCs w:val="22"/>
           <w:lang w:val="en-US"/>
         </w:rPr>
-        <w:commentReference w:id="226"/>
+        <w:commentReference w:id="225"/>
       </w:r>
       <w:r>
         <w:rPr>
@@ -21521,7 +21439,7 @@
         </w:rPr>
         <w:t xml:space="preserve">. Our resource suggests that this increased speed creates increased resistance and delaying behavior; </w:t>
       </w:r>
-      <w:del w:id="227" w:author="Beninger, Stefanie" w:date="2026-06-10T13:11:00Z" w16du:dateUtc="2026-06-10T13:11:34Z">
+      <w:del w:id="226" w:author="Beninger, Stefanie" w:date="2026-06-10T13:11:00Z" w16du:dateUtc="2026-06-10T13:11:34Z">
         <w:r>
           <w:rPr>
             <w:lang w:val="en-US"/>
@@ -21529,7 +21447,7 @@
           <w:delText>we quoted</w:delText>
         </w:r>
       </w:del>
-      <w:ins w:id="228" w:author="Beninger, Stefanie" w:date="2026-06-10T13:11:00Z" w16du:dateUtc="2026-06-10T13:11:38Z">
+      <w:ins w:id="227" w:author="Beninger, Stefanie" w:date="2026-06-10T13:11:00Z" w16du:dateUtc="2026-06-10T13:11:38Z">
         <w:r>
           <w:rPr>
             <w:lang w:val="en-US"/>
@@ -21543,7 +21461,7 @@
         </w:rPr>
         <w:t xml:space="preserve"> “It goes so fast that </w:t>
       </w:r>
-      <w:del w:id="229" w:author="Beninger, Stefanie" w:date="2026-06-10T13:11:00Z" w16du:dateUtc="2026-06-10T13:11:43Z">
+      <w:del w:id="228" w:author="Beninger, Stefanie" w:date="2026-06-10T13:11:00Z" w16du:dateUtc="2026-06-10T13:11:43Z">
         <w:r>
           <w:rPr>
             <w:lang w:val="en-US"/>
@@ -21551,7 +21469,7 @@
           <w:delText xml:space="preserve">they </w:delText>
         </w:r>
       </w:del>
-      <w:ins w:id="230" w:author="Beninger, Stefanie" w:date="2026-06-10T13:11:00Z" w16du:dateUtc="2026-06-10T13:11:46Z">
+      <w:ins w:id="229" w:author="Beninger, Stefanie" w:date="2026-06-10T13:11:00Z" w16du:dateUtc="2026-06-10T13:11:46Z">
         <w:r>
           <w:rPr>
             <w:lang w:val="en-US"/>
@@ -21565,14 +21483,14 @@
         </w:rPr>
         <w:t xml:space="preserve">get overwhelmed” (see section 4.1.1). This implies that the managerial </w:t>
       </w:r>
-      <w:commentRangeStart w:id="231"/>
+      <w:commentRangeStart w:id="230"/>
       <w:r>
         <w:rPr>
           <w:lang w:val="en-US"/>
         </w:rPr>
         <w:t>behaviors</w:t>
       </w:r>
-      <w:commentRangeEnd w:id="231"/>
+      <w:commentRangeEnd w:id="230"/>
       <w:r>
         <w:rPr>
           <w:rStyle w:val="CommentReference"/>
@@ -21580,7 +21498,7 @@
           <w:szCs w:val="22"/>
           <w:lang w:val="en-US"/>
         </w:rPr>
-        <w:commentReference w:id="231"/>
+        <w:commentReference w:id="230"/>
       </w:r>
       <w:r>
         <w:rPr>
@@ -21588,14 +21506,14 @@
         </w:rPr>
         <w:t xml:space="preserve"> that were important in the </w:t>
       </w:r>
-      <w:commentRangeStart w:id="232"/>
+      <w:commentRangeStart w:id="231"/>
       <w:r>
         <w:rPr>
           <w:lang w:val="en-US"/>
         </w:rPr>
         <w:t>age of digital transformation</w:t>
       </w:r>
-      <w:commentRangeEnd w:id="232"/>
+      <w:commentRangeEnd w:id="231"/>
       <w:r>
         <w:rPr>
           <w:rStyle w:val="CommentReference"/>
@@ -21603,7 +21521,7 @@
           <w:szCs w:val="22"/>
           <w:lang w:val="en-US"/>
         </w:rPr>
-        <w:commentReference w:id="232"/>
+        <w:commentReference w:id="231"/>
       </w:r>
       <w:r>
         <w:rPr>
@@ -21616,10 +21534,10 @@
       <w:pPr>
         <w:pStyle w:val="Heading3"/>
         <w:rPr>
-          <w:del w:id="233" w:author="Luttik, Daan" w:date="2026-06-09T19:32:00Z" w16du:dateUtc="2026-06-09T17:32:00Z"/>
-        </w:rPr>
-      </w:pPr>
-      <w:del w:id="234" w:author="Luttik, Daan" w:date="2026-06-09T19:32:00Z" w16du:dateUtc="2026-06-09T17:32:00Z">
+          <w:del w:id="232" w:author="Luttik, Daan" w:date="2026-06-09T19:32:00Z" w16du:dateUtc="2026-06-09T17:32:00Z"/>
+        </w:rPr>
+      </w:pPr>
+      <w:del w:id="233" w:author="Luttik, Daan" w:date="2026-06-09T19:32:00Z" w16du:dateUtc="2026-06-09T17:32:00Z">
         <w:r>
           <w:delText>5.1.2</w:delText>
         </w:r>
@@ -21632,10 +21550,10 @@
     <w:p>
       <w:pPr>
         <w:rPr>
-          <w:del w:id="235" w:author="Luttik, Daan" w:date="2026-06-09T19:32:00Z" w16du:dateUtc="2026-06-09T17:32:00Z"/>
-        </w:rPr>
-      </w:pPr>
-      <w:del w:id="236" w:author="Luttik, Daan" w:date="2026-06-09T19:32:00Z" w16du:dateUtc="2026-06-09T17:32:00Z">
+          <w:del w:id="234" w:author="Luttik, Daan" w:date="2026-06-09T19:32:00Z" w16du:dateUtc="2026-06-09T17:32:00Z"/>
+        </w:rPr>
+      </w:pPr>
+      <w:del w:id="235" w:author="Luttik, Daan" w:date="2026-06-09T19:32:00Z" w16du:dateUtc="2026-06-09T17:32:00Z">
         <w:r>
           <w:delText>Earlier work shows possible applications of GenAI within marketing (Wahid et al., 2023; Grewal et al., 2025; Abou Elgheit, 2025).</w:delText>
         </w:r>
@@ -21668,21 +21586,21 @@
         </w:rPr>
         <w:t>The first sub question this paper sought to answer was “</w:t>
       </w:r>
+      <w:commentRangeStart w:id="236"/>
+      <w:r>
+        <w:rPr>
+          <w:lang w:val="en-US"/>
+        </w:rPr>
+        <w:t>How do marketing manager</w:t>
+      </w:r>
       <w:commentRangeStart w:id="237"/>
       <w:r>
         <w:rPr>
           <w:lang w:val="en-US"/>
         </w:rPr>
-        <w:t>How do marketing manager</w:t>
-      </w:r>
-      <w:commentRangeStart w:id="238"/>
-      <w:r>
-        <w:rPr>
-          <w:lang w:val="en-US"/>
-        </w:rPr>
         <w:t>s identify and translate agentic</w:t>
       </w:r>
-      <w:commentRangeEnd w:id="238"/>
+      <w:commentRangeEnd w:id="237"/>
       <w:r>
         <w:rPr>
           <w:rStyle w:val="CommentReference"/>
@@ -21690,7 +21608,7 @@
           <w:szCs w:val="22"/>
           <w:lang w:val="en-US"/>
         </w:rPr>
-        <w:commentReference w:id="238"/>
+        <w:commentReference w:id="237"/>
       </w:r>
       <w:r>
         <w:rPr>
@@ -21698,7 +21616,7 @@
         </w:rPr>
         <w:t xml:space="preserve"> AI opportunities into value-creating implementations for marketing</w:t>
       </w:r>
-      <w:commentRangeEnd w:id="237"/>
+      <w:commentRangeEnd w:id="236"/>
       <w:r>
         <w:rPr>
           <w:rStyle w:val="CommentReference"/>
@@ -21706,7 +21624,7 @@
           <w:szCs w:val="22"/>
           <w:lang w:val="en-US"/>
         </w:rPr>
-        <w:commentReference w:id="237"/>
+        <w:commentReference w:id="236"/>
       </w:r>
       <w:r>
         <w:rPr>
@@ -21714,14 +21632,14 @@
         </w:rPr>
         <w:t xml:space="preserve">?”. </w:t>
       </w:r>
-      <w:commentRangeStart w:id="239"/>
+      <w:commentRangeStart w:id="238"/>
       <w:r>
         <w:rPr>
           <w:lang w:val="en-US"/>
         </w:rPr>
         <w:t xml:space="preserve">Section 4.1 describes how marketing managers observe the changing landscape. The data show three key external sources of inspiration that drive AI initiatives: the rapid progression of AI capability (see Section 4.1.1), market pressure from competitors and, increasingly, from consumers acting through their own agents (see Section 4.1.2), and the roadmaps communicated by their software suppliers (see Section 4.1.3). </w:t>
       </w:r>
-      <w:commentRangeEnd w:id="239"/>
+      <w:commentRangeEnd w:id="238"/>
       <w:r>
         <w:rPr>
           <w:rStyle w:val="CommentReference"/>
@@ -21729,7 +21647,7 @@
           <w:szCs w:val="22"/>
           <w:lang w:val="en-US"/>
         </w:rPr>
-        <w:commentReference w:id="239"/>
+        <w:commentReference w:id="238"/>
       </w:r>
     </w:p>
     <w:p>
@@ -21761,7 +21679,7 @@
         </w:rPr>
         <w:t xml:space="preserve"> (Teece, 2007): They both are involved with the perception of opportunities and threats. However, Teece (2007) describes a very active posture, noting “scanning, creation, learning, and interpretive activities.” </w:t>
       </w:r>
-      <w:commentRangeStart w:id="240"/>
+      <w:commentRangeStart w:id="239"/>
       <w:r>
         <w:rPr>
           <w:i/>
@@ -21770,7 +21688,7 @@
         </w:rPr>
         <w:t>Observing</w:t>
       </w:r>
-      <w:commentRangeEnd w:id="240"/>
+      <w:commentRangeEnd w:id="239"/>
       <w:r>
         <w:rPr>
           <w:rStyle w:val="CommentReference"/>
@@ -21778,7 +21696,7 @@
           <w:szCs w:val="22"/>
           <w:lang w:val="en-US"/>
         </w:rPr>
-        <w:commentReference w:id="240"/>
+        <w:commentReference w:id="239"/>
       </w:r>
       <w:r>
         <w:rPr>
@@ -21793,14 +21711,14 @@
         <w:lastRenderedPageBreak/>
         <w:t>competitors, and the changing consumer behavior seem hard to miss. This seems to force marketing managers to develop a response even when learning and interpretive activities have rarely been applied. Managers might follow the AI strategy of their main software vendors rather than doing the learning and interpretive work themselves (</w:t>
       </w:r>
-      <w:bookmarkStart w:id="241" w:name="OLE_LINK19"/>
+      <w:bookmarkStart w:id="240" w:name="OLE_LINK19"/>
       <w:r>
         <w:rPr>
           <w:lang w:val="en-US"/>
         </w:rPr>
         <w:t xml:space="preserve">see Section </w:t>
       </w:r>
-      <w:bookmarkEnd w:id="241"/>
+      <w:bookmarkEnd w:id="240"/>
       <w:r>
         <w:rPr>
           <w:lang w:val="en-US"/>
@@ -21821,45 +21739,45 @@
           <w:numId w:val="18"/>
         </w:numPr>
       </w:pPr>
+      <w:commentRangeStart w:id="241"/>
+      <w:r>
+        <w:t>Steering</w:t>
+      </w:r>
+      <w:r>
+        <w:t xml:space="preserve"> the organizational </w:t>
+      </w:r>
       <w:commentRangeStart w:id="242"/>
       <w:r>
-        <w:t>Steering</w:t>
-      </w:r>
-      <w:r>
-        <w:t xml:space="preserve"> the organizational </w:t>
-      </w:r>
-      <w:commentRangeStart w:id="243"/>
-      <w:r>
         <w:t>context</w:t>
       </w:r>
-      <w:commentRangeEnd w:id="243"/>
+      <w:commentRangeEnd w:id="242"/>
       <w:r>
         <w:rPr>
           <w:rStyle w:val="CommentReference"/>
           <w:sz w:val="22"/>
           <w:szCs w:val="22"/>
         </w:rPr>
-        <w:commentReference w:id="243"/>
-      </w:r>
-      <w:commentRangeEnd w:id="242"/>
+        <w:commentReference w:id="242"/>
+      </w:r>
+      <w:commentRangeEnd w:id="241"/>
       <w:r>
         <w:rPr>
           <w:rStyle w:val="CommentReference"/>
           <w:sz w:val="22"/>
           <w:szCs w:val="22"/>
         </w:rPr>
-        <w:commentReference w:id="242"/>
-      </w:r>
-    </w:p>
-    <w:p>
-      <w:commentRangeStart w:id="244"/>
+        <w:commentReference w:id="241"/>
+      </w:r>
+    </w:p>
+    <w:p>
+      <w:commentRangeStart w:id="243"/>
       <w:r>
         <w:rPr>
           <w:lang w:val="en-US"/>
         </w:rPr>
         <w:t xml:space="preserve">Adopting AI on the individual level seems to be relatively easy, but on the organizational level it can be very hard (see Section 4.5.3). </w:t>
       </w:r>
-      <w:commentRangeEnd w:id="244"/>
+      <w:commentRangeEnd w:id="243"/>
       <w:r>
         <w:rPr>
           <w:rStyle w:val="CommentReference"/>
@@ -21867,7 +21785,7 @@
           <w:szCs w:val="22"/>
           <w:lang w:val="en-US"/>
         </w:rPr>
-        <w:commentReference w:id="244"/>
+        <w:commentReference w:id="243"/>
       </w:r>
       <w:r>
         <w:rPr>
@@ -21880,34 +21798,34 @@
       <w:r>
         <w:t xml:space="preserve">Our analysis of the data empirically confirms and expands the organizational readiness </w:t>
       </w:r>
-      <w:commentRangeStart w:id="245"/>
+      <w:commentRangeStart w:id="244"/>
       <w:r>
         <w:t>criteria</w:t>
       </w:r>
-      <w:commentRangeEnd w:id="245"/>
+      <w:commentRangeEnd w:id="244"/>
       <w:r>
         <w:rPr>
           <w:rStyle w:val="CommentReference"/>
           <w:sz w:val="22"/>
           <w:szCs w:val="22"/>
         </w:rPr>
-        <w:commentReference w:id="245"/>
+        <w:commentReference w:id="244"/>
       </w:r>
       <w:r>
         <w:t xml:space="preserve"> as proposed by Srivastava (2026), and, in line with her call to research, connects these factors to value creation. Furthermore, we provide evidence that aligns with Smidt et al.</w:t>
       </w:r>
-      <w:commentRangeStart w:id="246"/>
+      <w:commentRangeStart w:id="245"/>
       <w:r>
         <w:t>’s</w:t>
       </w:r>
-      <w:commentRangeEnd w:id="246"/>
+      <w:commentRangeEnd w:id="245"/>
       <w:r>
         <w:rPr>
           <w:rStyle w:val="CommentReference"/>
           <w:sz w:val="22"/>
           <w:szCs w:val="22"/>
         </w:rPr>
-        <w:commentReference w:id="246"/>
+        <w:commentReference w:id="245"/>
       </w:r>
       <w:r>
         <w:t xml:space="preserve"> (2026) concept of process debt (see section 4.2.3). Furthermore, we find these concepts within the domain of marketing and analyze how managers respond to these contextual elements.</w:t>
@@ -21919,14 +21837,14 @@
           <w:lang w:val="en-US"/>
         </w:rPr>
       </w:pPr>
-      <w:commentRangeStart w:id="247"/>
+      <w:commentRangeStart w:id="246"/>
       <w:r>
         <w:rPr>
           <w:lang w:val="en-US"/>
         </w:rPr>
         <w:t>These aspects of the organizational context seem to be able to prevent or accelerate the implementation of agentic AI, drive the resistance or enthusiasm that drives AI adoption, and bound the knowledge and access to data and systems needed to effectively use agentic AI.</w:t>
       </w:r>
-      <w:commentRangeEnd w:id="247"/>
+      <w:commentRangeEnd w:id="246"/>
       <w:r>
         <w:rPr>
           <w:rStyle w:val="CommentReference"/>
@@ -21934,18 +21852,18 @@
           <w:szCs w:val="22"/>
           <w:lang w:val="en-US"/>
         </w:rPr>
-        <w:commentReference w:id="247"/>
-      </w:r>
-    </w:p>
-    <w:p>
-      <w:commentRangeStart w:id="248"/>
+        <w:commentReference w:id="246"/>
+      </w:r>
+    </w:p>
+    <w:p>
+      <w:commentRangeStart w:id="247"/>
       <w:r>
         <w:rPr>
           <w:lang w:val="en-US"/>
         </w:rPr>
         <w:t>We</w:t>
       </w:r>
-      <w:commentRangeEnd w:id="248"/>
+      <w:commentRangeEnd w:id="247"/>
       <w:r>
         <w:rPr>
           <w:rStyle w:val="CommentReference"/>
@@ -21953,7 +21871,7 @@
           <w:szCs w:val="22"/>
           <w:lang w:val="en-US"/>
         </w:rPr>
-        <w:commentReference w:id="248"/>
+        <w:commentReference w:id="247"/>
       </w:r>
       <w:r>
         <w:rPr>
@@ -22138,7 +22056,7 @@
         </w:rPr>
         <w:t xml:space="preserve">Steering creates the conditions; applying is the act of putting agentic AI to work, and the study’s central observation here is that this is a deliberate act of design rather than a purchase. Managers did not adopt agentic AI as a finished capability; they assembled it, beginning from a marketing problem rather than from the technology and building around the agent a </w:t>
       </w:r>
-      <w:commentRangeStart w:id="249"/>
+      <w:commentRangeStart w:id="248"/>
       <w:r>
         <w:rPr>
           <w:i/>
@@ -22148,7 +22066,7 @@
         </w:rPr>
         <w:t>harness</w:t>
       </w:r>
-      <w:commentRangeEnd w:id="249"/>
+      <w:commentRangeEnd w:id="248"/>
       <w:r>
         <w:rPr>
           <w:rStyle w:val="CommentReference"/>
@@ -22157,7 +22075,7 @@
           <w:szCs w:val="22"/>
           <w:lang w:val="en-US"/>
         </w:rPr>
-        <w:commentReference w:id="249"/>
+        <w:commentReference w:id="248"/>
       </w:r>
       <w:r>
         <w:rPr>
@@ -22174,7 +22092,7 @@
           <w:lang w:val="en-US"/>
         </w:rPr>
       </w:pPr>
-      <w:commentRangeStart w:id="250"/>
+      <w:commentRangeStart w:id="249"/>
       <w:r>
         <w:rPr>
           <w:color w:val="9BBB59" w:themeColor="accent3"/>
@@ -22182,7 +22100,7 @@
         </w:rPr>
         <w:t>Theoretically</w:t>
       </w:r>
-      <w:commentRangeEnd w:id="250"/>
+      <w:commentRangeEnd w:id="249"/>
       <w:r>
         <w:rPr>
           <w:rStyle w:val="CommentReference"/>
@@ -22191,7 +22109,7 @@
           <w:szCs w:val="22"/>
           <w:lang w:val="en-US"/>
         </w:rPr>
-        <w:commentReference w:id="250"/>
+        <w:commentReference w:id="249"/>
       </w:r>
       <w:r>
         <w:rPr>
@@ -22250,7 +22168,7 @@
         </w:rPr>
         <w:t xml:space="preserve">The model’s final stage concerns the value that results, and the study’s contribution here is to show that this value is not a single quantity but a portfolio that managers must actively compose. Participants described benefits (efficiency, scale, extension of skill, and quality), sacrifices (cost and the displacement or reshaping of roles), and risks (hallucination, security and privacy violation, and brand degradation) as produced together rather than traded one for another (Section 4.4). Read through value </w:t>
       </w:r>
-      <w:commentRangeStart w:id="251"/>
+      <w:commentRangeStart w:id="250"/>
       <w:r>
         <w:rPr>
           <w:color w:val="9BBB59" w:themeColor="accent3"/>
@@ -22258,7 +22176,7 @@
         </w:rPr>
         <w:t>theory</w:t>
       </w:r>
-      <w:commentRangeEnd w:id="251"/>
+      <w:commentRangeEnd w:id="250"/>
       <w:r>
         <w:rPr>
           <w:rStyle w:val="CommentReference"/>
@@ -22267,7 +22185,7 @@
           <w:szCs w:val="22"/>
           <w:lang w:val="en-US"/>
         </w:rPr>
-        <w:commentReference w:id="251"/>
+        <w:commentReference w:id="250"/>
       </w:r>
       <w:r>
         <w:rPr>
@@ -22308,7 +22226,7 @@
         </w:rPr>
         <w:t xml:space="preserve"> by the firm, and an organization can capture cost savings while destroying customer value through lost trust or authenticity. </w:t>
       </w:r>
-      <w:commentRangeStart w:id="252"/>
+      <w:commentRangeStart w:id="251"/>
       <w:r>
         <w:rPr>
           <w:color w:val="9BBB59" w:themeColor="accent3"/>
@@ -22316,7 +22234,7 @@
         </w:rPr>
         <w:t>The manager’s task at this stage is therefore one of choice and measurement: deciding which value to pursue and benchmarking AI output against a human baseline so that improvement, rather than mere novelty, can be demonstrated</w:t>
       </w:r>
-      <w:commentRangeEnd w:id="252"/>
+      <w:commentRangeEnd w:id="251"/>
       <w:r>
         <w:rPr>
           <w:rStyle w:val="CommentReference"/>
@@ -22325,7 +22243,7 @@
           <w:szCs w:val="22"/>
           <w:lang w:val="en-US"/>
         </w:rPr>
-        <w:commentReference w:id="252"/>
+        <w:commentReference w:id="251"/>
       </w:r>
       <w:r>
         <w:rPr>
@@ -22347,14 +22265,14 @@
         </w:rPr>
         <w:t xml:space="preserve">The clearest evidence that this value is managerially mediated rather than technologically </w:t>
       </w:r>
-      <w:commentRangeStart w:id="253"/>
+      <w:commentRangeStart w:id="252"/>
       <w:r>
         <w:rPr>
           <w:color w:val="9BBB59" w:themeColor="accent3"/>
         </w:rPr>
         <w:t>determined</w:t>
       </w:r>
-      <w:commentRangeEnd w:id="253"/>
+      <w:commentRangeEnd w:id="252"/>
       <w:r>
         <w:rPr>
           <w:rStyle w:val="CommentReference"/>
@@ -22362,7 +22280,7 @@
           <w:sz w:val="22"/>
           <w:szCs w:val="22"/>
         </w:rPr>
-        <w:commentReference w:id="253"/>
+        <w:commentReference w:id="252"/>
       </w:r>
       <w:r>
         <w:rPr>
@@ -22392,7 +22310,7 @@
         </w:rPr>
         <w:t xml:space="preserve">The </w:t>
       </w:r>
-      <w:commentRangeStart w:id="254"/>
+      <w:commentRangeStart w:id="253"/>
       <w:r>
         <w:rPr>
           <w:color w:val="9BBB59" w:themeColor="accent3"/>
@@ -22400,7 +22318,7 @@
         </w:rPr>
         <w:t>most</w:t>
       </w:r>
-      <w:commentRangeEnd w:id="254"/>
+      <w:commentRangeEnd w:id="253"/>
       <w:r>
         <w:rPr>
           <w:rStyle w:val="CommentReference"/>
@@ -22409,7 +22327,7 @@
           <w:szCs w:val="22"/>
           <w:lang w:val="en-US"/>
         </w:rPr>
-        <w:commentReference w:id="254"/>
+        <w:commentReference w:id="253"/>
       </w:r>
       <w:r>
         <w:rPr>
@@ -22455,7 +22373,7 @@
           <w:color w:val="9BBB59" w:themeColor="accent3"/>
         </w:rPr>
       </w:pPr>
-      <w:bookmarkStart w:id="255" w:name="_Toc231935251"/>
+      <w:bookmarkStart w:id="254" w:name="_Toc233106432"/>
       <w:r>
         <w:rPr>
           <w:color w:val="9BBB59" w:themeColor="accent3"/>
@@ -22469,7 +22387,7 @@
         <w:tab/>
         <w:t>Practical implications</w:t>
       </w:r>
-      <w:bookmarkEnd w:id="255"/>
+      <w:bookmarkEnd w:id="254"/>
     </w:p>
     <w:p>
       <w:pPr>
@@ -22490,14 +22408,14 @@
         <w:lastRenderedPageBreak/>
         <w:t xml:space="preserve">the technology is applied, and managing the value that results) rather than of the procurement decision alone, the practical implications of this study concern how marketing managers do that </w:t>
       </w:r>
-      <w:commentRangeStart w:id="256"/>
+      <w:commentRangeStart w:id="255"/>
       <w:r>
         <w:rPr>
           <w:color w:val="9BBB59" w:themeColor="accent3"/>
         </w:rPr>
         <w:t>work</w:t>
       </w:r>
-      <w:commentRangeEnd w:id="256"/>
+      <w:commentRangeEnd w:id="255"/>
       <w:r>
         <w:rPr>
           <w:rStyle w:val="CommentReference"/>
@@ -22505,7 +22423,7 @@
           <w:sz w:val="22"/>
           <w:szCs w:val="22"/>
         </w:rPr>
-        <w:commentReference w:id="256"/>
+        <w:commentReference w:id="255"/>
       </w:r>
       <w:r>
         <w:rPr>
@@ -22777,7 +22695,7 @@
           <w:color w:val="auto"/>
         </w:rPr>
       </w:pPr>
-      <w:bookmarkStart w:id="257" w:name="_Toc231935252"/>
+      <w:bookmarkStart w:id="256" w:name="_Toc233106433"/>
       <w:r>
         <w:rPr>
           <w:color w:val="auto"/>
@@ -22791,12 +22709,12 @@
         <w:tab/>
         <w:t>Limitations &amp; Future research</w:t>
       </w:r>
-      <w:bookmarkEnd w:id="257"/>
-    </w:p>
-    <w:p>
-      <w:pPr>
-        <w:rPr>
-          <w:del w:id="258" w:author="Beninger, Stefanie" w:date="2026-06-10T13:27:00Z" w16du:dateUtc="2026-06-10T13:27:29Z"/>
+      <w:bookmarkEnd w:id="256"/>
+    </w:p>
+    <w:p>
+      <w:pPr>
+        <w:rPr>
+          <w:del w:id="257" w:author="Beninger, Stefanie" w:date="2026-06-10T13:27:00Z" w16du:dateUtc="2026-06-10T13:27:29Z"/>
         </w:rPr>
       </w:pPr>
       <w:r>
@@ -22805,14 +22723,14 @@
         </w:rPr>
         <w:t xml:space="preserve">A limitation of this study lies in the speed with which AI is evolving rapidly. Many insights regarding the role of the manager align with earlier works on transformations (e.g. Vidal et al. 2022) and are likely to be relevant toward the future; others like the impact of specific use cases might be heavily dependent on the temporal </w:t>
       </w:r>
-      <w:commentRangeStart w:id="259"/>
+      <w:commentRangeStart w:id="258"/>
       <w:r>
         <w:rPr>
           <w:lang w:val="en-US"/>
         </w:rPr>
         <w:t>situation</w:t>
       </w:r>
-      <w:commentRangeEnd w:id="259"/>
+      <w:commentRangeEnd w:id="258"/>
       <w:r>
         <w:rPr>
           <w:rStyle w:val="CommentReference"/>
@@ -22820,7 +22738,7 @@
           <w:szCs w:val="22"/>
           <w:lang w:val="en-US"/>
         </w:rPr>
-        <w:commentReference w:id="259"/>
+        <w:commentReference w:id="258"/>
       </w:r>
       <w:r>
         <w:rPr>
@@ -22828,7 +22746,7 @@
         </w:rPr>
         <w:t xml:space="preserve">. </w:t>
       </w:r>
-      <w:del w:id="260" w:author="Beninger, Stefanie" w:date="2026-06-10T13:25:00Z" w16du:dateUtc="2026-06-10T13:25:41Z">
+      <w:del w:id="259" w:author="Beninger, Stefanie" w:date="2026-06-10T13:25:00Z" w16du:dateUtc="2026-06-10T13:25:41Z">
         <w:r>
           <w:rPr>
             <w:lang w:val="en-US"/>
@@ -22842,14 +22760,14 @@
         </w:rPr>
         <w:t xml:space="preserve">Furthermore, as this research applies a qualitative approach, our outcomes could be transferable to other </w:t>
       </w:r>
-      <w:commentRangeStart w:id="261"/>
+      <w:commentRangeStart w:id="260"/>
       <w:r>
         <w:rPr>
           <w:lang w:val="en-US"/>
         </w:rPr>
         <w:t>contexts</w:t>
       </w:r>
-      <w:commentRangeEnd w:id="261"/>
+      <w:commentRangeEnd w:id="260"/>
       <w:r>
         <w:rPr>
           <w:rStyle w:val="CommentReference"/>
@@ -22857,7 +22775,7 @@
           <w:szCs w:val="22"/>
           <w:lang w:val="en-US"/>
         </w:rPr>
-        <w:commentReference w:id="261"/>
+        <w:commentReference w:id="260"/>
       </w:r>
       <w:r>
         <w:rPr>
@@ -22867,14 +22785,14 @@
       </w:r>
     </w:p>
     <w:p>
-      <w:commentRangeStart w:id="262"/>
+      <w:commentRangeStart w:id="261"/>
       <w:r>
         <w:rPr>
           <w:lang w:val="en-US"/>
         </w:rPr>
         <w:t>To</w:t>
       </w:r>
-      <w:commentRangeEnd w:id="262"/>
+      <w:commentRangeEnd w:id="261"/>
       <w:r>
         <w:rPr>
           <w:rStyle w:val="CommentReference"/>
@@ -22882,7 +22800,7 @@
           <w:szCs w:val="22"/>
           <w:lang w:val="en-US"/>
         </w:rPr>
-        <w:commentReference w:id="262"/>
+        <w:commentReference w:id="261"/>
       </w:r>
       <w:r>
         <w:rPr>
@@ -22890,7 +22808,7 @@
         </w:rPr>
         <w:t xml:space="preserve"> balance these limitations, future research could make comparisons across </w:t>
       </w:r>
-      <w:del w:id="263" w:author="Beninger, Stefanie" w:date="2026-06-10T13:27:00Z" w16du:dateUtc="2026-06-10T13:27:24Z">
+      <w:del w:id="262" w:author="Beninger, Stefanie" w:date="2026-06-10T13:27:00Z" w16du:dateUtc="2026-06-10T13:27:24Z">
         <w:r>
           <w:rPr>
             <w:lang w:val="en-US"/>
@@ -22898,7 +22816,7 @@
           <w:delText xml:space="preserve">markets </w:delText>
         </w:r>
       </w:del>
-      <w:ins w:id="264" w:author="Beninger, Stefanie" w:date="2026-06-10T13:27:00Z" w16du:dateUtc="2026-06-10T13:27:25Z">
+      <w:ins w:id="263" w:author="Beninger, Stefanie" w:date="2026-06-10T13:27:00Z" w16du:dateUtc="2026-06-10T13:27:25Z">
         <w:r>
           <w:rPr>
             <w:lang w:val="en-US"/>
@@ -22912,7 +22830,7 @@
         </w:rPr>
         <w:t>and</w:t>
       </w:r>
-      <w:ins w:id="265" w:author="Beninger, Stefanie" w:date="2026-06-10T13:26:00Z" w16du:dateUtc="2026-06-10T13:26:58Z">
+      <w:ins w:id="264" w:author="Beninger, Stefanie" w:date="2026-06-10T13:26:00Z" w16du:dateUtc="2026-06-10T13:26:58Z">
         <w:r>
           <w:rPr>
             <w:lang w:val="en-US"/>
@@ -22926,7 +22844,7 @@
         </w:rPr>
         <w:t xml:space="preserve"> monitor the evolving response of organizations and consumers to the (also) evolving nature of AI </w:t>
       </w:r>
-      <w:del w:id="266" w:author="Beninger, Stefanie" w:date="2026-06-10T13:27:00Z" w16du:dateUtc="2026-06-10T13:27:10Z">
+      <w:del w:id="265" w:author="Beninger, Stefanie" w:date="2026-06-10T13:27:00Z" w16du:dateUtc="2026-06-10T13:27:10Z">
         <w:r>
           <w:rPr>
             <w:lang w:val="en-US"/>
@@ -22940,7 +22858,7 @@
         </w:rPr>
         <w:t xml:space="preserve">on </w:t>
       </w:r>
-      <w:del w:id="267" w:author="Beninger, Stefanie" w:date="2026-06-10T13:27:00Z" w16du:dateUtc="2026-06-10T13:27:13Z">
+      <w:del w:id="266" w:author="Beninger, Stefanie" w:date="2026-06-10T13:27:00Z" w16du:dateUtc="2026-06-10T13:27:13Z">
         <w:r>
           <w:rPr>
             <w:lang w:val="en-US"/>
@@ -22960,7 +22878,7 @@
         </w:rPr>
         <w:t>agentic</w:t>
       </w:r>
-      <w:ins w:id="268" w:author="Beninger, Stefanie" w:date="2026-06-10T13:27:00Z" w16du:dateUtc="2026-06-10T13:27:16Z">
+      <w:ins w:id="267" w:author="Beninger, Stefanie" w:date="2026-06-10T13:27:00Z" w16du:dateUtc="2026-06-10T13:27:16Z">
         <w:r>
           <w:rPr>
             <w:lang w:val="en-US"/>
@@ -22974,7 +22892,7 @@
         </w:rPr>
         <w:t xml:space="preserve">AI and the role of the marketing manager </w:t>
       </w:r>
-      <w:ins w:id="269" w:author="Beninger, Stefanie" w:date="2026-06-10T13:27:00Z" w16du:dateUtc="2026-06-10T13:27:21Z">
+      <w:ins w:id="268" w:author="Beninger, Stefanie" w:date="2026-06-10T13:27:00Z" w16du:dateUtc="2026-06-10T13:27:21Z">
         <w:r>
           <w:rPr>
             <w:lang w:val="en-US"/>
@@ -22982,7 +22900,7 @@
           <w:t>therein</w:t>
         </w:r>
       </w:ins>
-      <w:del w:id="270" w:author="Beninger, Stefanie" w:date="2026-06-10T13:27:00Z" w16du:dateUtc="2026-06-10T13:27:19Z">
+      <w:del w:id="269" w:author="Beninger, Stefanie" w:date="2026-06-10T13:27:00Z" w16du:dateUtc="2026-06-10T13:27:19Z">
         <w:r>
           <w:rPr>
             <w:lang w:val="en-US"/>
@@ -23004,14 +22922,14 @@
         </w:rPr>
         <w:t xml:space="preserve">Another limitation lies in the gap between optics and </w:t>
       </w:r>
-      <w:commentRangeStart w:id="271"/>
+      <w:commentRangeStart w:id="270"/>
       <w:r>
         <w:rPr>
           <w:lang w:val="en-US"/>
         </w:rPr>
         <w:t>reality</w:t>
       </w:r>
-      <w:commentRangeEnd w:id="271"/>
+      <w:commentRangeEnd w:id="270"/>
       <w:r>
         <w:rPr>
           <w:rStyle w:val="CommentReference"/>
@@ -23019,7 +22937,7 @@
           <w:szCs w:val="22"/>
           <w:lang w:val="en-US"/>
         </w:rPr>
-        <w:commentReference w:id="271"/>
+        <w:commentReference w:id="270"/>
       </w:r>
       <w:r>
         <w:rPr>
@@ -23027,14 +22945,14 @@
         </w:rPr>
         <w:t xml:space="preserve"> (see section 4.3.1); while many interviewees were open about this gap, others might not have been so </w:t>
       </w:r>
-      <w:commentRangeStart w:id="272"/>
+      <w:commentRangeStart w:id="271"/>
       <w:r>
         <w:rPr>
           <w:lang w:val="en-US"/>
         </w:rPr>
         <w:t>forthcoming</w:t>
       </w:r>
-      <w:commentRangeEnd w:id="272"/>
+      <w:commentRangeEnd w:id="271"/>
       <w:r>
         <w:rPr>
           <w:rStyle w:val="CommentReference"/>
@@ -23042,7 +22960,7 @@
           <w:szCs w:val="22"/>
           <w:lang w:val="en-US"/>
         </w:rPr>
-        <w:commentReference w:id="272"/>
+        <w:commentReference w:id="271"/>
       </w:r>
       <w:r>
         <w:rPr>
@@ -23056,7 +22974,7 @@
         </w:rPr>
         <w:t>)</w:t>
       </w:r>
-      <w:ins w:id="273" w:author="Beninger, Stefanie" w:date="2026-06-10T13:28:00Z" w16du:dateUtc="2026-06-10T13:28:17Z">
+      <w:ins w:id="272" w:author="Beninger, Stefanie" w:date="2026-06-10T13:28:00Z" w16du:dateUtc="2026-06-10T13:28:17Z">
         <w:r>
           <w:rPr>
             <w:lang w:val="en-US"/>
@@ -23070,7 +22988,7 @@
         </w:rPr>
         <w:t xml:space="preserve"> research could use different data collection methods and leverage different research approaches. For example, auditing the </w:t>
       </w:r>
-      <w:del w:id="274" w:author="Beninger, Stefanie" w:date="2026-06-10T13:28:00Z" w16du:dateUtc="2026-06-10T13:28:24Z">
+      <w:del w:id="273" w:author="Beninger, Stefanie" w:date="2026-06-10T13:28:00Z" w16du:dateUtc="2026-06-10T13:28:24Z">
         <w:r>
           <w:rPr>
             <w:lang w:val="en-US"/>
@@ -23084,14 +23002,14 @@
         </w:rPr>
         <w:t xml:space="preserve">state of AI within an </w:t>
       </w:r>
-      <w:commentRangeStart w:id="275"/>
+      <w:commentRangeStart w:id="274"/>
       <w:r>
         <w:rPr>
           <w:lang w:val="en-US"/>
         </w:rPr>
         <w:t>organization</w:t>
       </w:r>
-      <w:commentRangeEnd w:id="275"/>
+      <w:commentRangeEnd w:id="274"/>
       <w:r>
         <w:rPr>
           <w:rStyle w:val="CommentReference"/>
@@ -23099,7 +23017,7 @@
           <w:szCs w:val="22"/>
           <w:lang w:val="en-US"/>
         </w:rPr>
-        <w:commentReference w:id="275"/>
+        <w:commentReference w:id="274"/>
       </w:r>
       <w:r>
         <w:rPr>
@@ -23107,14 +23025,14 @@
         </w:rPr>
         <w:t xml:space="preserve"> and measuring the effects on specific </w:t>
       </w:r>
-      <w:commentRangeStart w:id="276"/>
+      <w:commentRangeStart w:id="275"/>
       <w:r>
         <w:rPr>
           <w:lang w:val="en-US"/>
         </w:rPr>
         <w:t xml:space="preserve">values </w:t>
       </w:r>
-      <w:commentRangeEnd w:id="276"/>
+      <w:commentRangeEnd w:id="275"/>
       <w:r>
         <w:rPr>
           <w:rStyle w:val="CommentReference"/>
@@ -23122,7 +23040,7 @@
           <w:szCs w:val="22"/>
           <w:lang w:val="en-US"/>
         </w:rPr>
-        <w:commentReference w:id="276"/>
+        <w:commentReference w:id="275"/>
       </w:r>
       <w:r>
         <w:rPr>
@@ -23146,15 +23064,15 @@
         </w:rPr>
         <w:t xml:space="preserve">Finally, </w:t>
       </w:r>
+      <w:commentRangeStart w:id="276"/>
       <w:commentRangeStart w:id="277"/>
-      <w:commentRangeStart w:id="278"/>
       <w:r>
         <w:rPr>
           <w:lang w:val="en-US"/>
         </w:rPr>
         <w:t>research</w:t>
       </w:r>
-      <w:commentRangeEnd w:id="277"/>
+      <w:commentRangeEnd w:id="276"/>
       <w:r>
         <w:rPr>
           <w:rStyle w:val="CommentReference"/>
@@ -23162,9 +23080,9 @@
           <w:szCs w:val="22"/>
           <w:lang w:val="en-US"/>
         </w:rPr>
-        <w:commentReference w:id="277"/>
-      </w:r>
-      <w:commentRangeEnd w:id="278"/>
+        <w:commentReference w:id="276"/>
+      </w:r>
+      <w:commentRangeEnd w:id="277"/>
       <w:r>
         <w:rPr>
           <w:rStyle w:val="CommentReference"/>
@@ -23172,7 +23090,7 @@
           <w:szCs w:val="22"/>
           <w:lang w:val="en-US"/>
         </w:rPr>
-        <w:commentReference w:id="278"/>
+        <w:commentReference w:id="277"/>
       </w:r>
       <w:r>
         <w:rPr>
@@ -23180,14 +23098,14 @@
         </w:rPr>
         <w:t xml:space="preserve"> could study specific elements in more </w:t>
       </w:r>
-      <w:commentRangeStart w:id="279"/>
+      <w:commentRangeStart w:id="278"/>
       <w:r>
         <w:rPr>
           <w:lang w:val="en-US"/>
         </w:rPr>
         <w:t>depth</w:t>
       </w:r>
-      <w:commentRangeEnd w:id="279"/>
+      <w:commentRangeEnd w:id="278"/>
       <w:r>
         <w:rPr>
           <w:rStyle w:val="CommentReference"/>
@@ -23195,7 +23113,7 @@
           <w:szCs w:val="22"/>
           <w:lang w:val="en-US"/>
         </w:rPr>
-        <w:commentReference w:id="279"/>
+        <w:commentReference w:id="278"/>
       </w:r>
       <w:r>
         <w:rPr>
@@ -23203,14 +23121,14 @@
         </w:rPr>
         <w:t xml:space="preserve">. First, research seems to rarely analyze the impact of specific technical features or technical </w:t>
       </w:r>
-      <w:commentRangeStart w:id="280"/>
+      <w:commentRangeStart w:id="279"/>
       <w:r>
         <w:rPr>
           <w:lang w:val="en-US"/>
         </w:rPr>
         <w:t>configurations</w:t>
       </w:r>
-      <w:commentRangeEnd w:id="280"/>
+      <w:commentRangeEnd w:id="279"/>
       <w:r>
         <w:rPr>
           <w:rStyle w:val="CommentReference"/>
@@ -23218,7 +23136,7 @@
           <w:szCs w:val="22"/>
           <w:lang w:val="en-US"/>
         </w:rPr>
-        <w:commentReference w:id="280"/>
+        <w:commentReference w:id="279"/>
       </w:r>
       <w:r>
         <w:rPr>
@@ -23226,14 +23144,14 @@
         </w:rPr>
         <w:t xml:space="preserve"> on business outcomes, research in this domain could further explain the high variance regarding value outcomes for similar use cases. Second, research could make a more detailed analysis regarding the effect of the organizational </w:t>
       </w:r>
-      <w:commentRangeStart w:id="281"/>
+      <w:commentRangeStart w:id="280"/>
       <w:r>
         <w:rPr>
           <w:lang w:val="en-US"/>
         </w:rPr>
         <w:t>context</w:t>
       </w:r>
-      <w:commentRangeEnd w:id="281"/>
+      <w:commentRangeEnd w:id="280"/>
       <w:r>
         <w:rPr>
           <w:rStyle w:val="CommentReference"/>
@@ -23241,7 +23159,7 @@
           <w:szCs w:val="22"/>
           <w:lang w:val="en-US"/>
         </w:rPr>
-        <w:commentReference w:id="281"/>
+        <w:commentReference w:id="280"/>
       </w:r>
       <w:r>
         <w:rPr>
@@ -23256,14 +23174,14 @@
         <w:lastRenderedPageBreak/>
         <w:t xml:space="preserve">strive to create. Third, research could make a more detailed analysis of the specific behaviors of marketing managers, analyzing the components of behaviors like reshaping and their impact on the outcomes within the </w:t>
       </w:r>
-      <w:commentRangeStart w:id="282"/>
+      <w:commentRangeStart w:id="281"/>
       <w:r>
         <w:rPr>
           <w:lang w:val="en-US"/>
         </w:rPr>
         <w:t>organization</w:t>
       </w:r>
-      <w:commentRangeEnd w:id="282"/>
+      <w:commentRangeEnd w:id="281"/>
       <w:r>
         <w:rPr>
           <w:rStyle w:val="CommentReference"/>
@@ -23271,7 +23189,7 @@
           <w:szCs w:val="22"/>
           <w:lang w:val="en-US"/>
         </w:rPr>
-        <w:commentReference w:id="282"/>
+        <w:commentReference w:id="281"/>
       </w:r>
       <w:r>
         <w:rPr>
@@ -23291,7 +23209,7 @@
       <w:pPr>
         <w:pStyle w:val="Heading1"/>
       </w:pPr>
-      <w:bookmarkStart w:id="283" w:name="_Toc231935253"/>
+      <w:bookmarkStart w:id="282" w:name="_Toc233106434"/>
       <w:r>
         <w:lastRenderedPageBreak/>
         <w:t>6.</w:t>
@@ -23300,7 +23218,7 @@
         <w:tab/>
         <w:t>Conclusion</w:t>
       </w:r>
-      <w:bookmarkEnd w:id="283"/>
+      <w:bookmarkEnd w:id="282"/>
     </w:p>
     <w:p>
       <w:pPr>
@@ -23314,7 +23232,7 @@
         </w:rPr>
         <w:t xml:space="preserve">This thesis asked how marketing managers create value with agentic AI. Drawing on seventeen interviews with marketing managers and AI experts, analyzed through constructivist grounded theory, </w:t>
       </w:r>
-      <w:ins w:id="284" w:author="Beninger, Stefanie" w:date="2026-06-10T13:31:00Z" w16du:dateUtc="2026-06-10T13:31:24Z">
+      <w:ins w:id="283" w:author="Beninger, Stefanie" w:date="2026-06-10T13:31:00Z" w16du:dateUtc="2026-06-10T13:31:24Z">
         <w:r>
           <w:rPr>
             <w:color w:val="9BBB59" w:themeColor="accent3"/>
@@ -23322,8 +23240,8 @@
           <w:t xml:space="preserve">the findings suggest </w:t>
         </w:r>
       </w:ins>
-      <w:commentRangeStart w:id="285"/>
-      <w:del w:id="286" w:author="Beninger, Stefanie" w:date="2026-06-10T13:31:00Z" w16du:dateUtc="2026-06-10T13:31:18Z">
+      <w:commentRangeStart w:id="284"/>
+      <w:del w:id="285" w:author="Beninger, Stefanie" w:date="2026-06-10T13:31:00Z" w16du:dateUtc="2026-06-10T13:31:18Z">
         <w:r>
           <w:rPr>
             <w:color w:val="9BBB59" w:themeColor="accent3"/>
@@ -23331,7 +23249,7 @@
           <w:delText>it</w:delText>
         </w:r>
       </w:del>
-      <w:commentRangeEnd w:id="285"/>
+      <w:commentRangeEnd w:id="284"/>
       <w:r>
         <w:rPr>
           <w:rStyle w:val="CommentReference"/>
@@ -23339,9 +23257,9 @@
           <w:sz w:val="22"/>
           <w:szCs w:val="22"/>
         </w:rPr>
-        <w:commentReference w:id="285"/>
-      </w:r>
-      <w:del w:id="287" w:author="Beninger, Stefanie" w:date="2026-06-10T13:31:00Z" w16du:dateUtc="2026-06-10T13:31:18Z">
+        <w:commentReference w:id="284"/>
+      </w:r>
+      <w:del w:id="286" w:author="Beninger, Stefanie" w:date="2026-06-10T13:31:00Z" w16du:dateUtc="2026-06-10T13:31:18Z">
         <w:r>
           <w:rPr>
             <w:color w:val="9BBB59" w:themeColor="accent3"/>
@@ -23355,14 +23273,14 @@
         </w:rPr>
         <w:t>that value is created not by adopting agentic AI but by the managerial work that surrounds it:</w:t>
       </w:r>
-      <w:commentRangeStart w:id="288"/>
+      <w:commentRangeStart w:id="287"/>
       <w:r>
         <w:rPr>
           <w:color w:val="9BBB59" w:themeColor="accent3"/>
         </w:rPr>
         <w:t xml:space="preserve"> observing a volatile environment, building the conditions for change, steering the organization, designing how the technology is applied, and managing the portfolio of value that results</w:t>
       </w:r>
-      <w:commentRangeEnd w:id="288"/>
+      <w:commentRangeEnd w:id="287"/>
       <w:r>
         <w:rPr>
           <w:rStyle w:val="CommentReference"/>
@@ -23370,7 +23288,7 @@
           <w:sz w:val="22"/>
           <w:szCs w:val="22"/>
         </w:rPr>
-        <w:commentReference w:id="288"/>
+        <w:commentReference w:id="287"/>
       </w:r>
       <w:r>
         <w:rPr>
@@ -23378,7 +23296,7 @@
         </w:rPr>
         <w:t xml:space="preserve">. The study’s central contribution is a </w:t>
       </w:r>
-      <w:del w:id="289" w:author="Beninger, Stefanie" w:date="2026-06-10T13:33:00Z" w16du:dateUtc="2026-06-10T13:33:12Z">
+      <w:del w:id="288" w:author="Beninger, Stefanie" w:date="2026-06-10T13:33:00Z" w16du:dateUtc="2026-06-10T13:33:12Z">
         <w:r>
           <w:rPr>
             <w:color w:val="9BBB59" w:themeColor="accent3"/>
@@ -23392,7 +23310,7 @@
         </w:rPr>
         <w:t xml:space="preserve">model of this </w:t>
       </w:r>
-      <w:del w:id="290" w:author="Beninger, Stefanie" w:date="2026-06-10T13:33:00Z" w16du:dateUtc="2026-06-10T13:33:14Z">
+      <w:del w:id="289" w:author="Beninger, Stefanie" w:date="2026-06-10T13:33:00Z" w16du:dateUtc="2026-06-10T13:33:14Z">
         <w:r>
           <w:rPr>
             <w:color w:val="9BBB59" w:themeColor="accent3"/>
@@ -23400,7 +23318,7 @@
           <w:delText xml:space="preserve">work </w:delText>
         </w:r>
       </w:del>
-      <w:ins w:id="291" w:author="Beninger, Stefanie" w:date="2026-06-10T13:33:00Z" w16du:dateUtc="2026-06-10T13:33:15Z">
+      <w:ins w:id="290" w:author="Beninger, Stefanie" w:date="2026-06-10T13:33:00Z" w16du:dateUtc="2026-06-10T13:33:15Z">
         <w:r>
           <w:rPr>
             <w:color w:val="9BBB59" w:themeColor="accent3"/>
@@ -23422,7 +23340,7 @@
           <w:lang w:val="en-US"/>
         </w:rPr>
       </w:pPr>
-      <w:commentRangeStart w:id="292"/>
+      <w:commentRangeStart w:id="291"/>
       <w:r>
         <w:rPr>
           <w:color w:val="76923C" w:themeColor="accent3" w:themeShade="BF"/>
@@ -23430,7 +23348,7 @@
         </w:rPr>
         <w:t>The</w:t>
       </w:r>
-      <w:commentRangeEnd w:id="292"/>
+      <w:commentRangeEnd w:id="291"/>
       <w:r>
         <w:rPr>
           <w:rStyle w:val="CommentReference"/>
@@ -23439,7 +23357,7 @@
           <w:szCs w:val="22"/>
           <w:lang w:val="en-US"/>
         </w:rPr>
-        <w:commentReference w:id="292"/>
+        <w:commentReference w:id="291"/>
       </w:r>
       <w:r>
         <w:rPr>
@@ -23448,7 +23366,7 @@
         </w:rPr>
         <w:t xml:space="preserve"> three subquestions structure this </w:t>
       </w:r>
-      <w:commentRangeStart w:id="293"/>
+      <w:commentRangeStart w:id="292"/>
       <w:r>
         <w:rPr>
           <w:color w:val="76923C" w:themeColor="accent3" w:themeShade="BF"/>
@@ -23456,7 +23374,7 @@
         </w:rPr>
         <w:t>answer</w:t>
       </w:r>
-      <w:commentRangeEnd w:id="293"/>
+      <w:commentRangeEnd w:id="292"/>
       <w:r>
         <w:rPr>
           <w:rStyle w:val="CommentReference"/>
@@ -23465,7 +23383,7 @@
           <w:szCs w:val="22"/>
           <w:lang w:val="en-US"/>
         </w:rPr>
-        <w:commentReference w:id="293"/>
+        <w:commentReference w:id="292"/>
       </w:r>
       <w:r>
         <w:rPr>
@@ -23568,7 +23486,7 @@
           <w:lang w:val="en-US"/>
         </w:rPr>
       </w:pPr>
-      <w:commentRangeStart w:id="294"/>
+      <w:commentRangeStart w:id="293"/>
       <w:r>
         <w:rPr>
           <w:color w:val="9BBB59" w:themeColor="accent3"/>
@@ -23576,7 +23494,7 @@
         </w:rPr>
         <w:t>Empirically</w:t>
       </w:r>
-      <w:commentRangeEnd w:id="294"/>
+      <w:commentRangeEnd w:id="293"/>
       <w:r>
         <w:rPr>
           <w:rStyle w:val="CommentReference"/>
@@ -23585,7 +23503,7 @@
           <w:szCs w:val="22"/>
           <w:lang w:val="en-US"/>
         </w:rPr>
-        <w:commentReference w:id="294"/>
+        <w:commentReference w:id="293"/>
       </w:r>
       <w:r>
         <w:rPr>
@@ -23594,7 +23512,7 @@
         </w:rPr>
         <w:t xml:space="preserve">, this study answers recent calls for research into agentic AI in marketing (Kim, 2025; Mogaji &amp; Jain, 2024; Jain et al., 2024): it provides one of the first grounded accounts of how marketing managers create value with agentic AI in practice, moving beyond the field’s prevailing focus on content </w:t>
       </w:r>
-      <w:commentRangeStart w:id="295"/>
+      <w:commentRangeStart w:id="294"/>
       <w:r>
         <w:rPr>
           <w:color w:val="9BBB59" w:themeColor="accent3"/>
@@ -23602,7 +23520,7 @@
         </w:rPr>
         <w:t>generation</w:t>
       </w:r>
-      <w:commentRangeEnd w:id="295"/>
+      <w:commentRangeEnd w:id="294"/>
       <w:r>
         <w:rPr>
           <w:rStyle w:val="CommentReference"/>
@@ -23611,7 +23529,7 @@
           <w:szCs w:val="22"/>
           <w:lang w:val="en-US"/>
         </w:rPr>
-        <w:commentReference w:id="295"/>
+        <w:commentReference w:id="294"/>
       </w:r>
       <w:r>
         <w:rPr>
@@ -23620,7 +23538,7 @@
         </w:rPr>
         <w:t xml:space="preserve">. Its contribution is a grounded account of the managerial </w:t>
       </w:r>
-      <w:del w:id="296" w:author="Beninger, Stefanie" w:date="2026-06-10T13:34:00Z" w16du:dateUtc="2026-06-10T13:34:03Z">
+      <w:del w:id="295" w:author="Beninger, Stefanie" w:date="2026-06-10T13:34:00Z" w16du:dateUtc="2026-06-10T13:34:03Z">
         <w:r>
           <w:rPr>
             <w:color w:val="9BBB59" w:themeColor="accent3"/>
@@ -23636,7 +23554,7 @@
           <w:delText xml:space="preserve"> </w:delText>
         </w:r>
       </w:del>
-      <w:ins w:id="297" w:author="Beninger, Stefanie" w:date="2026-06-10T13:34:00Z" w16du:dateUtc="2026-06-10T13:34:15Z">
+      <w:ins w:id="296" w:author="Beninger, Stefanie" w:date="2026-06-10T13:34:00Z" w16du:dateUtc="2026-06-10T13:34:15Z">
         <w:r>
           <w:rPr>
             <w:color w:val="9BBB59" w:themeColor="accent3"/>
@@ -23652,7 +23570,7 @@
           <w:t xml:space="preserve"> </w:t>
         </w:r>
       </w:ins>
-      <w:del w:id="298" w:author="Beninger, Stefanie" w:date="2026-06-10T13:34:00Z" w16du:dateUtc="2026-06-10T13:34:14Z">
+      <w:del w:id="297" w:author="Beninger, Stefanie" w:date="2026-06-10T13:34:00Z" w16du:dateUtc="2026-06-10T13:34:14Z">
         <w:r>
           <w:rPr>
             <w:color w:val="9BBB59" w:themeColor="accent3"/>
@@ -23668,7 +23586,7 @@
         </w:rPr>
         <w:t>agentic AI</w:t>
       </w:r>
-      <w:del w:id="299" w:author="Beninger, Stefanie" w:date="2026-06-10T13:34:00Z" w16du:dateUtc="2026-06-10T13:34:19Z">
+      <w:del w:id="298" w:author="Beninger, Stefanie" w:date="2026-06-10T13:34:00Z" w16du:dateUtc="2026-06-10T13:34:19Z">
         <w:r>
           <w:rPr>
             <w:color w:val="9BBB59" w:themeColor="accent3"/>
@@ -23684,7 +23602,7 @@
         </w:rPr>
         <w:t xml:space="preserve">: a </w:t>
       </w:r>
-      <w:commentRangeStart w:id="300"/>
+      <w:commentRangeStart w:id="299"/>
       <w:r>
         <w:rPr>
           <w:color w:val="9BBB59" w:themeColor="accent3"/>
@@ -23692,7 +23610,7 @@
         </w:rPr>
         <w:t>process</w:t>
       </w:r>
-      <w:commentRangeEnd w:id="300"/>
+      <w:commentRangeEnd w:id="299"/>
       <w:r>
         <w:rPr>
           <w:rStyle w:val="CommentReference"/>
@@ -23701,7 +23619,7 @@
           <w:szCs w:val="22"/>
           <w:lang w:val="en-US"/>
         </w:rPr>
-        <w:commentReference w:id="300"/>
+        <w:commentReference w:id="299"/>
       </w:r>
       <w:r>
         <w:rPr>
@@ -23710,7 +23628,7 @@
         </w:rPr>
         <w:t xml:space="preserve"> model linking </w:t>
       </w:r>
-      <w:commentRangeStart w:id="301"/>
+      <w:commentRangeStart w:id="300"/>
       <w:r>
         <w:rPr>
           <w:color w:val="9BBB59" w:themeColor="accent3"/>
@@ -23718,7 +23636,7 @@
         </w:rPr>
         <w:t>observing, steering, applying, and the management of a value portfolio, together with the analytical vocabulary (the repertoire of reshaping, leveraging, and navigating; the harness; and value as a managed portfol</w:t>
       </w:r>
-      <w:commentRangeEnd w:id="301"/>
+      <w:commentRangeEnd w:id="300"/>
       <w:r>
         <w:rPr>
           <w:rStyle w:val="CommentReference"/>
@@ -23727,7 +23645,7 @@
           <w:szCs w:val="22"/>
           <w:lang w:val="en-US"/>
         </w:rPr>
-        <w:commentReference w:id="301"/>
+        <w:commentReference w:id="300"/>
       </w:r>
       <w:r>
         <w:rPr>
@@ -23736,7 +23654,7 @@
         </w:rPr>
         <w:t>io) through which that work can be understood. T</w:t>
       </w:r>
-      <w:commentRangeStart w:id="302"/>
+      <w:commentRangeStart w:id="301"/>
       <w:r>
         <w:rPr>
           <w:color w:val="9BBB59" w:themeColor="accent3"/>
@@ -23744,7 +23662,7 @@
         </w:rPr>
         <w:t>he empirical specifics reported here are snapshots of a fast-moving technology and will date quick</w:t>
       </w:r>
-      <w:commentRangeEnd w:id="302"/>
+      <w:commentRangeEnd w:id="301"/>
       <w:r>
         <w:rPr>
           <w:rStyle w:val="CommentReference"/>
@@ -23753,7 +23671,7 @@
           <w:szCs w:val="22"/>
           <w:lang w:val="en-US"/>
         </w:rPr>
-        <w:commentReference w:id="302"/>
+        <w:commentReference w:id="301"/>
       </w:r>
       <w:r>
         <w:rPr>
@@ -23762,7 +23680,7 @@
         </w:rPr>
         <w:t xml:space="preserve">ly; the higher-order categories, which describe managerial responses to a moving target rather than the target itself, should prove more durable. For marketing managers living, as one participant put it, through both “an era of change” and “a change of era,” the practical message coincides with the theoretical one: the value of agentic AI will be determined less by the models they adopt than by the organizations they build around </w:t>
       </w:r>
-      <w:commentRangeStart w:id="303"/>
+      <w:commentRangeStart w:id="302"/>
       <w:r>
         <w:rPr>
           <w:color w:val="9BBB59" w:themeColor="accent3"/>
@@ -23770,7 +23688,7 @@
         </w:rPr>
         <w:t>them</w:t>
       </w:r>
-      <w:commentRangeEnd w:id="303"/>
+      <w:commentRangeEnd w:id="302"/>
       <w:r>
         <w:rPr>
           <w:rStyle w:val="CommentReference"/>
@@ -23779,7 +23697,7 @@
           <w:szCs w:val="22"/>
           <w:lang w:val="en-US"/>
         </w:rPr>
-        <w:commentReference w:id="303"/>
+        <w:commentReference w:id="302"/>
       </w:r>
       <w:r>
         <w:rPr>
@@ -23808,7 +23726,7 @@
           <w:highlight w:val="white"/>
         </w:rPr>
       </w:pPr>
-      <w:bookmarkStart w:id="304" w:name="_Toc231935254"/>
+      <w:bookmarkStart w:id="303" w:name="_Toc233106435"/>
       <w:r>
         <w:lastRenderedPageBreak/>
         <w:t>7.</w:t>
@@ -23817,7 +23735,7 @@
         <w:tab/>
         <w:t>References</w:t>
       </w:r>
-      <w:bookmarkEnd w:id="304"/>
+      <w:bookmarkEnd w:id="303"/>
     </w:p>
     <w:p>
       <w:pPr>
@@ -23834,7 +23752,7 @@
         </w:rPr>
         <w:t xml:space="preserve">Acharya, D. B., Kuppan, K., &amp; Divya, B. (2025). Agentic AI: Autonomous intelligence for complex goals, a comprehensive </w:t>
       </w:r>
-      <w:commentRangeStart w:id="305"/>
+      <w:commentRangeStart w:id="304"/>
       <w:r>
         <w:rPr>
           <w:highlight w:val="white"/>
@@ -23842,7 +23760,7 @@
         </w:rPr>
         <w:t>survey</w:t>
       </w:r>
-      <w:commentRangeEnd w:id="305"/>
+      <w:commentRangeEnd w:id="304"/>
       <w:r>
         <w:rPr>
           <w:rStyle w:val="CommentReference"/>
@@ -23851,7 +23769,7 @@
           <w:highlight w:val="white"/>
           <w:lang w:val="en-US"/>
         </w:rPr>
-        <w:commentReference w:id="305"/>
+        <w:commentReference w:id="304"/>
       </w:r>
       <w:r>
         <w:rPr>
@@ -24434,8 +24352,8 @@
           <w:highlight w:val="white"/>
         </w:rPr>
       </w:pPr>
+      <w:commentRangeStart w:id="305"/>
       <w:commentRangeStart w:id="306"/>
-      <w:commentRangeStart w:id="307"/>
       <w:r>
         <w:rPr>
           <w:highlight w:val="white"/>
@@ -24477,7 +24395,7 @@
         </w:rPr>
         <w:t xml:space="preserve">(1), 38-68. </w:t>
       </w:r>
-      <w:commentRangeEnd w:id="307"/>
+      <w:commentRangeEnd w:id="306"/>
       <w:r>
         <w:rPr>
           <w:rStyle w:val="CommentReference"/>
@@ -24485,9 +24403,9 @@
           <w:szCs w:val="20"/>
           <w:highlight w:val="white"/>
         </w:rPr>
-        <w:commentReference w:id="307"/>
-      </w:r>
-      <w:commentRangeEnd w:id="306"/>
+        <w:commentReference w:id="306"/>
+      </w:r>
+      <w:commentRangeEnd w:id="305"/>
       <w:r>
         <w:rPr>
           <w:rStyle w:val="CommentReference"/>
@@ -24495,7 +24413,7 @@
           <w:szCs w:val="20"/>
           <w:highlight w:val="white"/>
         </w:rPr>
-        <w:commentReference w:id="306"/>
+        <w:commentReference w:id="305"/>
       </w:r>
     </w:p>
     <w:p>
@@ -25344,7 +25262,7 @@
           <w:lang w:val="en-US"/>
         </w:rPr>
       </w:pPr>
-      <w:commentRangeStart w:id="308"/>
+      <w:commentRangeStart w:id="307"/>
       <w:r>
         <w:rPr>
           <w:highlight w:val="white"/>
@@ -25384,7 +25302,7 @@
         </w:rPr>
         <w:t>(2), 211–228. https://doi.org/10.1177/2394964318805625</w:t>
       </w:r>
-      <w:commentRangeEnd w:id="308"/>
+      <w:commentRangeEnd w:id="307"/>
       <w:r>
         <w:rPr>
           <w:rStyle w:val="CommentReference"/>
@@ -25393,7 +25311,7 @@
           <w:highlight w:val="white"/>
           <w:lang w:val="en-US"/>
         </w:rPr>
-        <w:commentReference w:id="308"/>
+        <w:commentReference w:id="307"/>
       </w:r>
     </w:p>
     <w:p>
@@ -25501,14 +25419,14 @@
         </w:rPr>
         <w:t xml:space="preserve">Kim, J. (2025). </w:t>
       </w:r>
-      <w:bookmarkStart w:id="309" w:name="OLE_LINK17"/>
+      <w:bookmarkStart w:id="308" w:name="OLE_LINK17"/>
       <w:r>
         <w:rPr>
           <w:highlight w:val="white"/>
         </w:rPr>
         <w:t>Advertising in the Age of Agentic AI: Call for Research</w:t>
       </w:r>
-      <w:bookmarkEnd w:id="309"/>
+      <w:bookmarkEnd w:id="308"/>
       <w:r>
         <w:rPr>
           <w:highlight w:val="white"/>
@@ -25552,7 +25470,7 @@
           <w:lang w:val="en-US"/>
         </w:rPr>
       </w:pPr>
-      <w:commentRangeStart w:id="310"/>
+      <w:commentRangeStart w:id="309"/>
       <w:r>
         <w:rPr>
           <w:highlight w:val="white"/>
@@ -25576,7 +25494,7 @@
         </w:rPr>
         <w:t>(4), 2025. https://doi.org/10.3390/su13042025</w:t>
       </w:r>
-      <w:commentRangeEnd w:id="310"/>
+      <w:commentRangeEnd w:id="309"/>
       <w:r>
         <w:rPr>
           <w:rStyle w:val="CommentReference"/>
@@ -25585,7 +25503,7 @@
           <w:highlight w:val="white"/>
           <w:lang w:val="en-US"/>
         </w:rPr>
-        <w:commentReference w:id="310"/>
+        <w:commentReference w:id="309"/>
       </w:r>
     </w:p>
     <w:p>
@@ -25627,7 +25545,7 @@
           <w:highlight w:val="white"/>
         </w:rPr>
       </w:pPr>
-      <w:commentRangeStart w:id="311"/>
+      <w:commentRangeStart w:id="310"/>
       <w:r>
         <w:rPr>
           <w:highlight w:val="white"/>
@@ -25648,7 +25566,7 @@
         </w:rPr>
         <w:t>(3). https://doi.org/10.1177/07439156241286499</w:t>
       </w:r>
-      <w:commentRangeEnd w:id="311"/>
+      <w:commentRangeEnd w:id="310"/>
       <w:r>
         <w:rPr>
           <w:rStyle w:val="CommentReference"/>
@@ -25656,7 +25574,7 @@
           <w:szCs w:val="22"/>
           <w:highlight w:val="white"/>
         </w:rPr>
-        <w:commentReference w:id="311"/>
+        <w:commentReference w:id="310"/>
       </w:r>
     </w:p>
     <w:p>
@@ -25717,7 +25635,7 @@
           <w:lang w:val="en-US"/>
         </w:rPr>
       </w:pPr>
-      <w:commentRangeStart w:id="312"/>
+      <w:commentRangeStart w:id="311"/>
       <w:r>
         <w:rPr>
           <w:highlight w:val="white"/>
@@ -25757,7 +25675,7 @@
         </w:rPr>
         <w:t>, 849–859. https://doi.org/10.1016/j.jbusres.2020.11.008</w:t>
       </w:r>
-      <w:commentRangeEnd w:id="312"/>
+      <w:commentRangeEnd w:id="311"/>
       <w:r>
         <w:rPr>
           <w:rStyle w:val="CommentReference"/>
@@ -25766,7 +25684,7 @@
           <w:highlight w:val="white"/>
           <w:lang w:val="en-US"/>
         </w:rPr>
-        <w:commentReference w:id="312"/>
+        <w:commentReference w:id="311"/>
       </w:r>
     </w:p>
     <w:p>
@@ -25788,7 +25706,7 @@
           <w:highlight w:val="white"/>
         </w:rPr>
       </w:pPr>
-      <w:commentRangeStart w:id="313"/>
+      <w:commentRangeStart w:id="312"/>
       <w:r>
         <w:rPr>
           <w:highlight w:val="white"/>
@@ -25830,7 +25748,7 @@
         </w:rPr>
         <w:t>(4). https://doi.org/10.1177/21582440231217731</w:t>
       </w:r>
-      <w:commentRangeEnd w:id="313"/>
+      <w:commentRangeEnd w:id="312"/>
       <w:r>
         <w:rPr>
           <w:rStyle w:val="CommentReference"/>
@@ -25838,7 +25756,7 @@
           <w:szCs w:val="22"/>
           <w:highlight w:val="white"/>
         </w:rPr>
-        <w:commentReference w:id="313"/>
+        <w:commentReference w:id="312"/>
       </w:r>
     </w:p>
     <w:p>
@@ -26170,6 +26088,18 @@
       <w:r>
         <w:rPr>
           <w:highlight w:val="white"/>
+          <w:rPrChange w:id="313" w:author="Luttik, Daan" w:date="2026-06-11T19:40:00Z" w16du:dateUtc="2026-06-11T17:40:00Z">
+            <w:rPr>
+              <w:highlight w:val="white"/>
+              <w:lang w:val="it-IT"/>
+            </w:rPr>
+          </w:rPrChange>
+        </w:rPr>
+        <w:t xml:space="preserve">Moralles, C., Da Costa, L. A. L., Rigo, S. J., Kunst, R., De Souza, V. C., Silva, E. P., </w:t>
+      </w:r>
+      <w:r>
+        <w:rPr>
+          <w:highlight w:val="white"/>
           <w:rPrChange w:id="314" w:author="Luttik, Daan" w:date="2026-06-11T19:40:00Z" w16du:dateUtc="2026-06-11T17:40:00Z">
             <w:rPr>
               <w:highlight w:val="white"/>
@@ -26177,24 +26107,12 @@
             </w:rPr>
           </w:rPrChange>
         </w:rPr>
-        <w:t xml:space="preserve">Moralles, C., Da Costa, L. A. L., Rigo, S. J., Kunst, R., De Souza, V. C., Silva, E. P., </w:t>
+        <w:t>…</w:t>
       </w:r>
       <w:r>
         <w:rPr>
           <w:highlight w:val="white"/>
           <w:rPrChange w:id="315" w:author="Luttik, Daan" w:date="2026-06-11T19:40:00Z" w16du:dateUtc="2026-06-11T17:40:00Z">
-            <w:rPr>
-              <w:highlight w:val="white"/>
-              <w:lang w:val="it-IT"/>
-            </w:rPr>
-          </w:rPrChange>
-        </w:rPr>
-        <w:t>…</w:t>
-      </w:r>
-      <w:r>
-        <w:rPr>
-          <w:highlight w:val="white"/>
-          <w:rPrChange w:id="316" w:author="Luttik, Daan" w:date="2026-06-11T19:40:00Z" w16du:dateUtc="2026-06-11T17:40:00Z">
             <w:rPr>
               <w:highlight w:val="white"/>
               <w:lang w:val="it-IT"/>
@@ -26288,7 +26206,7 @@
           <w:highlight w:val="white"/>
         </w:rPr>
       </w:pPr>
-      <w:commentRangeStart w:id="317"/>
+      <w:commentRangeStart w:id="316"/>
       <w:r>
         <w:rPr>
           <w:highlight w:val="white"/>
@@ -26310,7 +26228,7 @@
         </w:rPr>
         <w:t>(4), 404–428. https://doi.org/10.1287/orsc.11.4.404.14600</w:t>
       </w:r>
-      <w:commentRangeEnd w:id="317"/>
+      <w:commentRangeEnd w:id="316"/>
       <w:r>
         <w:rPr>
           <w:rStyle w:val="CommentReference"/>
@@ -26318,7 +26236,7 @@
           <w:szCs w:val="22"/>
           <w:highlight w:val="white"/>
         </w:rPr>
-        <w:commentReference w:id="317"/>
+        <w:commentReference w:id="316"/>
       </w:r>
     </w:p>
     <w:p>
@@ -26356,7 +26274,7 @@
           <w:highlight w:val="white"/>
         </w:rPr>
       </w:pPr>
-      <w:commentRangeStart w:id="318"/>
+      <w:commentRangeStart w:id="317"/>
       <w:r>
         <w:rPr>
           <w:highlight w:val="white"/>
@@ -26377,7 +26295,7 @@
         </w:rPr>
         <w:t>(5), 636–651. https://doi.org/10.1080/08874417.2023.2240744</w:t>
       </w:r>
-      <w:commentRangeEnd w:id="318"/>
+      <w:commentRangeEnd w:id="317"/>
       <w:r>
         <w:rPr>
           <w:rStyle w:val="CommentReference"/>
@@ -26385,7 +26303,7 @@
           <w:szCs w:val="22"/>
           <w:highlight w:val="white"/>
         </w:rPr>
-        <w:commentReference w:id="318"/>
+        <w:commentReference w:id="317"/>
       </w:r>
     </w:p>
     <w:p>
@@ -26575,7 +26493,7 @@
       <w:pPr>
         <w:ind w:left="720" w:hanging="720"/>
       </w:pPr>
-      <w:commentRangeStart w:id="319"/>
+      <w:commentRangeStart w:id="318"/>
       <w:r>
         <w:t xml:space="preserve">Sidorchuk, R. (2015). The concept of “value” in the theory of marketing. </w:t>
       </w:r>
@@ -26604,14 +26522,14 @@
           <w:t>https://doi.org/10.5539/ass.v11n9p320</w:t>
         </w:r>
       </w:hyperlink>
-      <w:commentRangeEnd w:id="319"/>
+      <w:commentRangeEnd w:id="318"/>
       <w:r>
         <w:rPr>
           <w:rStyle w:val="CommentReference"/>
           <w:sz w:val="22"/>
           <w:szCs w:val="22"/>
         </w:rPr>
-        <w:commentReference w:id="319"/>
+        <w:commentReference w:id="318"/>
       </w:r>
     </w:p>
     <w:p>
@@ -26652,8 +26570,8 @@
           <w:highlight w:val="white"/>
         </w:rPr>
       </w:pPr>
+      <w:commentRangeStart w:id="319"/>
       <w:commentRangeStart w:id="320"/>
-      <w:commentRangeStart w:id="321"/>
       <w:r>
         <w:rPr>
           <w:highlight w:val="white"/>
@@ -26682,7 +26600,7 @@
         </w:rPr>
         <w:t>(7), 509–533.</w:t>
       </w:r>
-      <w:commentRangeEnd w:id="321"/>
+      <w:commentRangeEnd w:id="320"/>
       <w:r>
         <w:rPr>
           <w:rStyle w:val="CommentReference"/>
@@ -26690,7 +26608,7 @@
           <w:szCs w:val="22"/>
           <w:highlight w:val="white"/>
         </w:rPr>
-        <w:commentReference w:id="321"/>
+        <w:commentReference w:id="320"/>
       </w:r>
     </w:p>
     <w:p>
@@ -26733,7 +26651,7 @@
           <w:t>https://doi.org/10.1002/smj.640</w:t>
         </w:r>
       </w:hyperlink>
-      <w:commentRangeEnd w:id="320"/>
+      <w:commentRangeEnd w:id="319"/>
       <w:r>
         <w:rPr>
           <w:rStyle w:val="CommentReference"/>
@@ -26742,7 +26660,7 @@
           <w:highlight w:val="white"/>
           <w:lang w:val="en-US"/>
         </w:rPr>
-        <w:commentReference w:id="320"/>
+        <w:commentReference w:id="319"/>
       </w:r>
     </w:p>
     <w:p>
@@ -26929,21 +26847,21 @@
       <w:pPr>
         <w:ind w:left="720" w:hanging="720"/>
       </w:pPr>
-      <w:commentRangeStart w:id="322"/>
+      <w:commentRangeStart w:id="321"/>
       <w:r>
         <w:rPr>
           <w:lang w:val="it-IT"/>
         </w:rPr>
         <w:t>Vidal, J. F., Perotti, F. A., Gonzalez, R., &amp; Gasco, J. (</w:t>
       </w:r>
-      <w:bookmarkStart w:id="323" w:name="OLE_LINK13"/>
+      <w:bookmarkStart w:id="322" w:name="OLE_LINK13"/>
       <w:r>
         <w:rPr>
           <w:lang w:val="it-IT"/>
         </w:rPr>
         <w:t>2022</w:t>
       </w:r>
-      <w:bookmarkEnd w:id="323"/>
+      <w:bookmarkEnd w:id="322"/>
       <w:r>
         <w:rPr>
           <w:lang w:val="it-IT"/>
@@ -26970,14 +26888,14 @@
           <w:t>https://doi.org/10.1016/j.jbusres.2022.07.020</w:t>
         </w:r>
       </w:hyperlink>
-      <w:commentRangeEnd w:id="322"/>
+      <w:commentRangeEnd w:id="321"/>
       <w:r>
         <w:rPr>
           <w:rStyle w:val="CommentReference"/>
           <w:sz w:val="22"/>
           <w:szCs w:val="22"/>
         </w:rPr>
-        <w:commentReference w:id="322"/>
+        <w:commentReference w:id="321"/>
       </w:r>
     </w:p>
     <w:p>
@@ -27048,7 +26966,7 @@
         </w:rPr>
         <w:t xml:space="preserve">Customer value: theory, research, and practice. In </w:t>
       </w:r>
-      <w:bookmarkStart w:id="324" w:name="OLE_LINK11"/>
+      <w:bookmarkStart w:id="323" w:name="OLE_LINK11"/>
       <w:r>
         <w:rPr>
           <w:i/>
@@ -27063,7 +26981,7 @@
         </w:rPr>
         <w:t xml:space="preserve"> </w:t>
       </w:r>
-      <w:bookmarkEnd w:id="324"/>
+      <w:bookmarkEnd w:id="323"/>
       <w:r>
         <w:rPr>
           <w:highlight w:val="white"/>
@@ -27184,42 +27102,42 @@
       <w:pPr>
         <w:pStyle w:val="Heading1"/>
       </w:pPr>
-      <w:bookmarkStart w:id="325" w:name="_Toc231935255"/>
+      <w:bookmarkStart w:id="324" w:name="_Toc233106436"/>
       <w:r>
         <w:lastRenderedPageBreak/>
         <w:t>Appendix A. Interview Guide and Protocol</w:t>
       </w:r>
+      <w:bookmarkEnd w:id="324"/>
+    </w:p>
+    <w:p>
+      <w:r>
+        <w:rPr>
+          <w:lang w:val="en-US"/>
+        </w:rPr>
+        <w:t xml:space="preserve">To ensure relevant topics are discussed, a list of questions and an interview protocol are utilized. </w:t>
+      </w:r>
+    </w:p>
+    <w:p>
+      <w:pPr>
+        <w:pStyle w:val="Heading2"/>
+      </w:pPr>
+      <w:bookmarkStart w:id="325" w:name="_Toc233106437"/>
+      <w:r>
+        <w:rPr>
+          <w:lang w:val="en-US"/>
+        </w:rPr>
+        <w:t>A.1.</w:t>
+      </w:r>
+      <w:r>
+        <w:tab/>
+      </w:r>
+      <w:r>
+        <w:rPr>
+          <w:lang w:val="en-US"/>
+        </w:rPr>
+        <w:t>Interview Guide</w:t>
+      </w:r>
       <w:bookmarkEnd w:id="325"/>
-    </w:p>
-    <w:p>
-      <w:r>
-        <w:rPr>
-          <w:lang w:val="en-US"/>
-        </w:rPr>
-        <w:t xml:space="preserve">To ensure relevant topics are discussed, a list of questions and an interview protocol are utilized. </w:t>
-      </w:r>
-    </w:p>
-    <w:p>
-      <w:pPr>
-        <w:pStyle w:val="Heading2"/>
-      </w:pPr>
-      <w:bookmarkStart w:id="326" w:name="_Toc231935256"/>
-      <w:r>
-        <w:rPr>
-          <w:lang w:val="en-US"/>
-        </w:rPr>
-        <w:t>A.1.</w:t>
-      </w:r>
-      <w:r>
-        <w:tab/>
-      </w:r>
-      <w:r>
-        <w:rPr>
-          <w:lang w:val="en-US"/>
-        </w:rPr>
-        <w:t>Interview Guide</w:t>
-      </w:r>
-      <w:bookmarkEnd w:id="326"/>
     </w:p>
     <w:p>
       <w:pPr>
@@ -27631,21 +27549,21 @@
       <w:pPr>
         <w:pStyle w:val="Heading1"/>
       </w:pPr>
-      <w:bookmarkStart w:id="327" w:name="_Toc231935257"/>
-      <w:commentRangeStart w:id="328"/>
+      <w:bookmarkStart w:id="326" w:name="_Toc233106438"/>
+      <w:commentRangeStart w:id="327"/>
       <w:r>
         <w:lastRenderedPageBreak/>
         <w:t>Appendix B. Putting the model to work: a manager’s checklist</w:t>
       </w:r>
-      <w:bookmarkEnd w:id="327"/>
-      <w:commentRangeEnd w:id="328"/>
+      <w:bookmarkEnd w:id="326"/>
+      <w:commentRangeEnd w:id="327"/>
       <w:r>
         <w:rPr>
           <w:rStyle w:val="CommentReference"/>
           <w:sz w:val="22"/>
           <w:szCs w:val="22"/>
         </w:rPr>
-        <w:commentReference w:id="328"/>
+        <w:commentReference w:id="327"/>
       </w:r>
     </w:p>
     <w:p>
@@ -27657,11 +27575,11 @@
       <w:pPr>
         <w:pStyle w:val="Heading2"/>
       </w:pPr>
-      <w:bookmarkStart w:id="329" w:name="_Toc231935258"/>
+      <w:bookmarkStart w:id="328" w:name="_Toc233106439"/>
       <w:r>
         <w:t>Observing: sensing the changing context</w:t>
       </w:r>
-      <w:bookmarkEnd w:id="329"/>
+      <w:bookmarkEnd w:id="328"/>
     </w:p>
     <w:p>
       <w:pPr>
@@ -27756,11 +27674,11 @@
       <w:pPr>
         <w:pStyle w:val="Heading2"/>
       </w:pPr>
-      <w:bookmarkStart w:id="330" w:name="_Toc231935259"/>
+      <w:bookmarkStart w:id="329" w:name="_Toc233106440"/>
       <w:r>
         <w:t>Conditions: auditing what enables or constrains</w:t>
       </w:r>
-      <w:bookmarkEnd w:id="330"/>
+      <w:bookmarkEnd w:id="329"/>
     </w:p>
     <w:p>
       <w:pPr>
@@ -27831,11 +27749,11 @@
       <w:pPr>
         <w:pStyle w:val="Heading2"/>
       </w:pPr>
-      <w:bookmarkStart w:id="331" w:name="_Toc231935260"/>
+      <w:bookmarkStart w:id="330" w:name="_Toc233106441"/>
       <w:r>
         <w:t>Steering: acting on the conditions</w:t>
       </w:r>
-      <w:bookmarkEnd w:id="331"/>
+      <w:bookmarkEnd w:id="330"/>
     </w:p>
     <w:p>
       <w:pPr>
@@ -27919,11 +27837,11 @@
       <w:pPr>
         <w:pStyle w:val="Heading2"/>
       </w:pPr>
-      <w:bookmarkStart w:id="332" w:name="_Toc231935261"/>
+      <w:bookmarkStart w:id="331" w:name="_Toc233106442"/>
       <w:r>
         <w:t>Applying: putting agentic AI to work</w:t>
       </w:r>
-      <w:bookmarkEnd w:id="332"/>
+      <w:bookmarkEnd w:id="331"/>
     </w:p>
     <w:p>
       <w:pPr>
@@ -28013,11 +27931,11 @@
       <w:pPr>
         <w:pStyle w:val="Heading2"/>
       </w:pPr>
-      <w:bookmarkStart w:id="333" w:name="_Toc231935262"/>
+      <w:bookmarkStart w:id="332" w:name="_Toc233106443"/>
       <w:r>
         <w:t>Mediating Value Outcomes: turning application into value</w:t>
       </w:r>
-      <w:bookmarkEnd w:id="333"/>
+      <w:bookmarkEnd w:id="332"/>
     </w:p>
     <w:p>
       <w:pPr>
@@ -29960,7 +29878,7 @@
       </w:r>
     </w:p>
   </w:comment>
-  <w:comment w:id="93" w:author="Daan Luttik" w:date="2026-01-14T17:59:00Z" w:initials="">
+  <w:comment w:id="92" w:author="Daan Luttik" w:date="2026-01-14T17:59:00Z" w:initials="">
     <w:p>
       <w:pPr>
         <w:widowControl w:val="0"/>
@@ -29993,7 +29911,7 @@
       </w:r>
     </w:p>
   </w:comment>
-  <w:comment w:id="92" w:author="Daan Luttik" w:date="2026-05-03T19:25:00Z" w:initials="">
+  <w:comment w:id="91" w:author="Daan Luttik" w:date="2026-05-03T19:25:00Z" w:initials="">
     <w:p>
       <w:pPr>
         <w:widowControl w:val="0"/>
@@ -30026,7 +29944,7 @@
       </w:r>
     </w:p>
   </w:comment>
-  <w:comment w:id="99" w:author="Stefanie B." w:date="2025-12-02T09:35:00Z" w:initials="">
+  <w:comment w:id="98" w:author="Stefanie B." w:date="2025-12-02T09:35:00Z" w:initials="">
     <w:p>
       <w:pPr>
         <w:widowControl w:val="0"/>
@@ -30059,7 +29977,7 @@
       </w:r>
     </w:p>
   </w:comment>
-  <w:comment w:id="100" w:author="Luttik, Daan" w:date="2026-06-13T09:19:00Z" w:initials="DL">
+  <w:comment w:id="99" w:author="Luttik, Daan" w:date="2026-06-13T09:19:00Z" w:initials="DL">
     <w:p>
       <w:pPr>
         <w:pStyle w:val="CommentText"/>
@@ -30076,7 +29994,7 @@
       </w:r>
     </w:p>
   </w:comment>
-  <w:comment w:id="97" w:author="Daan Luttik" w:date="2026-05-03T19:33:00Z" w:initials="">
+  <w:comment w:id="96" w:author="Daan Luttik" w:date="2026-05-03T19:33:00Z" w:initials="">
     <w:p>
       <w:pPr>
         <w:widowControl w:val="0"/>
@@ -30109,7 +30027,7 @@
       </w:r>
     </w:p>
   </w:comment>
-  <w:comment w:id="98" w:author="Beninger, Stefanie" w:date="2026-06-12T09:59:00Z" w:initials="BS">
+  <w:comment w:id="97" w:author="Beninger, Stefanie" w:date="2026-06-12T09:59:00Z" w:initials="BS">
     <w:p>
       <w:pPr>
         <w:pStyle w:val="CommentText"/>
@@ -30125,7 +30043,7 @@
       </w:r>
     </w:p>
   </w:comment>
-  <w:comment w:id="94" w:author="Stefanie B." w:date="2026-05-11T15:12:00Z" w:initials="">
+  <w:comment w:id="93" w:author="Stefanie B." w:date="2026-05-11T15:12:00Z" w:initials="">
     <w:p>
       <w:pPr>
         <w:widowControl w:val="0"/>
@@ -30158,7 +30076,7 @@
       </w:r>
     </w:p>
   </w:comment>
-  <w:comment w:id="95" w:author="Luttik, Daan" w:date="2026-06-07T21:24:00Z" w:initials="DL">
+  <w:comment w:id="94" w:author="Luttik, Daan" w:date="2026-06-07T21:24:00Z" w:initials="DL">
     <w:p>
       <w:pPr>
         <w:pStyle w:val="CommentText"/>
@@ -30175,7 +30093,7 @@
       </w:r>
     </w:p>
   </w:comment>
-  <w:comment w:id="96" w:author="Beninger, Stefanie" w:date="2026-06-12T09:58:00Z" w:initials="BS">
+  <w:comment w:id="95" w:author="Beninger, Stefanie" w:date="2026-06-12T09:58:00Z" w:initials="BS">
     <w:p>
       <w:pPr>
         <w:pStyle w:val="CommentText"/>
@@ -30191,7 +30109,7 @@
       </w:r>
     </w:p>
   </w:comment>
-  <w:comment w:id="101" w:author="Luttik, Daan" w:date="2026-06-09T21:47:00Z" w:initials="DL">
+  <w:comment w:id="100" w:author="Luttik, Daan" w:date="2026-06-09T21:47:00Z" w:initials="DL">
     <w:p>
       <w:pPr>
         <w:pStyle w:val="CommentText"/>
@@ -30208,7 +30126,7 @@
       </w:r>
     </w:p>
   </w:comment>
-  <w:comment w:id="102" w:author="Beninger, Stefanie" w:date="2026-06-12T10:00:00Z" w:initials="BS">
+  <w:comment w:id="101" w:author="Beninger, Stefanie" w:date="2026-06-12T10:00:00Z" w:initials="BS">
     <w:p>
       <w:pPr>
         <w:pStyle w:val="CommentText"/>
@@ -30224,7 +30142,7 @@
       </w:r>
     </w:p>
   </w:comment>
-  <w:comment w:id="104" w:author="Daan Luttik" w:date="2026-04-27T16:03:00Z" w:initials="">
+  <w:comment w:id="103" w:author="Daan Luttik" w:date="2026-04-27T16:03:00Z" w:initials="">
     <w:p>
       <w:pPr>
         <w:widowControl w:val="0"/>
@@ -30257,7 +30175,7 @@
       </w:r>
     </w:p>
   </w:comment>
-  <w:comment w:id="103" w:author="Stefanie B." w:date="2026-05-11T15:12:00Z" w:initials="">
+  <w:comment w:id="102" w:author="Stefanie B." w:date="2026-05-11T15:12:00Z" w:initials="">
     <w:p>
       <w:pPr>
         <w:widowControl w:val="0"/>
@@ -30290,7 +30208,7 @@
       </w:r>
     </w:p>
   </w:comment>
-  <w:comment w:id="109" w:author="Stefanie B." w:date="2025-12-02T09:33:00Z" w:initials="">
+  <w:comment w:id="108" w:author="Stefanie B." w:date="2025-12-02T09:33:00Z" w:initials="">
     <w:p>
       <w:pPr>
         <w:widowControl w:val="0"/>
@@ -30323,7 +30241,7 @@
       </w:r>
     </w:p>
   </w:comment>
-  <w:comment w:id="110" w:author="Luttik, Daan" w:date="2026-06-07T21:26:00Z" w:initials="DL">
+  <w:comment w:id="109" w:author="Luttik, Daan" w:date="2026-06-07T21:26:00Z" w:initials="DL">
     <w:p>
       <w:pPr>
         <w:pStyle w:val="CommentText"/>
@@ -30340,7 +30258,7 @@
       </w:r>
     </w:p>
   </w:comment>
-  <w:comment w:id="111" w:author="Luttik, Daan" w:date="2026-06-07T21:26:00Z" w:initials="DL">
+  <w:comment w:id="110" w:author="Luttik, Daan" w:date="2026-06-07T21:26:00Z" w:initials="DL">
     <w:p>
       <w:pPr>
         <w:pStyle w:val="CommentText"/>
@@ -30399,7 +30317,7 @@
       </w:r>
     </w:p>
   </w:comment>
-  <w:comment w:id="112" w:author="Beninger, Stefanie" w:date="2026-06-12T10:23:00Z" w:initials="BS">
+  <w:comment w:id="111" w:author="Beninger, Stefanie" w:date="2026-06-12T10:23:00Z" w:initials="BS">
     <w:p>
       <w:pPr>
         <w:pStyle w:val="CommentText"/>
@@ -30415,7 +30333,7 @@
       </w:r>
     </w:p>
   </w:comment>
-  <w:comment w:id="108" w:author="Daan Luttik" w:date="2026-01-14T17:53:00Z" w:initials="">
+  <w:comment w:id="107" w:author="Daan Luttik" w:date="2026-01-14T17:53:00Z" w:initials="">
     <w:p>
       <w:pPr>
         <w:widowControl w:val="0"/>
@@ -30577,7 +30495,7 @@
       </w:r>
     </w:p>
   </w:comment>
-  <w:comment w:id="107" w:author="Daan Luttik" w:date="2026-04-27T16:29:00Z" w:initials="">
+  <w:comment w:id="106" w:author="Daan Luttik" w:date="2026-04-27T16:29:00Z" w:initials="">
     <w:p>
       <w:pPr>
         <w:widowControl w:val="0"/>
@@ -30610,7 +30528,7 @@
       </w:r>
     </w:p>
   </w:comment>
-  <w:comment w:id="106" w:author="Daan Luttik" w:date="2026-04-27T16:30:00Z" w:initials="">
+  <w:comment w:id="105" w:author="Daan Luttik" w:date="2026-04-27T16:30:00Z" w:initials="">
     <w:p>
       <w:pPr>
         <w:widowControl w:val="0"/>
@@ -30643,7 +30561,7 @@
       </w:r>
     </w:p>
   </w:comment>
-  <w:comment w:id="105" w:author="Stefanie B." w:date="2026-05-11T15:13:00Z" w:initials="">
+  <w:comment w:id="104" w:author="Stefanie B." w:date="2026-05-11T15:13:00Z" w:initials="">
     <w:p>
       <w:pPr>
         <w:widowControl w:val="0"/>
@@ -31698,11 +31616,11 @@
       <w:r>
         <w:instrText>HYPERLINK "mailto:s.beninger@nyenrode.nl"</w:instrText>
       </w:r>
-      <w:bookmarkStart w:id="198" w:name="_@_966A57235E2841AB9D1C216A25F44671Z"/>
+      <w:bookmarkStart w:id="197" w:name="_@_966A57235E2841AB9D1C216A25F44671Z"/>
       <w:r>
         <w:fldChar w:fldCharType="separate"/>
       </w:r>
-      <w:bookmarkEnd w:id="198"/>
+      <w:bookmarkEnd w:id="197"/>
       <w:r>
         <w:rPr>
           <w:rStyle w:val="Mention"/>
@@ -31718,6 +31636,22 @@
       </w:r>
     </w:p>
   </w:comment>
+  <w:comment w:id="199" w:author="Beninger, Stefanie" w:date="2026-06-10T15:03:00Z" w:initials="BS">
+    <w:p>
+      <w:pPr>
+        <w:pStyle w:val="CommentText"/>
+      </w:pPr>
+      <w:r>
+        <w:rPr>
+          <w:rStyle w:val="CommentReference"/>
+        </w:rPr>
+        <w:annotationRef/>
+      </w:r>
+      <w:r>
+        <w:t>not needed</w:t>
+      </w:r>
+    </w:p>
+  </w:comment>
   <w:comment w:id="200" w:author="Beninger, Stefanie" w:date="2026-06-10T15:03:00Z" w:initials="BS">
     <w:p>
       <w:pPr>
@@ -31730,27 +31664,11 @@
         <w:annotationRef/>
       </w:r>
       <w:r>
-        <w:t>not needed</w:t>
+        <w:t>maybe write this up in a more accessible way - as if you were speaking to an audience</w:t>
       </w:r>
     </w:p>
   </w:comment>
-  <w:comment w:id="201" w:author="Beninger, Stefanie" w:date="2026-06-10T15:03:00Z" w:initials="BS">
-    <w:p>
-      <w:pPr>
-        <w:pStyle w:val="CommentText"/>
-      </w:pPr>
-      <w:r>
-        <w:rPr>
-          <w:rStyle w:val="CommentReference"/>
-        </w:rPr>
-        <w:annotationRef/>
-      </w:r>
-      <w:r>
-        <w:t>maybe write this up in a more accessible way - as if you were speaking to an audience</w:t>
-      </w:r>
-    </w:p>
-  </w:comment>
-  <w:comment w:id="204" w:author="Luttik, Daan" w:date="2026-06-09T19:07:00Z" w:initials="DL">
+  <w:comment w:id="203" w:author="Luttik, Daan" w:date="2026-06-09T19:07:00Z" w:initials="DL">
     <w:p>
       <w:pPr>
         <w:pStyle w:val="CommentText"/>
@@ -31767,7 +31685,7 @@
       </w:r>
     </w:p>
   </w:comment>
-  <w:comment w:id="205" w:author="Beninger, Stefanie" w:date="2026-06-10T15:02:00Z" w:initials="BS">
+  <w:comment w:id="204" w:author="Beninger, Stefanie" w:date="2026-06-10T15:02:00Z" w:initials="BS">
     <w:p>
       <w:pPr>
         <w:pStyle w:val="CommentText"/>
@@ -31783,7 +31701,7 @@
       </w:r>
     </w:p>
   </w:comment>
-  <w:comment w:id="206" w:author="Beninger, Stefanie" w:date="2026-06-10T15:03:00Z" w:initials="BS">
+  <w:comment w:id="205" w:author="Beninger, Stefanie" w:date="2026-06-10T15:03:00Z" w:initials="BS">
     <w:p>
       <w:pPr>
         <w:pStyle w:val="CommentText"/>
@@ -31796,6 +31714,22 @@
       </w:r>
       <w:r>
         <w:t>this paragraph can be moved up to the introduction of this section</w:t>
+      </w:r>
+    </w:p>
+  </w:comment>
+  <w:comment w:id="206" w:author="Beninger, Stefanie" w:date="2026-06-10T15:04:00Z" w:initials="BS">
+    <w:p>
+      <w:pPr>
+        <w:pStyle w:val="CommentText"/>
+      </w:pPr>
+      <w:r>
+        <w:rPr>
+          <w:rStyle w:val="CommentReference"/>
+        </w:rPr>
+        <w:annotationRef/>
+      </w:r>
+      <w:r>
+        <w:t>make sure this reflects the resulting (final) model in the end - see my comments above</w:t>
       </w:r>
     </w:p>
   </w:comment>
@@ -31811,11 +31745,11 @@
         <w:annotationRef/>
       </w:r>
       <w:r>
-        <w:t>make sure this reflects the resulting (final) model in the end - see my comments above</w:t>
+        <w:t>I would avoid these sub-subheadings in this section - not really needed</w:t>
       </w:r>
     </w:p>
   </w:comment>
-  <w:comment w:id="208" w:author="Beninger, Stefanie" w:date="2026-06-10T15:04:00Z" w:initials="BS">
+  <w:comment w:id="208" w:author="Beninger, Stefanie" w:date="2026-06-10T15:05:00Z" w:initials="BS">
     <w:p>
       <w:pPr>
         <w:pStyle w:val="CommentText"/>
@@ -31827,11 +31761,11 @@
         <w:annotationRef/>
       </w:r>
       <w:r>
-        <w:t>I would avoid these sub-subheadings in this section - not really needed</w:t>
+        <w:t xml:space="preserve">This can be focused on the E of ensnaring etc - that is is not only an enablerm but a inhibitor. Cool! </w:t>
       </w:r>
     </w:p>
   </w:comment>
-  <w:comment w:id="209" w:author="Beninger, Stefanie" w:date="2026-06-10T15:05:00Z" w:initials="BS">
+  <w:comment w:id="209" w:author="Beninger, Stefanie" w:date="2026-06-10T15:06:00Z" w:initials="BS">
     <w:p>
       <w:pPr>
         <w:pStyle w:val="CommentText"/>
@@ -31843,11 +31777,11 @@
         <w:annotationRef/>
       </w:r>
       <w:r>
-        <w:t xml:space="preserve">This can be focused on the E of ensnaring etc - that is is not only an enablerm but a inhibitor. Cool! </w:t>
+        <w:t>how does this relate to Enholm? Can you provide more details here on what you mean</w:t>
       </w:r>
     </w:p>
   </w:comment>
-  <w:comment w:id="210" w:author="Beninger, Stefanie" w:date="2026-06-10T15:06:00Z" w:initials="BS">
+  <w:comment w:id="210" w:author="Beninger, Stefanie" w:date="2026-06-10T15:07:00Z" w:initials="BS">
     <w:p>
       <w:pPr>
         <w:pStyle w:val="CommentText"/>
@@ -31859,11 +31793,11 @@
         <w:annotationRef/>
       </w:r>
       <w:r>
-        <w:t>how does this relate to Enholm? Can you provide more details here on what you mean</w:t>
+        <w:t xml:space="preserve">Cool! If it is then that you think the reverse - that business leaders need to become digital leaders? Then explicitly state that in a 'laymans' sentence. </w:t>
       </w:r>
     </w:p>
   </w:comment>
-  <w:comment w:id="211" w:author="Beninger, Stefanie" w:date="2026-06-10T15:07:00Z" w:initials="BS">
+  <w:comment w:id="212" w:author="Beninger, Stefanie" w:date="2026-06-10T15:07:00Z" w:initials="BS">
     <w:p>
       <w:pPr>
         <w:pStyle w:val="CommentText"/>
@@ -31875,11 +31809,11 @@
         <w:annotationRef/>
       </w:r>
       <w:r>
-        <w:t xml:space="preserve">Cool! If it is then that you think the reverse - that business leaders need to become digital leaders? Then explicitly state that in a 'laymans' sentence. </w:t>
+        <w:t>avoid using 'this' and 'it' with a subject... check the thesis for this</w:t>
       </w:r>
     </w:p>
   </w:comment>
-  <w:comment w:id="213" w:author="Beninger, Stefanie" w:date="2026-06-10T15:07:00Z" w:initials="BS">
+  <w:comment w:id="218" w:author="Beninger, Stefanie" w:date="2026-06-10T15:07:00Z" w:initials="BS">
     <w:p>
       <w:pPr>
         <w:pStyle w:val="CommentText"/>
@@ -31891,11 +31825,11 @@
         <w:annotationRef/>
       </w:r>
       <w:r>
-        <w:t>avoid using 'this' and 'it' with a subject... check the thesis for this</w:t>
+        <w:t>no need to italizs</w:t>
       </w:r>
     </w:p>
   </w:comment>
-  <w:comment w:id="219" w:author="Beninger, Stefanie" w:date="2026-06-10T15:07:00Z" w:initials="BS">
+  <w:comment w:id="221" w:author="Beninger, Stefanie" w:date="2026-06-10T15:07:00Z" w:initials="BS">
     <w:p>
       <w:pPr>
         <w:pStyle w:val="CommentText"/>
@@ -31907,11 +31841,11 @@
         <w:annotationRef/>
       </w:r>
       <w:r>
-        <w:t>no need to italizs</w:t>
+        <w:t xml:space="preserve">avoid italics </w:t>
       </w:r>
     </w:p>
   </w:comment>
-  <w:comment w:id="222" w:author="Beninger, Stefanie" w:date="2026-06-10T15:07:00Z" w:initials="BS">
+  <w:comment w:id="222" w:author="Beninger, Stefanie" w:date="2026-06-10T15:08:00Z" w:initials="BS">
     <w:p>
       <w:pPr>
         <w:pStyle w:val="CommentText"/>
@@ -31923,11 +31857,11 @@
         <w:annotationRef/>
       </w:r>
       <w:r>
-        <w:t xml:space="preserve">avoid italics </w:t>
+        <w:t>I wouldn't' do this - just tell us here what we need to know.</w:t>
       </w:r>
     </w:p>
   </w:comment>
-  <w:comment w:id="223" w:author="Beninger, Stefanie" w:date="2026-06-10T15:08:00Z" w:initials="BS">
+  <w:comment w:id="223" w:author="Beninger, Stefanie" w:date="2026-06-10T15:10:00Z" w:initials="BS">
     <w:p>
       <w:pPr>
         <w:pStyle w:val="CommentText"/>
@@ -31939,11 +31873,11 @@
         <w:annotationRef/>
       </w:r>
       <w:r>
-        <w:t>I wouldn't' do this - just tell us here what we need to know.</w:t>
+        <w:t xml:space="preserve">say the traps here </w:t>
       </w:r>
     </w:p>
   </w:comment>
-  <w:comment w:id="224" w:author="Beninger, Stefanie" w:date="2026-06-10T15:10:00Z" w:initials="BS">
+  <w:comment w:id="224" w:author="Beninger, Stefanie" w:date="2026-06-10T15:11:00Z" w:initials="BS">
     <w:p>
       <w:pPr>
         <w:pStyle w:val="CommentText"/>
@@ -31955,11 +31889,11 @@
         <w:annotationRef/>
       </w:r>
       <w:r>
-        <w:t xml:space="preserve">say the traps here </w:t>
+        <w:t>state the elements here</w:t>
       </w:r>
     </w:p>
   </w:comment>
-  <w:comment w:id="225" w:author="Beninger, Stefanie" w:date="2026-06-10T15:11:00Z" w:initials="BS">
+  <w:comment w:id="225" w:author="Beninger, Stefanie" w:date="2026-06-10T15:12:00Z" w:initials="BS">
     <w:p>
       <w:pPr>
         <w:pStyle w:val="CommentText"/>
@@ -31971,11 +31905,11 @@
         <w:annotationRef/>
       </w:r>
       <w:r>
-        <w:t>state the elements here</w:t>
+        <w:t xml:space="preserve">cite the works here and list what it is that they signaled </w:t>
       </w:r>
     </w:p>
   </w:comment>
-  <w:comment w:id="226" w:author="Beninger, Stefanie" w:date="2026-06-10T15:12:00Z" w:initials="BS">
+  <w:comment w:id="230" w:author="Beninger, Stefanie" w:date="2026-06-10T15:12:00Z" w:initials="BS">
     <w:p>
       <w:pPr>
         <w:pStyle w:val="CommentText"/>
@@ -31987,7 +31921,7 @@
         <w:annotationRef/>
       </w:r>
       <w:r>
-        <w:t xml:space="preserve">cite the works here and list what it is that they signaled </w:t>
+        <w:t>which ones?</w:t>
       </w:r>
     </w:p>
   </w:comment>
@@ -32003,27 +31937,11 @@
         <w:annotationRef/>
       </w:r>
       <w:r>
-        <w:t>which ones?</w:t>
+        <w:t>are we still in the phase of digital transformation?</w:t>
       </w:r>
     </w:p>
   </w:comment>
-  <w:comment w:id="232" w:author="Beninger, Stefanie" w:date="2026-06-10T15:12:00Z" w:initials="BS">
-    <w:p>
-      <w:pPr>
-        <w:pStyle w:val="CommentText"/>
-      </w:pPr>
-      <w:r>
-        <w:rPr>
-          <w:rStyle w:val="CommentReference"/>
-        </w:rPr>
-        <w:annotationRef/>
-      </w:r>
-      <w:r>
-        <w:t>are we still in the phase of digital transformation?</w:t>
-      </w:r>
-    </w:p>
-  </w:comment>
-  <w:comment w:id="238" w:author="Stefanie B." w:date="2026-01-20T11:38:00Z" w:initials="">
+  <w:comment w:id="237" w:author="Stefanie B." w:date="2026-01-20T11:38:00Z" w:initials="">
     <w:p>
       <w:pPr>
         <w:widowControl w:val="0"/>
@@ -32056,7 +31974,7 @@
       </w:r>
     </w:p>
   </w:comment>
-  <w:comment w:id="237" w:author="Beninger, Stefanie" w:date="2026-06-10T15:15:00Z" w:initials="BS">
+  <w:comment w:id="236" w:author="Beninger, Stefanie" w:date="2026-06-10T15:15:00Z" w:initials="BS">
     <w:p>
       <w:pPr>
         <w:pStyle w:val="CommentText"/>
@@ -32072,7 +31990,7 @@
       </w:r>
     </w:p>
   </w:comment>
-  <w:comment w:id="239" w:author="Beninger, Stefanie" w:date="2026-06-10T15:13:00Z" w:initials="BS">
+  <w:comment w:id="238" w:author="Beninger, Stefanie" w:date="2026-06-10T15:13:00Z" w:initials="BS">
     <w:p>
       <w:pPr>
         <w:pStyle w:val="CommentText"/>
@@ -32088,7 +32006,7 @@
       </w:r>
     </w:p>
   </w:comment>
-  <w:comment w:id="240" w:author="Beninger, Stefanie" w:date="2026-06-10T15:16:00Z" w:initials="BS">
+  <w:comment w:id="239" w:author="Beninger, Stefanie" w:date="2026-06-10T15:16:00Z" w:initials="BS">
     <w:p>
       <w:pPr>
         <w:pStyle w:val="CommentText"/>
@@ -32104,7 +32022,7 @@
       </w:r>
     </w:p>
   </w:comment>
-  <w:comment w:id="243" w:author="Beninger, Stefanie" w:date="2026-06-10T15:17:00Z" w:initials="BS">
+  <w:comment w:id="242" w:author="Beninger, Stefanie" w:date="2026-06-10T15:17:00Z" w:initials="BS">
     <w:p>
       <w:pPr>
         <w:pStyle w:val="CommentText"/>
@@ -32120,7 +32038,7 @@
       </w:r>
     </w:p>
   </w:comment>
-  <w:comment w:id="242" w:author="Luttik, Daan" w:date="2026-06-12T13:39:00Z" w:initials="DL">
+  <w:comment w:id="241" w:author="Luttik, Daan" w:date="2026-06-12T13:39:00Z" w:initials="DL">
     <w:p>
       <w:pPr>
         <w:pStyle w:val="CommentText"/>
@@ -32164,6 +32082,22 @@
       </w:r>
     </w:p>
   </w:comment>
+  <w:comment w:id="243" w:author="Beninger, Stefanie" w:date="2026-06-10T15:18:00Z" w:initials="BS">
+    <w:p>
+      <w:pPr>
+        <w:pStyle w:val="CommentText"/>
+      </w:pPr>
+      <w:r>
+        <w:rPr>
+          <w:rStyle w:val="CommentReference"/>
+        </w:rPr>
+        <w:annotationRef/>
+      </w:r>
+      <w:r>
+        <w:t>Not sure the data supports this - as data points to lack of capabilites as a major issue</w:t>
+      </w:r>
+    </w:p>
+  </w:comment>
   <w:comment w:id="244" w:author="Beninger, Stefanie" w:date="2026-06-10T15:18:00Z" w:initials="BS">
     <w:p>
       <w:pPr>
@@ -32176,11 +32110,11 @@
         <w:annotationRef/>
       </w:r>
       <w:r>
-        <w:t>Not sure the data supports this - as data points to lack of capabilites as a major issue</w:t>
+        <w:t>remind us of the critera here. how did you expand on it? What did you give this model? What do we know differently now and why does it matter? For all the paragraphs that extend/expand/contribute to an existing theory/paper - clarify more on these sort of aspects</w:t>
       </w:r>
     </w:p>
   </w:comment>
-  <w:comment w:id="245" w:author="Beninger, Stefanie" w:date="2026-06-10T15:18:00Z" w:initials="BS">
+  <w:comment w:id="245" w:author="Beninger, Stefanie" w:date="2026-06-10T15:19:00Z" w:initials="BS">
     <w:p>
       <w:pPr>
         <w:pStyle w:val="CommentText"/>
@@ -32192,11 +32126,11 @@
         <w:annotationRef/>
       </w:r>
       <w:r>
-        <w:t>remind us of the critera here. how did you expand on it? What did you give this model? What do we know differently now and why does it matter? For all the paragraphs that extend/expand/contribute to an existing theory/paper - clarify more on these sort of aspects</w:t>
+        <w:t>if findings just align - but do not extend, enrich, etc. then best to leave it out</w:t>
       </w:r>
     </w:p>
   </w:comment>
-  <w:comment w:id="246" w:author="Beninger, Stefanie" w:date="2026-06-10T15:19:00Z" w:initials="BS">
+  <w:comment w:id="246" w:author="Beninger, Stefanie" w:date="2026-06-10T15:20:00Z" w:initials="BS">
     <w:p>
       <w:pPr>
         <w:pStyle w:val="CommentText"/>
@@ -32208,7 +32142,7 @@
         <w:annotationRef/>
       </w:r>
       <w:r>
-        <w:t>if findings just align - but do not extend, enrich, etc. then best to leave it out</w:t>
+        <w:t xml:space="preserve">I think we already know this from previous literature </w:t>
       </w:r>
     </w:p>
   </w:comment>
@@ -32224,11 +32158,11 @@
         <w:annotationRef/>
       </w:r>
       <w:r>
-        <w:t xml:space="preserve">I think we already know this from previous literature </w:t>
+        <w:t>This seems to just repeat the figure, which should just be done at start of this entire Discussion, so consider removing</w:t>
       </w:r>
     </w:p>
   </w:comment>
-  <w:comment w:id="248" w:author="Beninger, Stefanie" w:date="2026-06-10T15:20:00Z" w:initials="BS">
+  <w:comment w:id="248" w:author="Beninger, Stefanie" w:date="2026-06-10T15:21:00Z" w:initials="BS">
     <w:p>
       <w:pPr>
         <w:pStyle w:val="CommentText"/>
@@ -32240,11 +32174,11 @@
         <w:annotationRef/>
       </w:r>
       <w:r>
-        <w:t>This seems to just repeat the figure, which should just be done at start of this entire Discussion, so consider removing</w:t>
+        <w:t xml:space="preserve">move this harness part up to the Findigns if you keep that in </w:t>
       </w:r>
     </w:p>
   </w:comment>
-  <w:comment w:id="249" w:author="Beninger, Stefanie" w:date="2026-06-10T15:21:00Z" w:initials="BS">
+  <w:comment w:id="249" w:author="Beninger, Stefanie" w:date="2026-06-10T15:22:00Z" w:initials="BS">
     <w:p>
       <w:pPr>
         <w:pStyle w:val="CommentText"/>
@@ -32256,7 +32190,7 @@
         <w:annotationRef/>
       </w:r>
       <w:r>
-        <w:t xml:space="preserve">move this harness part up to the Findigns if you keep that in </w:t>
+        <w:t xml:space="preserve">I would consider removing this as a Discussion point as it just confirms what we already knew... </w:t>
       </w:r>
     </w:p>
   </w:comment>
@@ -32272,7 +32206,7 @@
         <w:annotationRef/>
       </w:r>
       <w:r>
-        <w:t xml:space="preserve">I would consider removing this as a Discussion point as it just confirms what we already knew... </w:t>
+        <w:t xml:space="preserve">cite and include the theory here </w:t>
       </w:r>
     </w:p>
   </w:comment>
@@ -32288,11 +32222,11 @@
         <w:annotationRef/>
       </w:r>
       <w:r>
-        <w:t xml:space="preserve">cite and include the theory here </w:t>
+        <w:t xml:space="preserve">this didn't really emerge in the findings </w:t>
       </w:r>
     </w:p>
   </w:comment>
-  <w:comment w:id="252" w:author="Beninger, Stefanie" w:date="2026-06-10T15:22:00Z" w:initials="BS">
+  <w:comment w:id="252" w:author="Beninger, Stefanie" w:date="2026-06-10T15:23:00Z" w:initials="BS">
     <w:p>
       <w:pPr>
         <w:pStyle w:val="CommentText"/>
@@ -32304,11 +32238,11 @@
         <w:annotationRef/>
       </w:r>
       <w:r>
-        <w:t xml:space="preserve">this didn't really emerge in the findings </w:t>
+        <w:t>I think we already knew this from research/practice already decades</w:t>
       </w:r>
     </w:p>
   </w:comment>
-  <w:comment w:id="253" w:author="Beninger, Stefanie" w:date="2026-06-10T15:23:00Z" w:initials="BS">
+  <w:comment w:id="253" w:author="Beninger, Stefanie" w:date="2026-06-10T15:24:00Z" w:initials="BS">
     <w:p>
       <w:pPr>
         <w:pStyle w:val="CommentText"/>
@@ -32320,11 +32254,11 @@
         <w:annotationRef/>
       </w:r>
       <w:r>
-        <w:t>I think we already knew this from research/practice already decades</w:t>
+        <w:t>There might be something there. Consider revisiting and seeing if can be moved up as a clearer contribution about paradoxes in general</w:t>
       </w:r>
     </w:p>
   </w:comment>
-  <w:comment w:id="254" w:author="Beninger, Stefanie" w:date="2026-06-10T15:24:00Z" w:initials="BS">
+  <w:comment w:id="255" w:author="Beninger, Stefanie" w:date="2026-06-10T15:25:00Z" w:initials="BS">
     <w:p>
       <w:pPr>
         <w:pStyle w:val="CommentText"/>
@@ -32336,11 +32270,11 @@
         <w:annotationRef/>
       </w:r>
       <w:r>
-        <w:t>There might be something there. Consider revisiting and seeing if can be moved up as a clearer contribution about paradoxes in general</w:t>
+        <w:t>it is here that the 5Es (if you go this way) might be useful to say as a specific framework for managers</w:t>
       </w:r>
     </w:p>
   </w:comment>
-  <w:comment w:id="256" w:author="Beninger, Stefanie" w:date="2026-06-10T15:25:00Z" w:initials="BS">
+  <w:comment w:id="258" w:author="Beninger, Stefanie" w:date="2026-06-10T15:26:00Z" w:initials="BS">
     <w:p>
       <w:pPr>
         <w:pStyle w:val="CommentText"/>
@@ -32352,11 +32286,11 @@
         <w:annotationRef/>
       </w:r>
       <w:r>
-        <w:t>it is here that the 5Es (if you go this way) might be useful to say as a specific framework for managers</w:t>
+        <w:t>maybe also say something here specific to agentic AI as it is different and can have wider implications?</w:t>
       </w:r>
     </w:p>
   </w:comment>
-  <w:comment w:id="259" w:author="Beninger, Stefanie" w:date="2026-06-10T15:26:00Z" w:initials="BS">
+  <w:comment w:id="260" w:author="Beninger, Stefanie" w:date="2026-06-10T15:26:00Z" w:initials="BS">
     <w:p>
       <w:pPr>
         <w:pStyle w:val="CommentText"/>
@@ -32368,11 +32302,11 @@
         <w:annotationRef/>
       </w:r>
       <w:r>
-        <w:t>maybe also say something here specific to agentic AI as it is different and can have wider implications?</w:t>
+        <w:t>be specific here about what kind of contexts it could transfer to - what conditions would need to hold the same?</w:t>
       </w:r>
     </w:p>
   </w:comment>
-  <w:comment w:id="261" w:author="Beninger, Stefanie" w:date="2026-06-10T15:26:00Z" w:initials="BS">
+  <w:comment w:id="261" w:author="Beninger, Stefanie" w:date="2026-06-10T15:27:00Z" w:initials="BS">
     <w:p>
       <w:pPr>
         <w:pStyle w:val="CommentText"/>
@@ -32384,11 +32318,11 @@
         <w:annotationRef/>
       </w:r>
       <w:r>
-        <w:t>be specific here about what kind of contexts it could transfer to - what conditions would need to hold the same?</w:t>
+        <w:t>make one paragraph</w:t>
       </w:r>
     </w:p>
   </w:comment>
-  <w:comment w:id="262" w:author="Beninger, Stefanie" w:date="2026-06-10T15:27:00Z" w:initials="BS">
+  <w:comment w:id="270" w:author="Beninger, Stefanie" w:date="2026-06-10T15:27:00Z" w:initials="BS">
     <w:p>
       <w:pPr>
         <w:pStyle w:val="CommentText"/>
@@ -32400,11 +32334,11 @@
         <w:annotationRef/>
       </w:r>
       <w:r>
-        <w:t>make one paragraph</w:t>
+        <w:t>say a bit more about this here</w:t>
       </w:r>
     </w:p>
   </w:comment>
-  <w:comment w:id="271" w:author="Beninger, Stefanie" w:date="2026-06-10T15:27:00Z" w:initials="BS">
+  <w:comment w:id="271" w:author="Beninger, Stefanie" w:date="2026-06-10T15:28:00Z" w:initials="BS">
     <w:p>
       <w:pPr>
         <w:pStyle w:val="CommentText"/>
@@ -32416,11 +32350,11 @@
         <w:annotationRef/>
       </w:r>
       <w:r>
-        <w:t>say a bit more about this here</w:t>
+        <w:t>why not? be specific - could be social desirability bias (can be cited)</w:t>
       </w:r>
     </w:p>
   </w:comment>
-  <w:comment w:id="272" w:author="Beninger, Stefanie" w:date="2026-06-10T15:28:00Z" w:initials="BS">
+  <w:comment w:id="274" w:author="Beninger, Stefanie" w:date="2026-06-10T15:28:00Z" w:initials="BS">
     <w:p>
       <w:pPr>
         <w:pStyle w:val="CommentText"/>
@@ -32432,11 +32366,11 @@
         <w:annotationRef/>
       </w:r>
       <w:r>
-        <w:t>why not? be specific - could be social desirability bias (can be cited)</w:t>
+        <w:t>how can we do this?</w:t>
       </w:r>
     </w:p>
   </w:comment>
-  <w:comment w:id="275" w:author="Beninger, Stefanie" w:date="2026-06-10T15:28:00Z" w:initials="BS">
+  <w:comment w:id="275" w:author="Beninger, Stefanie" w:date="2026-06-10T15:29:00Z" w:initials="BS">
     <w:p>
       <w:pPr>
         <w:pStyle w:val="CommentText"/>
@@ -32448,11 +32382,11 @@
         <w:annotationRef/>
       </w:r>
       <w:r>
-        <w:t>how can we do this?</w:t>
+        <w:t>which values? be specific - e.g., the benefits? sacrifices (list them here for clarity - or at least say "for example"</w:t>
       </w:r>
     </w:p>
   </w:comment>
-  <w:comment w:id="276" w:author="Beninger, Stefanie" w:date="2026-06-10T15:29:00Z" w:initials="BS">
+  <w:comment w:id="276" w:author="Beninger, Stefanie" w:date="2026-06-10T15:31:00Z" w:initials="BS">
     <w:p>
       <w:pPr>
         <w:pStyle w:val="CommentText"/>
@@ -32464,11 +32398,11 @@
         <w:annotationRef/>
       </w:r>
       <w:r>
-        <w:t>which values? be specific - e.g., the benefits? sacrifices (list them here for clarity - or at least say "for example"</w:t>
+        <w:t>ensure you name a certain limitation here - what limitation of your study would these suggestions help to address?</w:t>
       </w:r>
     </w:p>
   </w:comment>
-  <w:comment w:id="277" w:author="Beninger, Stefanie" w:date="2026-06-10T15:31:00Z" w:initials="BS">
+  <w:comment w:id="277" w:author="Beninger, Stefanie" w:date="2026-06-10T15:36:00Z" w:initials="BS">
     <w:p>
       <w:pPr>
         <w:pStyle w:val="CommentText"/>
@@ -32480,11 +32414,11 @@
         <w:annotationRef/>
       </w:r>
       <w:r>
-        <w:t>ensure you name a certain limitation here - what limitation of your study would these suggestions help to address?</w:t>
+        <w:t>(hint: likely the more general interview questions owing to the emerging nature of agentic AI and exploratory nature of this study)</w:t>
       </w:r>
     </w:p>
   </w:comment>
-  <w:comment w:id="278" w:author="Beninger, Stefanie" w:date="2026-06-10T15:36:00Z" w:initials="BS">
+  <w:comment w:id="278" w:author="Beninger, Stefanie" w:date="2026-06-10T15:29:00Z" w:initials="BS">
     <w:p>
       <w:pPr>
         <w:pStyle w:val="CommentText"/>
@@ -32496,7 +32430,7 @@
         <w:annotationRef/>
       </w:r>
       <w:r>
-        <w:t>(hint: likely the more general interview questions owing to the emerging nature of agentic AI and exploratory nature of this study)</w:t>
+        <w:t>why these particular ones? Why are they most needed? (some of this had that included, others not)</w:t>
       </w:r>
     </w:p>
   </w:comment>
@@ -32512,11 +32446,11 @@
         <w:annotationRef/>
       </w:r>
       <w:r>
-        <w:t>why these particular ones? Why are they most needed? (some of this had that included, others not)</w:t>
+        <w:t xml:space="preserve">revisit once you have revised the findings </w:t>
       </w:r>
     </w:p>
   </w:comment>
-  <w:comment w:id="280" w:author="Beninger, Stefanie" w:date="2026-06-10T15:29:00Z" w:initials="BS">
+  <w:comment w:id="280" w:author="Beninger, Stefanie" w:date="2026-06-10T15:30:00Z" w:initials="BS">
     <w:p>
       <w:pPr>
         <w:pStyle w:val="CommentText"/>
@@ -32528,7 +32462,7 @@
         <w:annotationRef/>
       </w:r>
       <w:r>
-        <w:t xml:space="preserve">revisit once you have revised the findings </w:t>
+        <w:t>which elements? would this hold across industries?</w:t>
       </w:r>
     </w:p>
   </w:comment>
@@ -32544,11 +32478,11 @@
         <w:annotationRef/>
       </w:r>
       <w:r>
-        <w:t>which elements? would this hold across industries?</w:t>
+        <w:t xml:space="preserve">updated after the findings are revised. </w:t>
       </w:r>
     </w:p>
   </w:comment>
-  <w:comment w:id="282" w:author="Beninger, Stefanie" w:date="2026-06-10T15:30:00Z" w:initials="BS">
+  <w:comment w:id="284" w:author="Beninger, Stefanie" w:date="2026-06-10T15:31:00Z" w:initials="BS">
     <w:p>
       <w:pPr>
         <w:pStyle w:val="CommentText"/>
@@ -32560,11 +32494,11 @@
         <w:annotationRef/>
       </w:r>
       <w:r>
-        <w:t xml:space="preserve">updated after the findings are revised. </w:t>
+        <w:t xml:space="preserve">we can't really conclude in qual research - only that we have suggestions </w:t>
       </w:r>
     </w:p>
   </w:comment>
-  <w:comment w:id="285" w:author="Beninger, Stefanie" w:date="2026-06-10T15:31:00Z" w:initials="BS">
+  <w:comment w:id="287" w:author="Beninger, Stefanie" w:date="2026-06-10T15:31:00Z" w:initials="BS">
     <w:p>
       <w:pPr>
         <w:pStyle w:val="CommentText"/>
@@ -32576,11 +32510,11 @@
         <w:annotationRef/>
       </w:r>
       <w:r>
-        <w:t xml:space="preserve">we can't really conclude in qual research - only that we have suggestions </w:t>
+        <w:t xml:space="preserve">update when figure is updated/finalized </w:t>
       </w:r>
     </w:p>
   </w:comment>
-  <w:comment w:id="288" w:author="Beninger, Stefanie" w:date="2026-06-10T15:31:00Z" w:initials="BS">
+  <w:comment w:id="291" w:author="Beninger, Stefanie" w:date="2026-06-10T15:33:00Z" w:initials="BS">
     <w:p>
       <w:pPr>
         <w:pStyle w:val="CommentText"/>
@@ -32592,11 +32526,11 @@
         <w:annotationRef/>
       </w:r>
       <w:r>
-        <w:t xml:space="preserve">update when figure is updated/finalized </w:t>
+        <w:t xml:space="preserve">this conclusion is a too long - keep it short about what it means for theory and practice. </w:t>
       </w:r>
     </w:p>
   </w:comment>
-  <w:comment w:id="292" w:author="Beninger, Stefanie" w:date="2026-06-10T15:33:00Z" w:initials="BS">
+  <w:comment w:id="292" w:author="Beninger, Stefanie" w:date="2026-06-10T15:32:00Z" w:initials="BS">
     <w:p>
       <w:pPr>
         <w:pStyle w:val="CommentText"/>
@@ -32608,11 +32542,11 @@
         <w:annotationRef/>
       </w:r>
       <w:r>
-        <w:t xml:space="preserve">this conclusion is a too long - keep it short about what it means for theory and practice. </w:t>
+        <w:t xml:space="preserve">if possible, bring the subquestions up to the discussion above and show how each where answered. revisited the subquestions in the intro as a result of your findings and see if they need to be refined. </w:t>
       </w:r>
     </w:p>
   </w:comment>
-  <w:comment w:id="293" w:author="Beninger, Stefanie" w:date="2026-06-10T15:32:00Z" w:initials="BS">
+  <w:comment w:id="293" w:author="Beninger, Stefanie" w:date="2026-06-10T15:33:00Z" w:initials="BS">
     <w:p>
       <w:pPr>
         <w:pStyle w:val="CommentText"/>
@@ -32624,7 +32558,7 @@
         <w:annotationRef/>
       </w:r>
       <w:r>
-        <w:t xml:space="preserve">if possible, bring the subquestions up to the discussion above and show how each where answered. revisited the subquestions in the intro as a result of your findings and see if they need to be refined. </w:t>
+        <w:t xml:space="preserve">This should be brought way up to the start of the theoretical contribution part. </w:t>
       </w:r>
     </w:p>
   </w:comment>
@@ -32640,11 +32574,11 @@
         <w:annotationRef/>
       </w:r>
       <w:r>
-        <w:t xml:space="preserve">This should be brought way up to the start of the theoretical contribution part. </w:t>
+        <w:t>yes! good stuff</w:t>
       </w:r>
     </w:p>
   </w:comment>
-  <w:comment w:id="295" w:author="Beninger, Stefanie" w:date="2026-06-10T15:33:00Z" w:initials="BS">
+  <w:comment w:id="299" w:author="Beninger, Stefanie" w:date="2026-06-10T15:34:00Z" w:initials="BS">
     <w:p>
       <w:pPr>
         <w:pStyle w:val="CommentText"/>
@@ -32656,7 +32590,7 @@
         <w:annotationRef/>
       </w:r>
       <w:r>
-        <w:t>yes! good stuff</w:t>
+        <w:t xml:space="preserve">avoid the word process - just model is sufficient </w:t>
       </w:r>
     </w:p>
   </w:comment>
@@ -32672,7 +32606,7 @@
         <w:annotationRef/>
       </w:r>
       <w:r>
-        <w:t xml:space="preserve">avoid the word process - just model is sufficient </w:t>
+        <w:t xml:space="preserve">update when figure finalized </w:t>
       </w:r>
     </w:p>
   </w:comment>
@@ -32688,11 +32622,11 @@
         <w:annotationRef/>
       </w:r>
       <w:r>
-        <w:t xml:space="preserve">update when figure finalized </w:t>
+        <w:t>put in the limitation section</w:t>
       </w:r>
     </w:p>
   </w:comment>
-  <w:comment w:id="302" w:author="Beninger, Stefanie" w:date="2026-06-10T15:34:00Z" w:initials="BS">
+  <w:comment w:id="302" w:author="Beninger, Stefanie" w:date="2026-06-10T15:35:00Z" w:initials="BS">
     <w:p>
       <w:pPr>
         <w:pStyle w:val="CommentText"/>
@@ -32704,11 +32638,11 @@
         <w:annotationRef/>
       </w:r>
       <w:r>
-        <w:t>put in the limitation section</w:t>
+        <w:t>awesome sentence to end the thesis on! :)</w:t>
       </w:r>
     </w:p>
   </w:comment>
-  <w:comment w:id="303" w:author="Beninger, Stefanie" w:date="2026-06-10T15:35:00Z" w:initials="BS">
+  <w:comment w:id="304" w:author="Beninger, Stefanie" w:date="2026-06-10T15:35:00Z" w:initials="BS">
     <w:p>
       <w:pPr>
         <w:pStyle w:val="CommentText"/>
@@ -32720,27 +32654,11 @@
         <w:annotationRef/>
       </w:r>
       <w:r>
-        <w:t>awesome sentence to end the thesis on! :)</w:t>
+        <w:t>triple check all these references, some are missing details for APA</w:t>
       </w:r>
     </w:p>
   </w:comment>
-  <w:comment w:id="305" w:author="Beninger, Stefanie" w:date="2026-06-10T15:35:00Z" w:initials="BS">
-    <w:p>
-      <w:pPr>
-        <w:pStyle w:val="CommentText"/>
-      </w:pPr>
-      <w:r>
-        <w:rPr>
-          <w:rStyle w:val="CommentReference"/>
-        </w:rPr>
-        <w:annotationRef/>
-      </w:r>
-      <w:r>
-        <w:t>triple check all these references, some are missing details for APA</w:t>
-      </w:r>
-    </w:p>
-  </w:comment>
-  <w:comment w:id="307" w:author="Daan Luttik" w:date="2026-05-03T19:41:00Z" w:initials="">
+  <w:comment w:id="306" w:author="Daan Luttik" w:date="2026-05-03T19:41:00Z" w:initials="">
     <w:p>
       <w:pPr>
         <w:widowControl w:val="0"/>
@@ -32773,7 +32691,7 @@
       </w:r>
     </w:p>
   </w:comment>
-  <w:comment w:id="306" w:author="Luttik, Daan" w:date="2026-06-09T21:38:00Z" w:initials="DL">
+  <w:comment w:id="305" w:author="Luttik, Daan" w:date="2026-06-09T21:38:00Z" w:initials="DL">
     <w:p>
       <w:pPr>
         <w:pStyle w:val="CommentText"/>
@@ -32790,7 +32708,7 @@
       </w:r>
     </w:p>
   </w:comment>
-  <w:comment w:id="308" w:author="Luttik, Daan" w:date="2026-06-09T21:42:00Z" w:initials="DL">
+  <w:comment w:id="307" w:author="Luttik, Daan" w:date="2026-06-09T21:42:00Z" w:initials="DL">
     <w:p>
       <w:pPr>
         <w:pStyle w:val="CommentText"/>
@@ -32807,7 +32725,7 @@
       </w:r>
     </w:p>
   </w:comment>
-  <w:comment w:id="310" w:author="Luttik, Daan" w:date="2026-06-09T21:42:00Z" w:initials="DL">
+  <w:comment w:id="309" w:author="Luttik, Daan" w:date="2026-06-09T21:42:00Z" w:initials="DL">
     <w:p>
       <w:pPr>
         <w:pStyle w:val="CommentText"/>
@@ -32824,7 +32742,7 @@
       </w:r>
     </w:p>
   </w:comment>
-  <w:comment w:id="311" w:author="Luttik, Daan" w:date="2026-06-09T21:43:00Z" w:initials="DL">
+  <w:comment w:id="310" w:author="Luttik, Daan" w:date="2026-06-09T21:43:00Z" w:initials="DL">
     <w:p>
       <w:pPr>
         <w:pStyle w:val="CommentText"/>
@@ -32841,7 +32759,7 @@
       </w:r>
     </w:p>
   </w:comment>
-  <w:comment w:id="312" w:author="Luttik, Daan" w:date="2026-06-09T21:43:00Z" w:initials="DL">
+  <w:comment w:id="311" w:author="Luttik, Daan" w:date="2026-06-09T21:43:00Z" w:initials="DL">
     <w:p>
       <w:pPr>
         <w:pStyle w:val="CommentText"/>
@@ -32858,7 +32776,7 @@
       </w:r>
     </w:p>
   </w:comment>
-  <w:comment w:id="313" w:author="Luttik, Daan" w:date="2026-06-09T21:45:00Z" w:initials="DL">
+  <w:comment w:id="312" w:author="Luttik, Daan" w:date="2026-06-09T21:45:00Z" w:initials="DL">
     <w:p>
       <w:pPr>
         <w:pStyle w:val="CommentText"/>
@@ -32875,7 +32793,7 @@
       </w:r>
     </w:p>
   </w:comment>
-  <w:comment w:id="317" w:author="Luttik, Daan" w:date="2026-06-09T21:46:00Z" w:initials="DL">
+  <w:comment w:id="316" w:author="Luttik, Daan" w:date="2026-06-09T21:46:00Z" w:initials="DL">
     <w:p>
       <w:pPr>
         <w:pStyle w:val="CommentText"/>
@@ -32892,7 +32810,7 @@
       </w:r>
     </w:p>
   </w:comment>
-  <w:comment w:id="318" w:author="Luttik, Daan" w:date="2026-06-09T21:48:00Z" w:initials="DL">
+  <w:comment w:id="317" w:author="Luttik, Daan" w:date="2026-06-09T21:48:00Z" w:initials="DL">
     <w:p>
       <w:pPr>
         <w:pStyle w:val="CommentText"/>
@@ -32909,7 +32827,7 @@
       </w:r>
     </w:p>
   </w:comment>
-  <w:comment w:id="319" w:author="Luttik, Daan" w:date="2026-06-09T21:49:00Z" w:initials="DL">
+  <w:comment w:id="318" w:author="Luttik, Daan" w:date="2026-06-09T21:49:00Z" w:initials="DL">
     <w:p>
       <w:pPr>
         <w:pStyle w:val="CommentText"/>
@@ -32926,7 +32844,7 @@
       </w:r>
     </w:p>
   </w:comment>
-  <w:comment w:id="321" w:author="Luttik, Daan" w:date="2026-06-09T22:12:00Z" w:initials="DL">
+  <w:comment w:id="320" w:author="Luttik, Daan" w:date="2026-06-09T22:12:00Z" w:initials="DL">
     <w:p>
       <w:pPr>
         <w:pStyle w:val="CommentText"/>
@@ -32943,7 +32861,7 @@
       </w:r>
     </w:p>
   </w:comment>
-  <w:comment w:id="320" w:author="Luttik, Daan" w:date="2026-06-09T21:49:00Z" w:initials="DL">
+  <w:comment w:id="319" w:author="Luttik, Daan" w:date="2026-06-09T21:49:00Z" w:initials="DL">
     <w:p>
       <w:pPr>
         <w:pStyle w:val="CommentText"/>
@@ -32960,7 +32878,7 @@
       </w:r>
     </w:p>
   </w:comment>
-  <w:comment w:id="322" w:author="Daan Luttik" w:date="2026-05-03T19:44:00Z" w:initials="">
+  <w:comment w:id="321" w:author="Daan Luttik" w:date="2026-05-03T19:44:00Z" w:initials="">
     <w:p>
       <w:pPr>
         <w:widowControl w:val="0"/>
@@ -32993,7 +32911,7 @@
       </w:r>
     </w:p>
   </w:comment>
-  <w:comment w:id="328" w:author="Luttik, Daan" w:date="2026-06-07T21:28:00Z" w:initials="DL">
+  <w:comment w:id="327" w:author="Luttik, Daan" w:date="2026-06-07T21:28:00Z" w:initials="DL">
     <w:p>
       <w:pPr>
         <w:pStyle w:val="CommentText"/>
@@ -36514,12 +36432,14 @@
   <w:style w:type="character" w:default="1" w:styleId="DefaultParagraphFont">
     <w:name w:val="Default Paragraph Font"/>
     <w:uiPriority w:val="1"/>
+    <w:semiHidden/>
     <w:unhideWhenUsed/>
   </w:style>
   <w:style w:type="table" w:default="1" w:styleId="TableNormal">
     <w:name w:val="Normal Table"/>
     <w:uiPriority w:val="99"/>
-    <w:rsid w:val="00600415"/>
+    <w:semiHidden/>
+    <w:unhideWhenUsed/>
     <w:tblPr>
       <w:tblInd w:w="0" w:type="dxa"/>
       <w:tblCellMar>
